--- a/fuentes/CFA3_135333_DU.docx
+++ b/fuentes/CFA3_135333_DU.docx
@@ -454,7 +454,7 @@
           <w:bCs/>
           <w:szCs w:val="28"/>
         </w:rPr>
-        <w:t>ya que,</w:t>
+        <w:t>ya que</w:t>
       </w:r>
       <w:r>
         <w:rPr>
@@ -1669,7 +1669,19 @@
         <w:t xml:space="preserve">     </w:t>
       </w:r>
       <w:r>
-        <w:t>Nota. SENA, 2026.</w:t>
+        <w:t xml:space="preserve">Nota. SENA, </w:t>
+      </w:r>
+      <w:r>
+        <w:t>(</w:t>
+      </w:r>
+      <w:r>
+        <w:t>2026</w:t>
+      </w:r>
+      <w:r>
+        <w:t>)</w:t>
+      </w:r>
+      <w:r>
+        <w:t>.</w:t>
       </w:r>
       <w:r>
         <w:t xml:space="preserve">                   </w:t>
@@ -1895,7 +1907,15 @@
             </w:r>
             <w:r>
               <w:lastRenderedPageBreak/>
-              <w:t>cumplen una razón social enfocada en que?</w:t>
+              <w:t xml:space="preserve">cumplen una razón social enfocada en </w:t>
+            </w:r>
+            <w:proofErr w:type="spellStart"/>
+            <w:r>
+              <w:t>que</w:t>
+            </w:r>
+            <w:proofErr w:type="spellEnd"/>
+            <w:r>
+              <w:t>?</w:t>
             </w:r>
             <w:r>
               <w:t xml:space="preserve"> justamente en la satisfacción de necesidades y en la generación de empleo. Entonces es importante que las personas que están recibiendo formación, comprendan como es el funcionamiento de las organizaciones según su tamaño, su persona jurídica (es decir, términos legales) según la actividad económica que desempeñen por tanto se dedicaran un tiempo considerable para entender justamente sobre el funcionamiento de las empresas.</w:t>
@@ -2370,15 +2390,7 @@
           <w:szCs w:val="28"/>
           <w:lang w:val="es-419"/>
         </w:rPr>
-        <w:t>perspectiva legal. En este orden de ideas, surgen algunos conceptos que se deben apropiar:</w:t>
-      </w:r>
-      <w:r>
-        <w:rPr>
-          <w:rFonts w:ascii="Calibri" w:hAnsi="Calibri" w:cs="Calibri"/>
-          <w:szCs w:val="28"/>
-          <w:lang w:val="es-419"/>
-        </w:rPr>
-        <w:t xml:space="preserve"> descargar</w:t>
+        <w:t>perspectiva legal. En este orden de ideas, surgen algunos conceptos que se deben apropiar: descargar</w:t>
       </w:r>
       <w:r>
         <w:rPr>
@@ -2568,15 +2580,7 @@
           <w:szCs w:val="28"/>
           <w:lang w:val="es-419"/>
         </w:rPr>
-        <w:t>: e</w:t>
-      </w:r>
-      <w:r>
-        <w:rPr>
-          <w:rFonts w:ascii="Calibri" w:hAnsi="Calibri" w:cs="Calibri"/>
-          <w:szCs w:val="28"/>
-          <w:lang w:val="es-419"/>
-        </w:rPr>
-        <w:t>sta es la orientación tradicional de las empresas, donde la línea de mando va de arriba hacia abajo.</w:t>
+        <w:t>: esta es la orientación tradicional de las empresas, donde la línea de mando va de arriba hacia abajo.</w:t>
       </w:r>
     </w:p>
     <w:p>
@@ -2764,323 +2768,315 @@
           <w:szCs w:val="28"/>
           <w:lang w:val="es-419"/>
         </w:rPr>
-        <w:t>: r</w:t>
-      </w:r>
-      <w:r>
+        <w:t>: representa una combinación de la estructura vertical a nivel de mando y dentro de cada proceso / área hay una estructura.</w:t>
+      </w:r>
+    </w:p>
+    <w:p>
+      <w:pPr>
         <w:rPr>
           <w:rFonts w:ascii="Calibri" w:hAnsi="Calibri" w:cs="Calibri"/>
           <w:szCs w:val="28"/>
           <w:lang w:val="es-419"/>
         </w:rPr>
-        <w:t>epresenta una combinación de la estructura vertical a nivel de mando y dentro de cada proceso / área hay una estructura.</w:t>
-      </w:r>
-    </w:p>
-    <w:p>
-      <w:pPr>
+      </w:pPr>
+      <w:r>
+        <w:rPr>
+          <w:rFonts w:ascii="Calibri" w:hAnsi="Calibri" w:cs="Calibri"/>
+          <w:b/>
+          <w:bCs/>
+          <w:szCs w:val="28"/>
+          <w:lang w:val="es-419"/>
+        </w:rPr>
+        <w:t>Positivo:</w:t>
+      </w:r>
+      <w:r>
         <w:rPr>
           <w:rFonts w:ascii="Calibri" w:hAnsi="Calibri" w:cs="Calibri"/>
           <w:szCs w:val="28"/>
           <w:lang w:val="es-419"/>
         </w:rPr>
-      </w:pPr>
-      <w:r>
-        <w:rPr>
-          <w:rFonts w:ascii="Calibri" w:hAnsi="Calibri" w:cs="Calibri"/>
-          <w:b/>
-          <w:bCs/>
-          <w:szCs w:val="28"/>
-          <w:lang w:val="es-419"/>
-        </w:rPr>
-        <w:t>Positivo:</w:t>
-      </w:r>
-      <w:r>
+        <w:t xml:space="preserve"> mezclan lo mejor de cada tipo de estructura, por tanto, son prácticos y funcionales.</w:t>
+      </w:r>
+    </w:p>
+    <w:p>
+      <w:pPr>
         <w:rPr>
           <w:rFonts w:ascii="Calibri" w:hAnsi="Calibri" w:cs="Calibri"/>
           <w:szCs w:val="28"/>
           <w:lang w:val="es-419"/>
         </w:rPr>
-        <w:t xml:space="preserve"> mezclan lo mejor de cada tipo de estructura, por tanto, son prácticos y funcionales.</w:t>
-      </w:r>
-    </w:p>
-    <w:p>
-      <w:pPr>
+      </w:pPr>
+      <w:r>
+        <w:rPr>
+          <w:rFonts w:ascii="Calibri" w:hAnsi="Calibri" w:cs="Calibri"/>
+          <w:b/>
+          <w:bCs/>
+          <w:szCs w:val="28"/>
+          <w:lang w:val="es-419"/>
+        </w:rPr>
+        <w:t>Desventaja</w:t>
+      </w:r>
+      <w:r>
         <w:rPr>
           <w:rFonts w:ascii="Calibri" w:hAnsi="Calibri" w:cs="Calibri"/>
           <w:szCs w:val="28"/>
           <w:lang w:val="es-419"/>
         </w:rPr>
-      </w:pPr>
-      <w:r>
-        <w:rPr>
-          <w:rFonts w:ascii="Calibri" w:hAnsi="Calibri" w:cs="Calibri"/>
-          <w:b/>
-          <w:bCs/>
-          <w:szCs w:val="28"/>
-          <w:lang w:val="es-419"/>
-        </w:rPr>
-        <w:t>Desventaja</w:t>
-      </w:r>
-      <w:r>
+        <w:t>: en la práctica pueden ser complejos de estructurar porque están basado s en conceptos individualmente contradictorios.</w:t>
+      </w:r>
+    </w:p>
+    <w:p>
+      <w:pPr>
         <w:rPr>
           <w:rFonts w:ascii="Calibri" w:hAnsi="Calibri" w:cs="Calibri"/>
           <w:szCs w:val="28"/>
           <w:lang w:val="es-419"/>
         </w:rPr>
-        <w:t>: en la práctica pueden ser complejos de estructurar porque están basado s en conceptos individualmente contradictorios.</w:t>
-      </w:r>
-    </w:p>
-    <w:p>
-      <w:pPr>
+      </w:pPr>
+      <w:r>
         <w:rPr>
           <w:rFonts w:ascii="Calibri" w:hAnsi="Calibri" w:cs="Calibri"/>
           <w:szCs w:val="28"/>
           <w:lang w:val="es-419"/>
         </w:rPr>
-      </w:pPr>
+        <w:t xml:space="preserve">En Colombia, muchas de las empresas operan con estructuras verticales donde las áreas están estructuradas a partir de organigramas (cartas organizacionales) donde se tienen unos líderes, que gestionan los equipos y reportan a sus jefes, que siempre </w:t>
+      </w:r>
       <w:r>
         <w:rPr>
           <w:rFonts w:ascii="Calibri" w:hAnsi="Calibri" w:cs="Calibri"/>
           <w:szCs w:val="28"/>
           <w:lang w:val="es-419"/>
         </w:rPr>
-        <w:t xml:space="preserve">En Colombia, muchas de las empresas operan con estructuras verticales donde las áreas están estructuradas a partir de organigramas (cartas organizacionales) donde se tienen unos líderes, que gestionan los equipos y reportan a sus jefes, que siempre </w:t>
-      </w:r>
-      <w:r>
+        <w:lastRenderedPageBreak/>
+        <w:t>están por encima de ellos; sin embargo, en varias empresas, especialmente del sector servicios, del sector de la tecnología y otras lideradas por personas jóvenes, las estructuras circulares comienzan a ganar participación, apareciendo en el centro de la organización el cliente.</w:t>
+      </w:r>
+    </w:p>
+    <w:p>
+      <w:pPr>
         <w:rPr>
           <w:rFonts w:ascii="Calibri" w:hAnsi="Calibri" w:cs="Calibri"/>
           <w:szCs w:val="28"/>
           <w:lang w:val="es-419"/>
         </w:rPr>
-        <w:lastRenderedPageBreak/>
-        <w:t>están por encima de ellos; sin embargo, en varias empresas, especialmente del sector servicios, del sector de la tecnología y otras lideradas por personas jóvenes, las estructuras circulares comienzan a ganar participación, apareciendo en el centro de la organización el cliente.</w:t>
-      </w:r>
-    </w:p>
-    <w:p>
-      <w:pPr>
+      </w:pPr>
+      <w:r>
         <w:rPr>
           <w:rFonts w:ascii="Calibri" w:hAnsi="Calibri" w:cs="Calibri"/>
           <w:szCs w:val="28"/>
           <w:lang w:val="es-419"/>
         </w:rPr>
-      </w:pPr>
-      <w:r>
+        <w:t>Podría decirse entonces que las organizaciones de acuerdo con su planeación estratégica y la visión de sus entes de dirección elegirán cuál es la estructura a implementar, lo que no solo se reflejará en sus líneas de mando y decisión, sino también en su cultura organizacional, representando así los valores y prácticas que personifican la marca y sus colaboradores.</w:t>
+      </w:r>
+    </w:p>
+    <w:p>
+      <w:pPr>
+        <w:rPr>
+          <w:rFonts w:ascii="Calibri" w:hAnsi="Calibri" w:cs="Calibri"/>
+          <w:b/>
+          <w:bCs/>
+          <w:szCs w:val="28"/>
+          <w:lang w:val="es-419"/>
+        </w:rPr>
+      </w:pPr>
+      <w:r>
+        <w:rPr>
+          <w:rFonts w:ascii="Calibri" w:hAnsi="Calibri" w:cs="Calibri"/>
+          <w:b/>
+          <w:bCs/>
+          <w:szCs w:val="28"/>
+          <w:lang w:val="es-419"/>
+        </w:rPr>
+        <w:t>Las empresas, la inclusión y la discapacidad</w:t>
+      </w:r>
+    </w:p>
+    <w:p>
+      <w:pPr>
         <w:rPr>
           <w:rFonts w:ascii="Calibri" w:hAnsi="Calibri" w:cs="Calibri"/>
           <w:szCs w:val="28"/>
           <w:lang w:val="es-419"/>
         </w:rPr>
-        <w:t>Podría decirse entonces que las organizaciones de acuerdo con su planeación estratégica y la visión de sus entes de dirección elegirán cuál es la estructura a implementar, lo que no solo se reflejará en sus líneas de mando y decisión, sino también en su cultura organizacional, representando así los valores y prácticas que personifican la marca y sus colaboradores.</w:t>
-      </w:r>
-    </w:p>
-    <w:p>
-      <w:pPr>
-        <w:rPr>
-          <w:rFonts w:ascii="Calibri" w:hAnsi="Calibri" w:cs="Calibri"/>
-          <w:b/>
-          <w:bCs/>
-          <w:szCs w:val="28"/>
-          <w:lang w:val="es-419"/>
-        </w:rPr>
-      </w:pPr>
-      <w:r>
-        <w:rPr>
-          <w:rFonts w:ascii="Calibri" w:hAnsi="Calibri" w:cs="Calibri"/>
-          <w:b/>
-          <w:bCs/>
-          <w:szCs w:val="28"/>
-          <w:lang w:val="es-419"/>
-        </w:rPr>
-        <w:t>Las empresas, la inclusión y la discapacidad</w:t>
-      </w:r>
-    </w:p>
-    <w:p>
-      <w:pPr>
+      </w:pPr>
+      <w:r>
         <w:rPr>
           <w:rFonts w:ascii="Calibri" w:hAnsi="Calibri" w:cs="Calibri"/>
           <w:szCs w:val="28"/>
           <w:lang w:val="es-419"/>
         </w:rPr>
-      </w:pPr>
-      <w:r>
+        <w:t>Muchas empresas hoy en día desarrollan al interior de sus organizaciones programas de Responsabilidad Social Empresarial (RSE) donde plasman la forma cómo contribuirán a la sociedad, es algo así como la retribución por los recursos que de ella reciben y este es un aspecto muy bien valorado, máxime cuando estas acciones no solo se verán reflejadas en temas sociales, sino también ambientales, tributarios y económicos, por ejemplo, hay estudios que muestran explícitamente cómo los consumidores están dispuestos a pagar un poco más cuando van a adquirir bienes o servicios de empresas socialmente responsables.</w:t>
+      </w:r>
+    </w:p>
+    <w:p>
+      <w:pPr>
         <w:rPr>
           <w:rFonts w:ascii="Calibri" w:hAnsi="Calibri" w:cs="Calibri"/>
           <w:szCs w:val="28"/>
           <w:lang w:val="es-419"/>
         </w:rPr>
-        <w:t>Muchas empresas hoy en día desarrollan al interior de sus organizaciones programas de Responsabilidad Social Empresarial (RSE) donde plasman la forma cómo contribuirán a la sociedad, es algo así como la retribución por los recursos que de ella reciben y este es un aspecto muy bien valorado, máxime cuando estas acciones no solo se verán reflejadas en temas sociales, sino también ambientales, tributarios y económicos, por ejemplo, hay estudios que muestran explícitamente cómo los consumidores están dispuestos a pagar un poco más cuando van a adquirir bienes o servicios de empresas socialmente responsables.</w:t>
-      </w:r>
-    </w:p>
-    <w:p>
-      <w:pPr>
+      </w:pPr>
+      <w:r>
         <w:rPr>
           <w:rFonts w:ascii="Calibri" w:hAnsi="Calibri" w:cs="Calibri"/>
           <w:szCs w:val="28"/>
           <w:lang w:val="es-419"/>
         </w:rPr>
-      </w:pPr>
+        <w:t xml:space="preserve">En este sentido, la inclusión y el reconocimiento de la diversidad es uno de los pilares dentro de la responsabilidad social empresarial, antes este podía ser un tema exclusivo de las entidades públicas; sin embargo, ahora se ve cómo desde las grandes empresas hasta los emprendedores dan ejemplo de ello, hoy en día temas tan aparentemente sencillos como la accesibilidad a las instalaciones de una empresa para </w:t>
+      </w:r>
       <w:r>
         <w:rPr>
           <w:rFonts w:ascii="Calibri" w:hAnsi="Calibri" w:cs="Calibri"/>
           <w:szCs w:val="28"/>
           <w:lang w:val="es-419"/>
         </w:rPr>
-        <w:t xml:space="preserve">En este sentido, la inclusión y el reconocimiento de la diversidad es uno de los pilares dentro de la responsabilidad social empresarial, antes este podía ser un tema exclusivo de las entidades públicas; sin embargo, ahora se ve cómo desde las grandes empresas hasta los emprendedores dan ejemplo de ello, hoy en día temas tan aparentemente sencillos como la accesibilidad a las instalaciones de una empresa para </w:t>
-      </w:r>
-      <w:r>
+        <w:lastRenderedPageBreak/>
+        <w:t>personas con discapacidad da un signo claro de cómo una empresa o marca aborda esta temática.</w:t>
+      </w:r>
+    </w:p>
+    <w:p>
+      <w:pPr>
         <w:rPr>
           <w:rFonts w:ascii="Calibri" w:hAnsi="Calibri" w:cs="Calibri"/>
           <w:szCs w:val="28"/>
           <w:lang w:val="es-419"/>
         </w:rPr>
-        <w:lastRenderedPageBreak/>
-        <w:t>personas con discapacidad da un signo claro de cómo una empresa o marca aborda esta temática.</w:t>
-      </w:r>
-    </w:p>
-    <w:p>
-      <w:pPr>
+      </w:pPr>
+      <w:r>
         <w:rPr>
           <w:rFonts w:ascii="Calibri" w:hAnsi="Calibri" w:cs="Calibri"/>
           <w:szCs w:val="28"/>
           <w:lang w:val="es-419"/>
         </w:rPr>
-      </w:pPr>
-      <w:r>
+        <w:t>En temas de discapacidad ahora la pregunta a resolver es ¿cómo las empresas implementan políticas o programas para la inclusión en temas de discapacidad?, en el siguiente esquema se muestra una propuesta para implementar en una empresa un protocolo de atención a personas en condición de discapacidad:</w:t>
+      </w:r>
+    </w:p>
+    <w:p>
+      <w:pPr>
+        <w:rPr>
+          <w:rFonts w:ascii="Calibri" w:hAnsi="Calibri" w:cs="Calibri"/>
+          <w:b/>
+          <w:bCs/>
+          <w:szCs w:val="28"/>
+          <w:lang w:val="es-419"/>
+        </w:rPr>
+      </w:pPr>
+      <w:r>
+        <w:rPr>
+          <w:rFonts w:ascii="Calibri" w:hAnsi="Calibri" w:cs="Calibri"/>
+          <w:b/>
+          <w:bCs/>
+          <w:szCs w:val="28"/>
+          <w:lang w:val="es-419"/>
+        </w:rPr>
+        <w:t>Compromiso por parte de la dirección</w:t>
+      </w:r>
+    </w:p>
+    <w:p>
+      <w:pPr>
         <w:rPr>
           <w:rFonts w:ascii="Calibri" w:hAnsi="Calibri" w:cs="Calibri"/>
           <w:szCs w:val="28"/>
           <w:lang w:val="es-419"/>
         </w:rPr>
-        <w:t>En temas de discapacidad ahora la pregunta a resolver es ¿cómo las empresas implementan políticas o programas para la inclusión en temas de discapacidad?, en el siguiente esquema se muestra una propuesta para implementar en una empresa un protocolo de atención a personas en condición de discapacidad:</w:t>
-      </w:r>
-    </w:p>
-    <w:p>
-      <w:pPr>
-        <w:rPr>
-          <w:rFonts w:ascii="Calibri" w:hAnsi="Calibri" w:cs="Calibri"/>
-          <w:b/>
-          <w:bCs/>
-          <w:szCs w:val="28"/>
-          <w:lang w:val="es-419"/>
-        </w:rPr>
-      </w:pPr>
-      <w:r>
-        <w:rPr>
-          <w:rFonts w:ascii="Calibri" w:hAnsi="Calibri" w:cs="Calibri"/>
-          <w:b/>
-          <w:bCs/>
-          <w:szCs w:val="28"/>
-          <w:lang w:val="es-419"/>
-        </w:rPr>
-        <w:t>Compromiso por parte de la dirección</w:t>
-      </w:r>
-    </w:p>
-    <w:p>
-      <w:pPr>
+      </w:pPr>
+      <w:r>
         <w:rPr>
           <w:rFonts w:ascii="Calibri" w:hAnsi="Calibri" w:cs="Calibri"/>
           <w:szCs w:val="28"/>
           <w:lang w:val="es-419"/>
         </w:rPr>
-      </w:pPr>
-      <w:r>
+        <w:t>Definir política de discapacidad. Socializarlas con los colaboradores en todos los niveles.</w:t>
+      </w:r>
+    </w:p>
+    <w:p>
+      <w:pPr>
+        <w:rPr>
+          <w:rFonts w:ascii="Calibri" w:hAnsi="Calibri" w:cs="Calibri"/>
+          <w:b/>
+          <w:bCs/>
+          <w:szCs w:val="28"/>
+          <w:lang w:val="es-419"/>
+        </w:rPr>
+      </w:pPr>
+      <w:r>
+        <w:rPr>
+          <w:rFonts w:ascii="Calibri" w:hAnsi="Calibri" w:cs="Calibri"/>
+          <w:b/>
+          <w:bCs/>
+          <w:szCs w:val="28"/>
+          <w:lang w:val="es-419"/>
+        </w:rPr>
+        <w:t>Documentar el protocolo de discapacidad</w:t>
+      </w:r>
+    </w:p>
+    <w:p>
+      <w:pPr>
         <w:rPr>
           <w:rFonts w:ascii="Calibri" w:hAnsi="Calibri" w:cs="Calibri"/>
           <w:szCs w:val="28"/>
           <w:lang w:val="es-419"/>
         </w:rPr>
-        <w:t>Definir política de discapacidad. Socializarlas con los colaboradores en todos los niveles.</w:t>
-      </w:r>
-    </w:p>
-    <w:p>
-      <w:pPr>
-        <w:rPr>
-          <w:rFonts w:ascii="Calibri" w:hAnsi="Calibri" w:cs="Calibri"/>
-          <w:b/>
-          <w:bCs/>
-          <w:szCs w:val="28"/>
-          <w:lang w:val="es-419"/>
-        </w:rPr>
-      </w:pPr>
-      <w:r>
-        <w:rPr>
-          <w:rFonts w:ascii="Calibri" w:hAnsi="Calibri" w:cs="Calibri"/>
-          <w:b/>
-          <w:bCs/>
-          <w:szCs w:val="28"/>
-          <w:lang w:val="es-419"/>
-        </w:rPr>
-        <w:t>Documentar el protocolo de discapacidad</w:t>
-      </w:r>
-    </w:p>
-    <w:p>
-      <w:pPr>
+      </w:pPr>
+      <w:r>
         <w:rPr>
           <w:rFonts w:ascii="Calibri" w:hAnsi="Calibri" w:cs="Calibri"/>
           <w:szCs w:val="28"/>
           <w:lang w:val="es-419"/>
         </w:rPr>
-      </w:pPr>
-      <w:r>
+        <w:t>Documentar el protocolo incluyendo glosario, alcance y acciones a realizar.</w:t>
+      </w:r>
+    </w:p>
+    <w:p>
+      <w:pPr>
+        <w:rPr>
+          <w:rFonts w:ascii="Calibri" w:hAnsi="Calibri" w:cs="Calibri"/>
+          <w:b/>
+          <w:bCs/>
+          <w:szCs w:val="28"/>
+          <w:lang w:val="es-419"/>
+        </w:rPr>
+      </w:pPr>
+      <w:r>
+        <w:rPr>
+          <w:rFonts w:ascii="Calibri" w:hAnsi="Calibri" w:cs="Calibri"/>
+          <w:b/>
+          <w:bCs/>
+          <w:szCs w:val="28"/>
+          <w:lang w:val="es-419"/>
+        </w:rPr>
+        <w:t>Garantizar la implementación del protocolo</w:t>
+      </w:r>
+    </w:p>
+    <w:p>
+      <w:pPr>
         <w:rPr>
           <w:rFonts w:ascii="Calibri" w:hAnsi="Calibri" w:cs="Calibri"/>
           <w:szCs w:val="28"/>
           <w:lang w:val="es-419"/>
         </w:rPr>
-        <w:t>Documentar el protocolo incluyendo glosario, alcance y acciones a realizar.</w:t>
-      </w:r>
-    </w:p>
-    <w:p>
-      <w:pPr>
-        <w:rPr>
-          <w:rFonts w:ascii="Calibri" w:hAnsi="Calibri" w:cs="Calibri"/>
-          <w:b/>
-          <w:bCs/>
-          <w:szCs w:val="28"/>
-          <w:lang w:val="es-419"/>
-        </w:rPr>
-      </w:pPr>
-      <w:r>
-        <w:rPr>
-          <w:rFonts w:ascii="Calibri" w:hAnsi="Calibri" w:cs="Calibri"/>
-          <w:b/>
-          <w:bCs/>
-          <w:szCs w:val="28"/>
-          <w:lang w:val="es-419"/>
-        </w:rPr>
-        <w:t>Garantizar la implementación del protocolo</w:t>
-      </w:r>
-    </w:p>
-    <w:p>
-      <w:pPr>
+      </w:pPr>
+      <w:r>
         <w:rPr>
           <w:rFonts w:ascii="Calibri" w:hAnsi="Calibri" w:cs="Calibri"/>
           <w:szCs w:val="28"/>
           <w:lang w:val="es-419"/>
         </w:rPr>
-      </w:pPr>
-      <w:r>
+        <w:t>Realizar seguimiento a cómo está operando el protocolo y cómo es evaluado el tema de por parte de la población impactada.</w:t>
+      </w:r>
+    </w:p>
+    <w:p>
+      <w:pPr>
         <w:rPr>
           <w:rFonts w:ascii="Calibri" w:hAnsi="Calibri" w:cs="Calibri"/>
           <w:szCs w:val="28"/>
           <w:lang w:val="es-419"/>
         </w:rPr>
-        <w:t>Realizar seguimiento a cómo está operando el protocolo y cómo es evaluado el tema de por parte de la población impactada.</w:t>
-      </w:r>
-    </w:p>
-    <w:p>
-      <w:pPr>
+      </w:pPr>
+      <w:r>
         <w:rPr>
           <w:rFonts w:ascii="Calibri" w:hAnsi="Calibri" w:cs="Calibri"/>
           <w:szCs w:val="28"/>
           <w:lang w:val="es-419"/>
         </w:rPr>
-      </w:pPr>
-      <w:r>
-        <w:rPr>
-          <w:rFonts w:ascii="Calibri" w:hAnsi="Calibri" w:cs="Calibri"/>
-          <w:szCs w:val="28"/>
-          <w:lang w:val="es-419"/>
-        </w:rPr>
         <w:t>Por ejemplo, el SENA como parte del compromiso de la Dirección, tiene dos marcos normativos para dar lineamientos en el actuar de la entidad en temas de discapacidad. En la Resolución 01726 de 2014 se adopta la política institucional para la atención de personas con discapacidad y en el Acuerdo 010 de 2016 se adopta la política de atención con enfoque pluralista y diferencial.</w:t>
       </w:r>
     </w:p>
@@ -3179,20 +3175,116 @@
         <w:rPr>
           <w:bCs/>
         </w:rPr>
-        <w:t>́ conectado digitalmente y como parte de ello toda organización que posea un nivel de funcionamiento con orientación a los procesos cuenta en su compañía con diferentes aplicaciones o programas que ayudan a sistematizar la información, la cual es en primera instancia la relevancia de este tipo de sistemas.</w:t>
-      </w:r>
-    </w:p>
-    <w:p>
-      <w:pPr>
-        <w:rPr>
-          <w:bCs/>
-        </w:rPr>
-      </w:pPr>
-      <w:r>
-        <w:rPr>
-          <w:bCs/>
-        </w:rPr>
-        <w:t>A continuación, se enunciarán algunas definiciones complementarias que permitirán orientar mejor el concepto de sistemas de información, también denominados coloquialmente como S.I.:</w:t>
+        <w:t xml:space="preserve">́ conectado digitalmente y como parte de ello toda </w:t>
+      </w:r>
+      <w:r>
+        <w:rPr>
+          <w:bCs/>
+        </w:rPr>
+        <w:t>organización</w:t>
+      </w:r>
+      <w:r>
+        <w:rPr>
+          <w:bCs/>
+        </w:rPr>
+        <w:t xml:space="preserve"> que posea un nivel de funcionamiento con </w:t>
+      </w:r>
+      <w:r>
+        <w:rPr>
+          <w:bCs/>
+        </w:rPr>
+        <w:t>orientación</w:t>
+      </w:r>
+      <w:r>
+        <w:rPr>
+          <w:bCs/>
+        </w:rPr>
+        <w:t xml:space="preserve"> a los procesos cuenta en su </w:t>
+      </w:r>
+      <w:r>
+        <w:rPr>
+          <w:bCs/>
+        </w:rPr>
+        <w:t>compañía</w:t>
+      </w:r>
+      <w:r>
+        <w:rPr>
+          <w:bCs/>
+        </w:rPr>
+        <w:t xml:space="preserve"> con diferentes aplicaciones o programas que ayudan a sistematizar la </w:t>
+      </w:r>
+      <w:r>
+        <w:rPr>
+          <w:bCs/>
+        </w:rPr>
+        <w:t>información</w:t>
+      </w:r>
+      <w:r>
+        <w:rPr>
+          <w:bCs/>
+        </w:rPr>
+        <w:t>, la cual es en primera instancia la relevancia de este tipo de sistemas.</w:t>
+      </w:r>
+    </w:p>
+    <w:p>
+      <w:pPr>
+        <w:rPr>
+          <w:bCs/>
+        </w:rPr>
+      </w:pPr>
+      <w:r>
+        <w:rPr>
+          <w:bCs/>
+        </w:rPr>
+        <w:t xml:space="preserve">A </w:t>
+      </w:r>
+      <w:r>
+        <w:rPr>
+          <w:bCs/>
+        </w:rPr>
+        <w:t>continuación</w:t>
+      </w:r>
+      <w:r>
+        <w:rPr>
+          <w:bCs/>
+        </w:rPr>
+        <w:t xml:space="preserve">, se </w:t>
+      </w:r>
+      <w:r>
+        <w:rPr>
+          <w:bCs/>
+        </w:rPr>
+        <w:t>enunciarán</w:t>
+      </w:r>
+      <w:r>
+        <w:rPr>
+          <w:bCs/>
+        </w:rPr>
+        <w:t xml:space="preserve"> algunas definiciones complementarias que permitirán orientar mejor el concepto de sistemas de </w:t>
+      </w:r>
+      <w:r>
+        <w:rPr>
+          <w:bCs/>
+        </w:rPr>
+        <w:t>información</w:t>
+      </w:r>
+      <w:r>
+        <w:rPr>
+          <w:bCs/>
+        </w:rPr>
+        <w:t xml:space="preserve">, </w:t>
+      </w:r>
+      <w:r>
+        <w:rPr>
+          <w:bCs/>
+        </w:rPr>
+        <w:t>también</w:t>
+      </w:r>
+      <w:r>
+        <w:rPr>
+          <w:bCs/>
+        </w:rPr>
+        <w:t xml:space="preserve"> denominados coloquialmente como S.I.:</w:t>
       </w:r>
     </w:p>
     <w:p>
@@ -3621,19 +3713,7 @@
         <w:rPr>
           <w:bCs/>
         </w:rPr>
-        <w:t xml:space="preserve">Vale la pena mencionar </w:t>
-      </w:r>
-      <w:r>
-        <w:rPr>
-          <w:bCs/>
-        </w:rPr>
-        <w:t>que,</w:t>
-      </w:r>
-      <w:r>
-        <w:rPr>
-          <w:bCs/>
-        </w:rPr>
-        <w:t xml:space="preserve"> a nivel general, entre mayor sea el tamaño de la empresa mayor será la probabilidad que incorpore varios o todos estos tipos de </w:t>
+        <w:t xml:space="preserve">Vale la pena mencionar que, a nivel general, entre mayor sea el tamaño de la empresa mayor será la probabilidad que incorpore varios o todos estos tipos de </w:t>
       </w:r>
       <w:r>
         <w:rPr>
@@ -3758,7 +3838,31 @@
         <w:rPr>
           <w:bCs/>
         </w:rPr>
-        <w:t>Nota. SENA,2026.</w:t>
+        <w:t>Nota. SENA,</w:t>
+      </w:r>
+      <w:r>
+        <w:rPr>
+          <w:bCs/>
+        </w:rPr>
+        <w:t xml:space="preserve"> (</w:t>
+      </w:r>
+      <w:r>
+        <w:rPr>
+          <w:bCs/>
+        </w:rPr>
+        <w:t>2026</w:t>
+      </w:r>
+      <w:r>
+        <w:rPr>
+          <w:bCs/>
+        </w:rPr>
+        <w:t>)</w:t>
+      </w:r>
+      <w:r>
+        <w:rPr>
+          <w:bCs/>
+        </w:rPr>
+        <w:t>.</w:t>
       </w:r>
     </w:p>
     <w:p>
@@ -4345,6 +4449,7 @@
       </w:pPr>
       <w:r>
         <w:rPr>
+          <w:noProof/>
           <w:lang w:val="es-419" w:eastAsia="es-CO"/>
         </w:rPr>
         <w:drawing>
@@ -4394,7 +4499,31 @@
         <w:rPr>
           <w:lang w:val="es-419" w:eastAsia="es-CO"/>
         </w:rPr>
-        <w:t>Nota. SENA, 2026.</w:t>
+        <w:t xml:space="preserve">Nota. SENA, </w:t>
+      </w:r>
+      <w:r>
+        <w:rPr>
+          <w:lang w:val="es-419" w:eastAsia="es-CO"/>
+        </w:rPr>
+        <w:t>(</w:t>
+      </w:r>
+      <w:r>
+        <w:rPr>
+          <w:lang w:val="es-419" w:eastAsia="es-CO"/>
+        </w:rPr>
+        <w:t>2026</w:t>
+      </w:r>
+      <w:r>
+        <w:rPr>
+          <w:lang w:val="es-419" w:eastAsia="es-CO"/>
+        </w:rPr>
+        <w:t>)</w:t>
+      </w:r>
+      <w:r>
+        <w:rPr>
+          <w:lang w:val="es-419" w:eastAsia="es-CO"/>
+        </w:rPr>
+        <w:t>.</w:t>
       </w:r>
     </w:p>
     <w:p>
@@ -5069,7 +5198,31 @@
         <w:rPr>
           <w:lang w:val="es-419" w:eastAsia="es-CO"/>
         </w:rPr>
-        <w:t>Nota. SENA, 2026.</w:t>
+        <w:t xml:space="preserve">Nota. SENA, </w:t>
+      </w:r>
+      <w:r>
+        <w:rPr>
+          <w:lang w:val="es-419" w:eastAsia="es-CO"/>
+        </w:rPr>
+        <w:t>(</w:t>
+      </w:r>
+      <w:r>
+        <w:rPr>
+          <w:lang w:val="es-419" w:eastAsia="es-CO"/>
+        </w:rPr>
+        <w:t>2026</w:t>
+      </w:r>
+      <w:r>
+        <w:rPr>
+          <w:lang w:val="es-419" w:eastAsia="es-CO"/>
+        </w:rPr>
+        <w:t>)</w:t>
+      </w:r>
+      <w:r>
+        <w:rPr>
+          <w:lang w:val="es-419" w:eastAsia="es-CO"/>
+        </w:rPr>
+        <w:t>.</w:t>
       </w:r>
     </w:p>
     <w:p>
@@ -5560,13 +5713,31 @@
         </w:rPr>
         <w:t xml:space="preserve">Las bases de datos de texto completo posibilitan la búsqueda de información a partir de </w:t>
       </w:r>
+      <w:proofErr w:type="spellStart"/>
       <w:r>
         <w:rPr>
           <w:rStyle w:val="Extranjerismo"/>
           <w:lang w:val="es-419" w:eastAsia="es-CO"/>
         </w:rPr>
-        <w:t>key words</w:t>
-      </w:r>
+        <w:t>key</w:t>
+      </w:r>
+      <w:proofErr w:type="spellEnd"/>
+      <w:r>
+        <w:rPr>
+          <w:rStyle w:val="Extranjerismo"/>
+          <w:lang w:val="es-419" w:eastAsia="es-CO"/>
+        </w:rPr>
+        <w:t xml:space="preserve"> </w:t>
+      </w:r>
+      <w:proofErr w:type="spellStart"/>
+      <w:r>
+        <w:rPr>
+          <w:rStyle w:val="Extranjerismo"/>
+          <w:lang w:val="es-419" w:eastAsia="es-CO"/>
+        </w:rPr>
+        <w:t>words</w:t>
+      </w:r>
+      <w:proofErr w:type="spellEnd"/>
       <w:r>
         <w:rPr>
           <w:lang w:val="es-419" w:eastAsia="es-CO"/>
@@ -5675,7 +5846,21 @@
         <w:rPr>
           <w:lang w:val="es-419" w:eastAsia="es-CO"/>
         </w:rPr>
-        <w:t xml:space="preserve">Ambos tipos de bases de datos (transaccionales y relacionales) están desarrolladas bajo plataformas denominadas motores de bases de datos como Access, MySQL, Oracle, entre otras y estas a su vez se encuentran conectadas con lenguajes de programación, es decir, con códigos específicos, tales como Phyton, C++, Visual Basic, HTML, etc. y en este sentido la combinación entre un motor de base de datos y el lenguaje de programación da como resultado </w:t>
+        <w:t xml:space="preserve">Ambos tipos de bases de datos (transaccionales y relacionales) están desarrolladas bajo plataformas denominadas motores de bases de datos como Access, MySQL, Oracle, entre otras y estas a su vez se encuentran conectadas con lenguajes de programación, es decir, con códigos específicos, tales como </w:t>
+      </w:r>
+      <w:proofErr w:type="spellStart"/>
+      <w:r>
+        <w:rPr>
+          <w:lang w:val="es-419" w:eastAsia="es-CO"/>
+        </w:rPr>
+        <w:t>Phyton</w:t>
+      </w:r>
+      <w:proofErr w:type="spellEnd"/>
+      <w:r>
+        <w:rPr>
+          <w:lang w:val="es-419" w:eastAsia="es-CO"/>
+        </w:rPr>
+        <w:t xml:space="preserve">, C++, Visual Basic, HTML, etc. y en este sentido la combinación entre un motor de base de datos y el lenguaje de programación da como resultado </w:t>
       </w:r>
       <w:r>
         <w:rPr>
@@ -5718,7 +5903,21 @@
         <w:rPr>
           <w:lang w:val="es-419" w:eastAsia="es-CO"/>
         </w:rPr>
-        <w:t>En términos operativos de bases de datos, se entiende registro de información como el proceso mediante el cual una persona o un bot (robot que hace tareas operativas) ingresa información en un sistema, lo cual va originando algo que se conoce como “alimentar” la base de datos y es realizado a través de un usuario, que es aquella persona que tiene la potestad de ingresar a una DB o a un S.I.</w:t>
+        <w:t xml:space="preserve">En términos operativos de bases de datos, se entiende registro de información como el proceso mediante el cual una persona o un </w:t>
+      </w:r>
+      <w:proofErr w:type="spellStart"/>
+      <w:r>
+        <w:rPr>
+          <w:lang w:val="es-419" w:eastAsia="es-CO"/>
+        </w:rPr>
+        <w:t>bot</w:t>
+      </w:r>
+      <w:proofErr w:type="spellEnd"/>
+      <w:r>
+        <w:rPr>
+          <w:lang w:val="es-419" w:eastAsia="es-CO"/>
+        </w:rPr>
+        <w:t xml:space="preserve"> (robot que hace tareas operativas) ingresa información en un sistema, lo cual va originando algo que se conoce como “alimentar” la base de datos y es realizado a través de un usuario, que es aquella persona que tiene la potestad de ingresar a una DB o a un S.I.</w:t>
       </w:r>
     </w:p>
     <w:p>
@@ -5850,12 +6049,21 @@
         </w:rPr>
         <w:t xml:space="preserve">Diana Carolina es agente de servicio enfocada en la recepción de pedidos, por tanto, desde su rol de registro y edición tiene un perfil para ingresar pedidos, mientras que María Valentina que es una agente de servicio en el </w:t>
       </w:r>
+      <w:proofErr w:type="spellStart"/>
       <w:r>
         <w:rPr>
           <w:rStyle w:val="Extranjerismo"/>
           <w:lang w:val="es-419" w:eastAsia="es-CO"/>
         </w:rPr>
-        <w:t>contact center</w:t>
+        <w:t>contact</w:t>
+      </w:r>
+      <w:proofErr w:type="spellEnd"/>
+      <w:r>
+        <w:rPr>
+          <w:rStyle w:val="Extranjerismo"/>
+          <w:lang w:val="es-419" w:eastAsia="es-CO"/>
+        </w:rPr>
+        <w:t xml:space="preserve"> center</w:t>
       </w:r>
       <w:r>
         <w:rPr>
@@ -6315,7 +6523,31 @@
           <w:lang w:val="es-419" w:eastAsia="es-CO"/>
         </w:rPr>
         <w:tab/>
-        <w:t>Nota. SENA, 2026.</w:t>
+        <w:t xml:space="preserve">Nota. SENA, </w:t>
+      </w:r>
+      <w:r>
+        <w:rPr>
+          <w:lang w:val="es-419" w:eastAsia="es-CO"/>
+        </w:rPr>
+        <w:t>(</w:t>
+      </w:r>
+      <w:r>
+        <w:rPr>
+          <w:lang w:val="es-419" w:eastAsia="es-CO"/>
+        </w:rPr>
+        <w:t>2026</w:t>
+      </w:r>
+      <w:r>
+        <w:rPr>
+          <w:lang w:val="es-419" w:eastAsia="es-CO"/>
+        </w:rPr>
+        <w:t>)</w:t>
+      </w:r>
+      <w:r>
+        <w:rPr>
+          <w:lang w:val="es-419" w:eastAsia="es-CO"/>
+        </w:rPr>
+        <w:t>.</w:t>
       </w:r>
     </w:p>
     <w:p>
@@ -6406,14 +6638,7 @@
                 <w:bCs/>
                 <w:lang w:val="es-419"/>
               </w:rPr>
-              <w:t xml:space="preserve"> de</w:t>
-            </w:r>
-            <w:r>
-              <w:rPr>
-                <w:bCs/>
-                <w:lang w:val="es-419"/>
-              </w:rPr>
-              <w:t xml:space="preserve"> requerimientos</w:t>
+              <w:t xml:space="preserve"> de requerimientos</w:t>
             </w:r>
           </w:p>
         </w:tc>
@@ -6425,24 +6650,12 @@
           </w:tcPr>
           <w:p>
             <w:r>
-              <w:t>Bueno, ahora es tiempo de profundizar en los tipos de requerimientos</w:t>
-            </w:r>
-            <w:r>
-              <w:t>; r</w:t>
-            </w:r>
-            <w:r>
-              <w:t xml:space="preserve">ecordemos que los requerimientos son solicitudes que debe hacer un cliente de manera formal a un cliente. Existen muchos tipos de requerimiento e incluso, según la actividad económica de una empresa, también se pudiesen generar tipos de requerimientos muy específicos. </w:t>
+              <w:t xml:space="preserve">Bueno, ahora es tiempo de profundizar en los tipos de requerimientos; recordemos que los requerimientos son solicitudes que debe hacer un cliente de manera formal a un cliente. Existen muchos tipos de requerimiento e incluso, según la actividad económica de una empresa, también se pudiesen generar tipos de requerimientos muy específicos. </w:t>
             </w:r>
           </w:p>
           <w:p>
             <w:r>
-              <w:t>Sin embargo, a nivel general pudiésemos hacer mención a los que más se utilizan a nivel de las compañías</w:t>
-            </w:r>
-            <w:r>
-              <w:t>,</w:t>
-            </w:r>
-            <w:r>
-              <w:t xml:space="preserve"> los informativos, las peticiones, quejas, reclamos, sugerencias y felicitaciones, conocidos comúnmente como PQRSF; los requerimientos de tipo soporte técnico, los pedidos, las televentas, el tema de cobranza</w:t>
+              <w:t>Sin embargo, a nivel general pudiésemos hacer mención a los que más se utilizan a nivel de las compañías, los informativos, las peticiones, quejas, reclamos, sugerencias y felicitaciones, conocidos comúnmente como PQRSF; los requerimientos de tipo soporte técnico, los pedidos, las televentas, el tema de cobranza</w:t>
             </w:r>
             <w:r>
               <w:t xml:space="preserve"> y </w:t>
@@ -6458,8 +6671,13 @@
             <w:r>
               <w:t>¿</w:t>
             </w:r>
-            <w:r>
-              <w:t xml:space="preserve">porque?, porque de alguna manera, son el grueso dentro de los requerimientos que llegan a una compañía y adicional porque estos tienen inverso un componente legal que, en caso de no realizarse y gestionarse de la manera adecuada, puede llevar a la compañía a varios tipos de multas y sanciones económicas y también a impactos a nivel reputacional. </w:t>
+            <w:proofErr w:type="gramStart"/>
+            <w:r>
+              <w:t>porque</w:t>
+            </w:r>
+            <w:proofErr w:type="gramEnd"/>
+            <w:r>
+              <w:t xml:space="preserve">?, porque de alguna manera, son el grueso dentro de los requerimientos que llegan a una compañía y adicional porque estos tienen inverso un componente legal que, en caso de no realizarse y gestionarse de la manera adecuada, puede llevar a la compañía a varios tipos de multas y sanciones económicas y también a impactos a nivel reputacional. </w:t>
             </w:r>
           </w:p>
           <w:p>
@@ -6522,8 +6740,13 @@
             <w:r>
               <w:t>¿</w:t>
             </w:r>
-            <w:r>
-              <w:t xml:space="preserve">Que significa involucramiento? significa que este cliente tiene cierta relación con la empresa y por eso le importa que la empresa esté mejor y que mejore de esta manera su desempeño entonces las sugerencias siempre las deberá ver la compañía y </w:t>
+            <w:proofErr w:type="spellStart"/>
+            <w:r>
+              <w:t>Que</w:t>
+            </w:r>
+            <w:proofErr w:type="spellEnd"/>
+            <w:r>
+              <w:t xml:space="preserve"> significa involucramiento? significa que este cliente tiene cierta relación con la empresa y por eso le importa que la empresa esté mejor y que mejore de esta manera su desempeño entonces las sugerencias siempre las deberá ver la compañía y </w:t>
             </w:r>
             <w:r>
               <w:lastRenderedPageBreak/>
@@ -6582,7 +6805,15 @@
               <w:t>ó</w:t>
             </w:r>
             <w:r>
-              <w:t xml:space="preserve"> a la empresa por como reaccion</w:t>
+              <w:t xml:space="preserve"> a la empresa por </w:t>
+            </w:r>
+            <w:proofErr w:type="spellStart"/>
+            <w:r>
+              <w:t>como</w:t>
+            </w:r>
+            <w:proofErr w:type="spellEnd"/>
+            <w:r>
+              <w:t xml:space="preserve"> reaccion</w:t>
             </w:r>
             <w:r>
               <w:t>ó</w:t>
@@ -6847,19 +7078,7 @@
         <w:rPr>
           <w:lang w:val="es-419" w:eastAsia="es-CO"/>
         </w:rPr>
-        <w:t xml:space="preserve">En otras palabras, las quejas son cuando el cliente manifiesta insatisfacción en la forma como fue atendido o manejado su requerimiento. Es de mencionar, </w:t>
-      </w:r>
-      <w:r>
-        <w:rPr>
-          <w:lang w:val="es-419" w:eastAsia="es-CO"/>
-        </w:rPr>
-        <w:t>que,</w:t>
-      </w:r>
-      <w:r>
-        <w:rPr>
-          <w:lang w:val="es-419" w:eastAsia="es-CO"/>
-        </w:rPr>
-        <w:t xml:space="preserve"> en Colombia, usualmente las quejas están relacionadas con el personal de la empresa, es decir, por una percepción de mal servicio.</w:t>
+        <w:t>En otras palabras, las quejas son cuando el cliente manifiesta insatisfacción en la forma como fue atendido o manejado su requerimiento. Es de mencionar, que, en Colombia, usualmente las quejas están relacionadas con el personal de la empresa, es decir, por una percepción de mal servicio.</w:t>
       </w:r>
     </w:p>
     <w:p>
@@ -6899,19 +7118,7 @@
         <w:rPr>
           <w:lang w:val="es-419" w:eastAsia="es-CO"/>
         </w:rPr>
-        <w:t xml:space="preserve">ambién se entiende como una manifestación de inconformidad, solo </w:t>
-      </w:r>
-      <w:r>
-        <w:rPr>
-          <w:lang w:val="es-419" w:eastAsia="es-CO"/>
-        </w:rPr>
-        <w:t>que,</w:t>
-      </w:r>
-      <w:r>
-        <w:rPr>
-          <w:lang w:val="es-419" w:eastAsia="es-CO"/>
-        </w:rPr>
-        <w:t xml:space="preserve"> en este caso, está directamente relacionado con el producto (si es una empresa de tangibles) o con la prestación del servicio (si es una empresa de intangibles). En Colombia, los reclamos suelen estar relacionados con el mal funcionamiento de los </w:t>
+        <w:t xml:space="preserve">ambién se entiende como una manifestación de inconformidad, solo que, en este caso, está directamente relacionado con el producto (si es una empresa de tangibles) o con la prestación del servicio (si es una empresa de intangibles). En Colombia, los reclamos suelen estar relacionados con el mal funcionamiento de los </w:t>
       </w:r>
       <w:r>
         <w:rPr>
@@ -7325,6 +7532,7 @@
       </w:r>
       <w:r>
         <w:rPr>
+          <w:noProof/>
           <w:lang w:val="es-419" w:eastAsia="es-CO"/>
         </w:rPr>
         <w:drawing>
@@ -7374,7 +7582,31 @@
         <w:rPr>
           <w:lang w:val="es-419" w:eastAsia="es-CO"/>
         </w:rPr>
-        <w:t>Nota. SENA, 2026.</w:t>
+        <w:t xml:space="preserve">Nota. SENA, </w:t>
+      </w:r>
+      <w:r>
+        <w:rPr>
+          <w:lang w:val="es-419" w:eastAsia="es-CO"/>
+        </w:rPr>
+        <w:t>(</w:t>
+      </w:r>
+      <w:r>
+        <w:rPr>
+          <w:lang w:val="es-419" w:eastAsia="es-CO"/>
+        </w:rPr>
+        <w:t>2026</w:t>
+      </w:r>
+      <w:r>
+        <w:rPr>
+          <w:lang w:val="es-419" w:eastAsia="es-CO"/>
+        </w:rPr>
+        <w:t>)</w:t>
+      </w:r>
+      <w:r>
+        <w:rPr>
+          <w:lang w:val="es-419" w:eastAsia="es-CO"/>
+        </w:rPr>
+        <w:t>.</w:t>
       </w:r>
     </w:p>
     <w:p>
@@ -8065,6 +8297,7 @@
         </w:rPr>
         <w:t xml:space="preserve">Navarro (2012) en su libro Técnicas de ventas propone un esquema interesante para el manejo de objeciones, comenzando por la escucha como el principio básico de la comunicación, luego a partir </w:t>
       </w:r>
+      <w:proofErr w:type="gramStart"/>
       <w:r>
         <w:rPr>
           <w:lang w:val="es-419" w:eastAsia="es-CO"/>
@@ -8083,6 +8316,7 @@
         </w:rPr>
         <w:t xml:space="preserve"> asertividad</w:t>
       </w:r>
+      <w:proofErr w:type="gramEnd"/>
       <w:r>
         <w:rPr>
           <w:lang w:val="es-419" w:eastAsia="es-CO"/>
@@ -8127,13 +8361,7 @@
         <w:rPr>
           <w:lang w:val="es-419" w:eastAsia="es-CO"/>
         </w:rPr>
-        <w:t>: n</w:t>
-      </w:r>
-      <w:r>
-        <w:rPr>
-          <w:lang w:val="es-419" w:eastAsia="es-CO"/>
-        </w:rPr>
-        <w:t>o emitir juicios apresurados y prestar completa atención a lo que dice el cliente.</w:t>
+        <w:t>: no emitir juicios apresurados y prestar completa atención a lo que dice el cliente.</w:t>
       </w:r>
     </w:p>
     <w:p>
@@ -8159,13 +8387,7 @@
         <w:rPr>
           <w:lang w:val="es-419" w:eastAsia="es-CO"/>
         </w:rPr>
-        <w:t>: s</w:t>
-      </w:r>
-      <w:r>
-        <w:rPr>
-          <w:lang w:val="es-419" w:eastAsia="es-CO"/>
-        </w:rPr>
-        <w:t>e puede ganar tiempo, si se anticipan las posibles objeciones.</w:t>
+        <w:t>: se puede ganar tiempo, si se anticipan las posibles objeciones.</w:t>
       </w:r>
     </w:p>
     <w:p>
@@ -8191,13 +8413,7 @@
         <w:rPr>
           <w:lang w:val="es-419" w:eastAsia="es-CO"/>
         </w:rPr>
-        <w:t>: s</w:t>
-      </w:r>
-      <w:r>
-        <w:rPr>
-          <w:lang w:val="es-419" w:eastAsia="es-CO"/>
-        </w:rPr>
-        <w:t>i el cliente percibe empatía por parte del vendedor, sentirá confianza para continuar el proceso de negociación.</w:t>
+        <w:t>: si el cliente percibe empatía por parte del vendedor, sentirá confianza para continuar el proceso de negociación.</w:t>
       </w:r>
     </w:p>
     <w:p>
@@ -8223,13 +8439,7 @@
         <w:rPr>
           <w:lang w:val="es-419" w:eastAsia="es-CO"/>
         </w:rPr>
-        <w:t>: r</w:t>
-      </w:r>
-      <w:r>
-        <w:rPr>
-          <w:lang w:val="es-419" w:eastAsia="es-CO"/>
-        </w:rPr>
-        <w:t>espeto, paciencia, inteligencia y argumentos son clave para responder objeciones.</w:t>
+        <w:t>: respeto, paciencia, inteligencia y argumentos son clave para responder objeciones.</w:t>
       </w:r>
     </w:p>
     <w:p>
@@ -8570,7 +8780,7 @@
         <w:rPr>
           <w:lang w:val="es-419" w:eastAsia="es-CO"/>
         </w:rPr>
-        <w:t xml:space="preserve">A nivel de formatos, la mayoría de informes son realizados en programas de ofimática, tipo procesador de datos (Word) o tipo presentación (Power Point) y entregados en formato no editable (tipo PDF). No obstante, las empresas que implementan informes o reportes en aplicaciones de inteligencia de negocios (BI) acuden a la herramienta de visualización, con el fin de tener la información de forma </w:t>
+        <w:t xml:space="preserve">A nivel de formatos, la mayoría de informes son realizados en programas de ofimática, tipo procesador de datos (Word) o tipo presentación (PowerPoint) y entregados en formato no editable (tipo PDF). No obstante, las empresas que implementan informes o reportes en aplicaciones de inteligencia de negocios (BI) acuden a la herramienta de visualización, con el fin de tener la información de forma </w:t>
       </w:r>
       <w:r>
         <w:rPr>
@@ -8579,6 +8789,7 @@
         <w:lastRenderedPageBreak/>
         <w:t xml:space="preserve">digital y en tiempo real, lo anterior se conoce como </w:t>
       </w:r>
+      <w:proofErr w:type="spellStart"/>
       <w:r>
         <w:rPr>
           <w:rStyle w:val="Extranjerismo"/>
@@ -8586,6 +8797,7 @@
         </w:rPr>
         <w:t>dashboards</w:t>
       </w:r>
+      <w:proofErr w:type="spellEnd"/>
       <w:r>
         <w:rPr>
           <w:lang w:val="es-419" w:eastAsia="es-CO"/>
@@ -8603,7 +8815,35 @@
         <w:rPr>
           <w:lang w:val="es-419" w:eastAsia="es-CO"/>
         </w:rPr>
-        <w:t>Algunas de las aplicaciones de la inteligencia de negocios, que tienen componente de visualización de información son Power BI (de Microsoft), Qlik y Tableau.</w:t>
+        <w:t xml:space="preserve">Algunas de las aplicaciones de la inteligencia de negocios, que tienen componente de visualización de información son Power BI (de Microsoft), </w:t>
+      </w:r>
+      <w:proofErr w:type="spellStart"/>
+      <w:r>
+        <w:rPr>
+          <w:lang w:val="es-419" w:eastAsia="es-CO"/>
+        </w:rPr>
+        <w:t>Qlik</w:t>
+      </w:r>
+      <w:proofErr w:type="spellEnd"/>
+      <w:r>
+        <w:rPr>
+          <w:lang w:val="es-419" w:eastAsia="es-CO"/>
+        </w:rPr>
+        <w:t xml:space="preserve"> y </w:t>
+      </w:r>
+      <w:proofErr w:type="spellStart"/>
+      <w:r>
+        <w:rPr>
+          <w:lang w:val="es-419" w:eastAsia="es-CO"/>
+        </w:rPr>
+        <w:t>Tableau</w:t>
+      </w:r>
+      <w:proofErr w:type="spellEnd"/>
+      <w:r>
+        <w:rPr>
+          <w:lang w:val="es-419" w:eastAsia="es-CO"/>
+        </w:rPr>
+        <w:t>.</w:t>
       </w:r>
     </w:p>
     <w:p>
@@ -8887,6 +9127,7 @@
       </w:pPr>
       <w:r>
         <w:rPr>
+          <w:noProof/>
           <w:lang w:val="es-419" w:eastAsia="es-CO"/>
         </w:rPr>
         <w:drawing>
@@ -9032,13 +9273,31 @@
         </w:rPr>
         <w:t>: sigla alusiva a la inteligencia de negocios (</w:t>
       </w:r>
+      <w:proofErr w:type="spellStart"/>
       <w:r>
         <w:rPr>
           <w:rStyle w:val="Extranjerismo"/>
           <w:lang w:val="es-419"/>
         </w:rPr>
-        <w:t>business intelligence</w:t>
-      </w:r>
+        <w:t>business</w:t>
+      </w:r>
+      <w:proofErr w:type="spellEnd"/>
+      <w:r>
+        <w:rPr>
+          <w:rStyle w:val="Extranjerismo"/>
+          <w:lang w:val="es-419"/>
+        </w:rPr>
+        <w:t xml:space="preserve"> </w:t>
+      </w:r>
+      <w:proofErr w:type="spellStart"/>
+      <w:r>
+        <w:rPr>
+          <w:rStyle w:val="Extranjerismo"/>
+          <w:lang w:val="es-419"/>
+        </w:rPr>
+        <w:t>intelligence</w:t>
+      </w:r>
+      <w:proofErr w:type="spellEnd"/>
       <w:r>
         <w:rPr>
           <w:rFonts w:ascii="Calibri" w:hAnsi="Calibri" w:cs="Calibri"/>
@@ -9056,6 +9315,7 @@
           <w:lang w:val="es-419"/>
         </w:rPr>
       </w:pPr>
+      <w:proofErr w:type="spellStart"/>
       <w:r>
         <w:rPr>
           <w:rStyle w:val="Extranjerismo"/>
@@ -9065,6 +9325,7 @@
         </w:rPr>
         <w:t>Billing</w:t>
       </w:r>
+      <w:proofErr w:type="spellEnd"/>
       <w:r>
         <w:rPr>
           <w:rFonts w:ascii="Calibri" w:hAnsi="Calibri" w:cs="Calibri"/>
@@ -9143,12 +9404,37 @@
         </w:rPr>
         <w:t>: sigla alusiva a la Administración de las Relaciones con los Clientes (</w:t>
       </w:r>
+      <w:proofErr w:type="spellStart"/>
       <w:r>
         <w:rPr>
           <w:rStyle w:val="Extranjerismo"/>
           <w:lang w:val="es-419"/>
         </w:rPr>
-        <w:t>Customer Relationship Management</w:t>
+        <w:t>Customer</w:t>
+      </w:r>
+      <w:proofErr w:type="spellEnd"/>
+      <w:r>
+        <w:rPr>
+          <w:rStyle w:val="Extranjerismo"/>
+          <w:lang w:val="es-419"/>
+        </w:rPr>
+        <w:t xml:space="preserve"> </w:t>
+      </w:r>
+      <w:proofErr w:type="spellStart"/>
+      <w:r>
+        <w:rPr>
+          <w:rStyle w:val="Extranjerismo"/>
+          <w:lang w:val="es-419"/>
+        </w:rPr>
+        <w:t>Relationship</w:t>
+      </w:r>
+      <w:proofErr w:type="spellEnd"/>
+      <w:r>
+        <w:rPr>
+          <w:rStyle w:val="Extranjerismo"/>
+          <w:lang w:val="es-419"/>
+        </w:rPr>
+        <w:t xml:space="preserve"> Management</w:t>
       </w:r>
       <w:r>
         <w:rPr>
@@ -9239,13 +9525,47 @@
         </w:rPr>
         <w:t>: sigla asociada al sistema de planificación de recursos empresariales (</w:t>
       </w:r>
+      <w:proofErr w:type="spellStart"/>
       <w:r>
         <w:rPr>
           <w:rStyle w:val="Extranjerismo"/>
           <w:lang w:val="es-419"/>
         </w:rPr>
-        <w:t>enterprise resource planning</w:t>
-      </w:r>
+        <w:t>enterprise</w:t>
+      </w:r>
+      <w:proofErr w:type="spellEnd"/>
+      <w:r>
+        <w:rPr>
+          <w:rStyle w:val="Extranjerismo"/>
+          <w:lang w:val="es-419"/>
+        </w:rPr>
+        <w:t xml:space="preserve"> </w:t>
+      </w:r>
+      <w:proofErr w:type="spellStart"/>
+      <w:r>
+        <w:rPr>
+          <w:rStyle w:val="Extranjerismo"/>
+          <w:lang w:val="es-419"/>
+        </w:rPr>
+        <w:t>resource</w:t>
+      </w:r>
+      <w:proofErr w:type="spellEnd"/>
+      <w:r>
+        <w:rPr>
+          <w:rStyle w:val="Extranjerismo"/>
+          <w:lang w:val="es-419"/>
+        </w:rPr>
+        <w:t xml:space="preserve"> </w:t>
+      </w:r>
+      <w:proofErr w:type="spellStart"/>
+      <w:r>
+        <w:rPr>
+          <w:rStyle w:val="Extranjerismo"/>
+          <w:lang w:val="es-419"/>
+        </w:rPr>
+        <w:t>planning</w:t>
+      </w:r>
+      <w:proofErr w:type="spellEnd"/>
       <w:r>
         <w:rPr>
           <w:rFonts w:ascii="Calibri" w:hAnsi="Calibri" w:cs="Calibri"/>
@@ -18739,261 +19059,6 @@
 </file>
 
 <file path=customXml/item1.xml><?xml version="1.0" encoding="utf-8"?>
-<p:properties xmlns:p="http://schemas.microsoft.com/office/2006/metadata/properties" xmlns:xsi="http://www.w3.org/2001/XMLSchema-instance" xmlns:pc="http://schemas.microsoft.com/office/infopath/2007/PartnerControls">
-  <documentManagement>
-    <TaxCatchAll xmlns="13c90a0b-73bc-4dc0-be5f-28d77b615beb" xsi:nil="true"/>
-    <lcf76f155ced4ddcb4097134ff3c332f xmlns="13c93bba-48ce-428c-bfe5-88b42c19b028">
-      <Terms xmlns="http://schemas.microsoft.com/office/infopath/2007/PartnerControls"/>
-    </lcf76f155ced4ddcb4097134ff3c332f>
-  </documentManagement>
-</p:properties>
-</file>
-
-<file path=customXml/item2.xml><?xml version="1.0" encoding="utf-8"?>
-<?mso-contentType ?>
-<FormTemplates xmlns="http://schemas.microsoft.com/sharepoint/v3/contenttype/forms">
-  <Display>DocumentLibraryForm</Display>
-  <Edit>DocumentLibraryForm</Edit>
-  <New>DocumentLibraryForm</New>
-</FormTemplates>
-</file>
-
-<file path=customXml/item3.xml><?xml version="1.0" encoding="utf-8"?>
-<ct:contentTypeSchema xmlns:ct="http://schemas.microsoft.com/office/2006/metadata/contentType" xmlns:ma="http://schemas.microsoft.com/office/2006/metadata/properties/metaAttributes" ct:_="" ma:_="" ma:contentTypeName="Documento" ma:contentTypeID="0x0101006A81D6BD42E8DF4C91013959704817E1" ma:contentTypeVersion="15" ma:contentTypeDescription="Crear nuevo documento." ma:contentTypeScope="" ma:versionID="bf4f72ffd194f0963ff564daca6869f7">
-  <xsd:schema xmlns:xsd="http://www.w3.org/2001/XMLSchema" xmlns:xs="http://www.w3.org/2001/XMLSchema" xmlns:p="http://schemas.microsoft.com/office/2006/metadata/properties" xmlns:ns2="13c90a0b-73bc-4dc0-be5f-28d77b615beb" xmlns:ns3="13c93bba-48ce-428c-bfe5-88b42c19b028" targetNamespace="http://schemas.microsoft.com/office/2006/metadata/properties" ma:root="true" ma:fieldsID="8718d6f4873a5b1392a45044efa78385" ns2:_="" ns3:_="">
-    <xsd:import namespace="13c90a0b-73bc-4dc0-be5f-28d77b615beb"/>
-    <xsd:import namespace="13c93bba-48ce-428c-bfe5-88b42c19b028"/>
-    <xsd:element name="properties">
-      <xsd:complexType>
-        <xsd:sequence>
-          <xsd:element name="documentManagement">
-            <xsd:complexType>
-              <xsd:all>
-                <xsd:element ref="ns2:SharedWithUsers" minOccurs="0"/>
-                <xsd:element ref="ns2:SharedWithDetails" minOccurs="0"/>
-                <xsd:element ref="ns3:MediaServiceMetadata" minOccurs="0"/>
-                <xsd:element ref="ns3:MediaServiceFastMetadata" minOccurs="0"/>
-                <xsd:element ref="ns3:MediaServiceSearchProperties" minOccurs="0"/>
-                <xsd:element ref="ns3:MediaServiceObjectDetectorVersions" minOccurs="0"/>
-                <xsd:element ref="ns3:MediaServiceDateTaken" minOccurs="0"/>
-                <xsd:element ref="ns3:MediaServiceGenerationTime" minOccurs="0"/>
-                <xsd:element ref="ns3:MediaServiceEventHashCode" minOccurs="0"/>
-                <xsd:element ref="ns3:MediaLengthInSeconds" minOccurs="0"/>
-                <xsd:element ref="ns3:lcf76f155ced4ddcb4097134ff3c332f" minOccurs="0"/>
-                <xsd:element ref="ns2:TaxCatchAll" minOccurs="0"/>
-                <xsd:element ref="ns3:MediaServiceOCR" minOccurs="0"/>
-                <xsd:element ref="ns3:MediaServiceLocation" minOccurs="0"/>
-              </xsd:all>
-            </xsd:complexType>
-          </xsd:element>
-        </xsd:sequence>
-      </xsd:complexType>
-    </xsd:element>
-  </xsd:schema>
-  <xsd:schema xmlns:xsd="http://www.w3.org/2001/XMLSchema" xmlns:xs="http://www.w3.org/2001/XMLSchema" xmlns:dms="http://schemas.microsoft.com/office/2006/documentManagement/types" xmlns:pc="http://schemas.microsoft.com/office/infopath/2007/PartnerControls" targetNamespace="13c90a0b-73bc-4dc0-be5f-28d77b615beb" elementFormDefault="qualified">
-    <xsd:import namespace="http://schemas.microsoft.com/office/2006/documentManagement/types"/>
-    <xsd:import namespace="http://schemas.microsoft.com/office/infopath/2007/PartnerControls"/>
-    <xsd:element name="SharedWithUsers" ma:index="8" nillable="true" ma:displayName="Compartido con" ma:internalName="SharedWithUsers" ma:readOnly="true">
-      <xsd:complexType>
-        <xsd:complexContent>
-          <xsd:extension base="dms:UserMulti">
-            <xsd:sequence>
-              <xsd:element name="UserInfo" minOccurs="0" maxOccurs="unbounded">
-                <xsd:complexType>
-                  <xsd:sequence>
-                    <xsd:element name="DisplayName" type="xsd:string" minOccurs="0"/>
-                    <xsd:element name="AccountId" type="dms:UserId" minOccurs="0" nillable="true"/>
-                    <xsd:element name="AccountType" type="xsd:string" minOccurs="0"/>
-                  </xsd:sequence>
-                </xsd:complexType>
-              </xsd:element>
-            </xsd:sequence>
-          </xsd:extension>
-        </xsd:complexContent>
-      </xsd:complexType>
-    </xsd:element>
-    <xsd:element name="SharedWithDetails" ma:index="9" nillable="true" ma:displayName="Detalles de uso compartido" ma:internalName="SharedWithDetails" ma:readOnly="true">
-      <xsd:simpleType>
-        <xsd:restriction base="dms:Note">
-          <xsd:maxLength value="255"/>
-        </xsd:restriction>
-      </xsd:simpleType>
-    </xsd:element>
-    <xsd:element name="TaxCatchAll" ma:index="20" nillable="true" ma:displayName="Taxonomy Catch All Column" ma:hidden="true" ma:list="{a42ca037-5d13-4729-aeec-4237f141d2d6}" ma:internalName="TaxCatchAll" ma:showField="CatchAllData" ma:web="13c90a0b-73bc-4dc0-be5f-28d77b615beb">
-      <xsd:complexType>
-        <xsd:complexContent>
-          <xsd:extension base="dms:MultiChoiceLookup">
-            <xsd:sequence>
-              <xsd:element name="Value" type="dms:Lookup" maxOccurs="unbounded" minOccurs="0" nillable="true"/>
-            </xsd:sequence>
-          </xsd:extension>
-        </xsd:complexContent>
-      </xsd:complexType>
-    </xsd:element>
-  </xsd:schema>
-  <xsd:schema xmlns:xsd="http://www.w3.org/2001/XMLSchema" xmlns:xs="http://www.w3.org/2001/XMLSchema" xmlns:dms="http://schemas.microsoft.com/office/2006/documentManagement/types" xmlns:pc="http://schemas.microsoft.com/office/infopath/2007/PartnerControls" targetNamespace="13c93bba-48ce-428c-bfe5-88b42c19b028" elementFormDefault="qualified">
-    <xsd:import namespace="http://schemas.microsoft.com/office/2006/documentManagement/types"/>
-    <xsd:import namespace="http://schemas.microsoft.com/office/infopath/2007/PartnerControls"/>
-    <xsd:element name="MediaServiceMetadata" ma:index="10" nillable="true" ma:displayName="MediaServiceMetadata" ma:hidden="true" ma:internalName="MediaServiceMetadata" ma:readOnly="true">
-      <xsd:simpleType>
-        <xsd:restriction base="dms:Note"/>
-      </xsd:simpleType>
-    </xsd:element>
-    <xsd:element name="MediaServiceFastMetadata" ma:index="11" nillable="true" ma:displayName="MediaServiceFastMetadata" ma:hidden="true" ma:internalName="MediaServiceFastMetadata" ma:readOnly="true">
-      <xsd:simpleType>
-        <xsd:restriction base="dms:Note"/>
-      </xsd:simpleType>
-    </xsd:element>
-    <xsd:element name="MediaServiceSearchProperties" ma:index="12" nillable="true" ma:displayName="MediaServiceSearchProperties" ma:hidden="true" ma:internalName="MediaServiceSearchProperties" ma:readOnly="true">
-      <xsd:simpleType>
-        <xsd:restriction base="dms:Note"/>
-      </xsd:simpleType>
-    </xsd:element>
-    <xsd:element name="MediaServiceObjectDetectorVersions" ma:index="13" nillable="true" ma:displayName="MediaServiceObjectDetectorVersions" ma:hidden="true" ma:indexed="true" ma:internalName="MediaServiceObjectDetectorVersions" ma:readOnly="true">
-      <xsd:simpleType>
-        <xsd:restriction base="dms:Text"/>
-      </xsd:simpleType>
-    </xsd:element>
-    <xsd:element name="MediaServiceDateTaken" ma:index="14" nillable="true" ma:displayName="MediaServiceDateTaken" ma:hidden="true" ma:indexed="true" ma:internalName="MediaServiceDateTaken" ma:readOnly="true">
-      <xsd:simpleType>
-        <xsd:restriction base="dms:Text"/>
-      </xsd:simpleType>
-    </xsd:element>
-    <xsd:element name="MediaServiceGenerationTime" ma:index="15" nillable="true" ma:displayName="MediaServiceGenerationTime" ma:hidden="true" ma:internalName="MediaServiceGenerationTime" ma:readOnly="true">
-      <xsd:simpleType>
-        <xsd:restriction base="dms:Text"/>
-      </xsd:simpleType>
-    </xsd:element>
-    <xsd:element name="MediaServiceEventHashCode" ma:index="16" nillable="true" ma:displayName="MediaServiceEventHashCode" ma:hidden="true" ma:internalName="MediaServiceEventHashCode" ma:readOnly="true">
-      <xsd:simpleType>
-        <xsd:restriction base="dms:Text"/>
-      </xsd:simpleType>
-    </xsd:element>
-    <xsd:element name="MediaLengthInSeconds" ma:index="17" nillable="true" ma:displayName="MediaLengthInSeconds" ma:hidden="true" ma:internalName="MediaLengthInSeconds" ma:readOnly="true">
-      <xsd:simpleType>
-        <xsd:restriction base="dms:Unknown"/>
-      </xsd:simpleType>
-    </xsd:element>
-    <xsd:element name="lcf76f155ced4ddcb4097134ff3c332f" ma:index="19" nillable="true" ma:taxonomy="true" ma:internalName="lcf76f155ced4ddcb4097134ff3c332f" ma:taxonomyFieldName="MediaServiceImageTags" ma:displayName="Etiquetas de imagen" ma:readOnly="false" ma:fieldId="{5cf76f15-5ced-4ddc-b409-7134ff3c332f}" ma:taxonomyMulti="true" ma:sspId="d33c8c81-5745-4931-bcc4-c2aeafe86780" ma:termSetId="09814cd3-568e-fe90-9814-8d621ff8fb84" ma:anchorId="fba54fb3-c3e1-fe81-a776-ca4b69148c4d" ma:open="true" ma:isKeyword="false">
-      <xsd:complexType>
-        <xsd:sequence>
-          <xsd:element ref="pc:Terms" minOccurs="0" maxOccurs="1"/>
-        </xsd:sequence>
-      </xsd:complexType>
-    </xsd:element>
-    <xsd:element name="MediaServiceOCR" ma:index="21" nillable="true" ma:displayName="Extracted Text" ma:internalName="MediaServiceOCR" ma:readOnly="true">
-      <xsd:simpleType>
-        <xsd:restriction base="dms:Note">
-          <xsd:maxLength value="255"/>
-        </xsd:restriction>
-      </xsd:simpleType>
-    </xsd:element>
-    <xsd:element name="MediaServiceLocation" ma:index="22" nillable="true" ma:displayName="Location" ma:description="" ma:indexed="true" ma:internalName="MediaServiceLocation" ma:readOnly="true">
-      <xsd:simpleType>
-        <xsd:restriction base="dms:Text"/>
-      </xsd:simpleType>
-    </xsd:element>
-  </xsd:schema>
-  <xsd:schema xmlns="http://schemas.openxmlformats.org/package/2006/metadata/core-properties" xmlns:xsd="http://www.w3.org/2001/XMLSchema" xmlns:xsi="http://www.w3.org/2001/XMLSchema-instance" xmlns:dc="http://purl.org/dc/elements/1.1/" xmlns:dcterms="http://purl.org/dc/terms/" xmlns:odoc="http://schemas.microsoft.com/internal/obd" targetNamespace="http://schemas.openxmlformats.org/package/2006/metadata/core-properties" elementFormDefault="qualified" attributeFormDefault="unqualified" blockDefault="#all">
-    <xsd:import namespace="http://purl.org/dc/elements/1.1/" schemaLocation="http://dublincore.org/schemas/xmls/qdc/2003/04/02/dc.xsd"/>
-    <xsd:import namespace="http://purl.org/dc/terms/" schemaLocation="http://dublincore.org/schemas/xmls/qdc/2003/04/02/dcterms.xsd"/>
-    <xsd:element name="coreProperties" type="CT_coreProperties"/>
-    <xsd:complexType name="CT_coreProperties">
-      <xsd:all>
-        <xsd:element ref="dc:creator" minOccurs="0" maxOccurs="1"/>
-        <xsd:element ref="dcterms:created" minOccurs="0" maxOccurs="1"/>
-        <xsd:element ref="dc:identifier" minOccurs="0" maxOccurs="1"/>
-        <xsd:element name="contentType" minOccurs="0" maxOccurs="1" type="xsd:string" ma:index="0" ma:displayName="Tipo de contenido"/>
-        <xsd:element ref="dc:title" minOccurs="0" maxOccurs="1" ma:index="4" ma:displayName="Título"/>
-        <xsd:element ref="dc:subject" minOccurs="0" maxOccurs="1"/>
-        <xsd:element ref="dc:description" minOccurs="0" maxOccurs="1"/>
-        <xsd:element name="keywords" minOccurs="0" maxOccurs="1" type="xsd:string"/>
-        <xsd:element ref="dc:language" minOccurs="0" maxOccurs="1"/>
-        <xsd:element name="category" minOccurs="0" maxOccurs="1" type="xsd:string"/>
-        <xsd:element name="version" minOccurs="0" maxOccurs="1" type="xsd:string"/>
-        <xsd:element name="revision" minOccurs="0" maxOccurs="1" type="xsd:string">
-          <xsd:annotation>
-            <xsd:documentation>
-                        This value indicates the number of saves or revisions. The application is responsible for updating this value after each revision.
-                    </xsd:documentation>
-          </xsd:annotation>
-        </xsd:element>
-        <xsd:element name="lastModifiedBy" minOccurs="0" maxOccurs="1" type="xsd:string"/>
-        <xsd:element ref="dcterms:modified" minOccurs="0" maxOccurs="1"/>
-        <xsd:element name="contentStatus" minOccurs="0" maxOccurs="1" type="xsd:string"/>
-      </xsd:all>
-    </xsd:complexType>
-  </xsd:schema>
-  <xs:schema xmlns:pc="http://schemas.microsoft.com/office/infopath/2007/PartnerControls" xmlns:xs="http://www.w3.org/2001/XMLSchema" targetNamespace="http://schemas.microsoft.com/office/infopath/2007/PartnerControls" elementFormDefault="qualified" attributeFormDefault="unqualified">
-    <xs:element name="Person">
-      <xs:complexType>
-        <xs:sequence>
-          <xs:element ref="pc:DisplayName" minOccurs="0"/>
-          <xs:element ref="pc:AccountId" minOccurs="0"/>
-          <xs:element ref="pc:AccountType" minOccurs="0"/>
-        </xs:sequence>
-      </xs:complexType>
-    </xs:element>
-    <xs:element name="DisplayName" type="xs:string"/>
-    <xs:element name="AccountId" type="xs:string"/>
-    <xs:element name="AccountType" type="xs:string"/>
-    <xs:element name="BDCAssociatedEntity">
-      <xs:complexType>
-        <xs:sequence>
-          <xs:element ref="pc:BDCEntity" minOccurs="0" maxOccurs="unbounded"/>
-        </xs:sequence>
-        <xs:attribute ref="pc:EntityNamespace"/>
-        <xs:attribute ref="pc:EntityName"/>
-        <xs:attribute ref="pc:SystemInstanceName"/>
-        <xs:attribute ref="pc:AssociationName"/>
-      </xs:complexType>
-    </xs:element>
-    <xs:attribute name="EntityNamespace" type="xs:string"/>
-    <xs:attribute name="EntityName" type="xs:string"/>
-    <xs:attribute name="SystemInstanceName" type="xs:string"/>
-    <xs:attribute name="AssociationName" type="xs:string"/>
-    <xs:element name="BDCEntity">
-      <xs:complexType>
-        <xs:sequence>
-          <xs:element ref="pc:EntityDisplayName" minOccurs="0"/>
-          <xs:element ref="pc:EntityInstanceReference" minOccurs="0"/>
-          <xs:element ref="pc:EntityId1" minOccurs="0"/>
-          <xs:element ref="pc:EntityId2" minOccurs="0"/>
-          <xs:element ref="pc:EntityId3" minOccurs="0"/>
-          <xs:element ref="pc:EntityId4" minOccurs="0"/>
-          <xs:element ref="pc:EntityId5" minOccurs="0"/>
-        </xs:sequence>
-      </xs:complexType>
-    </xs:element>
-    <xs:element name="EntityDisplayName" type="xs:string"/>
-    <xs:element name="EntityInstanceReference" type="xs:string"/>
-    <xs:element name="EntityId1" type="xs:string"/>
-    <xs:element name="EntityId2" type="xs:string"/>
-    <xs:element name="EntityId3" type="xs:string"/>
-    <xs:element name="EntityId4" type="xs:string"/>
-    <xs:element name="EntityId5" type="xs:string"/>
-    <xs:element name="Terms">
-      <xs:complexType>
-        <xs:sequence>
-          <xs:element ref="pc:TermInfo" minOccurs="0" maxOccurs="unbounded"/>
-        </xs:sequence>
-      </xs:complexType>
-    </xs:element>
-    <xs:element name="TermInfo">
-      <xs:complexType>
-        <xs:sequence>
-          <xs:element ref="pc:TermName" minOccurs="0"/>
-          <xs:element ref="pc:TermId" minOccurs="0"/>
-        </xs:sequence>
-      </xs:complexType>
-    </xs:element>
-    <xs:element name="TermName" type="xs:string"/>
-    <xs:element name="TermId" type="xs:string"/>
-  </xs:schema>
-</ct:contentTypeSchema>
-</file>
-
-<file path=customXml/item4.xml><?xml version="1.0" encoding="utf-8"?>
 <b:Sources xmlns:b="http://schemas.openxmlformats.org/officeDocument/2006/bibliography" xmlns="http://schemas.openxmlformats.org/officeDocument/2006/bibliography" SelectedStyle="\APASixthEditionOfficeOnline.xsl" StyleName="APA" Version="6">
   <b:Source>
     <b:Tag>Mue12</b:Tag>
@@ -19504,7 +19569,270 @@
 </b:Sources>
 </file>
 
+<file path=customXml/item2.xml><?xml version="1.0" encoding="utf-8"?>
+<p:properties xmlns:p="http://schemas.microsoft.com/office/2006/metadata/properties" xmlns:xsi="http://www.w3.org/2001/XMLSchema-instance" xmlns:pc="http://schemas.microsoft.com/office/infopath/2007/PartnerControls">
+  <documentManagement>
+    <TaxCatchAll xmlns="13c90a0b-73bc-4dc0-be5f-28d77b615beb" xsi:nil="true"/>
+    <lcf76f155ced4ddcb4097134ff3c332f xmlns="13c93bba-48ce-428c-bfe5-88b42c19b028">
+      <Terms xmlns="http://schemas.microsoft.com/office/infopath/2007/PartnerControls"/>
+    </lcf76f155ced4ddcb4097134ff3c332f>
+  </documentManagement>
+</p:properties>
+</file>
+
+<file path=customXml/item3.xml><?xml version="1.0" encoding="utf-8"?>
+<?mso-contentType ?>
+<FormTemplates xmlns="http://schemas.microsoft.com/sharepoint/v3/contenttype/forms">
+  <Display>DocumentLibraryForm</Display>
+  <Edit>DocumentLibraryForm</Edit>
+  <New>DocumentLibraryForm</New>
+</FormTemplates>
+</file>
+
+<file path=customXml/item4.xml><?xml version="1.0" encoding="utf-8"?>
+<ct:contentTypeSchema xmlns:ct="http://schemas.microsoft.com/office/2006/metadata/contentType" xmlns:ma="http://schemas.microsoft.com/office/2006/metadata/properties/metaAttributes" ct:_="" ma:_="" ma:contentTypeName="Documento" ma:contentTypeID="0x0101006A81D6BD42E8DF4C91013959704817E1" ma:contentTypeVersion="15" ma:contentTypeDescription="Crear nuevo documento." ma:contentTypeScope="" ma:versionID="bf4f72ffd194f0963ff564daca6869f7">
+  <xsd:schema xmlns:xsd="http://www.w3.org/2001/XMLSchema" xmlns:xs="http://www.w3.org/2001/XMLSchema" xmlns:p="http://schemas.microsoft.com/office/2006/metadata/properties" xmlns:ns2="13c90a0b-73bc-4dc0-be5f-28d77b615beb" xmlns:ns3="13c93bba-48ce-428c-bfe5-88b42c19b028" targetNamespace="http://schemas.microsoft.com/office/2006/metadata/properties" ma:root="true" ma:fieldsID="8718d6f4873a5b1392a45044efa78385" ns2:_="" ns3:_="">
+    <xsd:import namespace="13c90a0b-73bc-4dc0-be5f-28d77b615beb"/>
+    <xsd:import namespace="13c93bba-48ce-428c-bfe5-88b42c19b028"/>
+    <xsd:element name="properties">
+      <xsd:complexType>
+        <xsd:sequence>
+          <xsd:element name="documentManagement">
+            <xsd:complexType>
+              <xsd:all>
+                <xsd:element ref="ns2:SharedWithUsers" minOccurs="0"/>
+                <xsd:element ref="ns2:SharedWithDetails" minOccurs="0"/>
+                <xsd:element ref="ns3:MediaServiceMetadata" minOccurs="0"/>
+                <xsd:element ref="ns3:MediaServiceFastMetadata" minOccurs="0"/>
+                <xsd:element ref="ns3:MediaServiceSearchProperties" minOccurs="0"/>
+                <xsd:element ref="ns3:MediaServiceObjectDetectorVersions" minOccurs="0"/>
+                <xsd:element ref="ns3:MediaServiceDateTaken" minOccurs="0"/>
+                <xsd:element ref="ns3:MediaServiceGenerationTime" minOccurs="0"/>
+                <xsd:element ref="ns3:MediaServiceEventHashCode" minOccurs="0"/>
+                <xsd:element ref="ns3:MediaLengthInSeconds" minOccurs="0"/>
+                <xsd:element ref="ns3:lcf76f155ced4ddcb4097134ff3c332f" minOccurs="0"/>
+                <xsd:element ref="ns2:TaxCatchAll" minOccurs="0"/>
+                <xsd:element ref="ns3:MediaServiceOCR" minOccurs="0"/>
+                <xsd:element ref="ns3:MediaServiceLocation" minOccurs="0"/>
+              </xsd:all>
+            </xsd:complexType>
+          </xsd:element>
+        </xsd:sequence>
+      </xsd:complexType>
+    </xsd:element>
+  </xsd:schema>
+  <xsd:schema xmlns:xsd="http://www.w3.org/2001/XMLSchema" xmlns:xs="http://www.w3.org/2001/XMLSchema" xmlns:dms="http://schemas.microsoft.com/office/2006/documentManagement/types" xmlns:pc="http://schemas.microsoft.com/office/infopath/2007/PartnerControls" targetNamespace="13c90a0b-73bc-4dc0-be5f-28d77b615beb" elementFormDefault="qualified">
+    <xsd:import namespace="http://schemas.microsoft.com/office/2006/documentManagement/types"/>
+    <xsd:import namespace="http://schemas.microsoft.com/office/infopath/2007/PartnerControls"/>
+    <xsd:element name="SharedWithUsers" ma:index="8" nillable="true" ma:displayName="Compartido con" ma:internalName="SharedWithUsers" ma:readOnly="true">
+      <xsd:complexType>
+        <xsd:complexContent>
+          <xsd:extension base="dms:UserMulti">
+            <xsd:sequence>
+              <xsd:element name="UserInfo" minOccurs="0" maxOccurs="unbounded">
+                <xsd:complexType>
+                  <xsd:sequence>
+                    <xsd:element name="DisplayName" type="xsd:string" minOccurs="0"/>
+                    <xsd:element name="AccountId" type="dms:UserId" minOccurs="0" nillable="true"/>
+                    <xsd:element name="AccountType" type="xsd:string" minOccurs="0"/>
+                  </xsd:sequence>
+                </xsd:complexType>
+              </xsd:element>
+            </xsd:sequence>
+          </xsd:extension>
+        </xsd:complexContent>
+      </xsd:complexType>
+    </xsd:element>
+    <xsd:element name="SharedWithDetails" ma:index="9" nillable="true" ma:displayName="Detalles de uso compartido" ma:internalName="SharedWithDetails" ma:readOnly="true">
+      <xsd:simpleType>
+        <xsd:restriction base="dms:Note">
+          <xsd:maxLength value="255"/>
+        </xsd:restriction>
+      </xsd:simpleType>
+    </xsd:element>
+    <xsd:element name="TaxCatchAll" ma:index="20" nillable="true" ma:displayName="Taxonomy Catch All Column" ma:hidden="true" ma:list="{a42ca037-5d13-4729-aeec-4237f141d2d6}" ma:internalName="TaxCatchAll" ma:showField="CatchAllData" ma:web="13c90a0b-73bc-4dc0-be5f-28d77b615beb">
+      <xsd:complexType>
+        <xsd:complexContent>
+          <xsd:extension base="dms:MultiChoiceLookup">
+            <xsd:sequence>
+              <xsd:element name="Value" type="dms:Lookup" maxOccurs="unbounded" minOccurs="0" nillable="true"/>
+            </xsd:sequence>
+          </xsd:extension>
+        </xsd:complexContent>
+      </xsd:complexType>
+    </xsd:element>
+  </xsd:schema>
+  <xsd:schema xmlns:xsd="http://www.w3.org/2001/XMLSchema" xmlns:xs="http://www.w3.org/2001/XMLSchema" xmlns:dms="http://schemas.microsoft.com/office/2006/documentManagement/types" xmlns:pc="http://schemas.microsoft.com/office/infopath/2007/PartnerControls" targetNamespace="13c93bba-48ce-428c-bfe5-88b42c19b028" elementFormDefault="qualified">
+    <xsd:import namespace="http://schemas.microsoft.com/office/2006/documentManagement/types"/>
+    <xsd:import namespace="http://schemas.microsoft.com/office/infopath/2007/PartnerControls"/>
+    <xsd:element name="MediaServiceMetadata" ma:index="10" nillable="true" ma:displayName="MediaServiceMetadata" ma:hidden="true" ma:internalName="MediaServiceMetadata" ma:readOnly="true">
+      <xsd:simpleType>
+        <xsd:restriction base="dms:Note"/>
+      </xsd:simpleType>
+    </xsd:element>
+    <xsd:element name="MediaServiceFastMetadata" ma:index="11" nillable="true" ma:displayName="MediaServiceFastMetadata" ma:hidden="true" ma:internalName="MediaServiceFastMetadata" ma:readOnly="true">
+      <xsd:simpleType>
+        <xsd:restriction base="dms:Note"/>
+      </xsd:simpleType>
+    </xsd:element>
+    <xsd:element name="MediaServiceSearchProperties" ma:index="12" nillable="true" ma:displayName="MediaServiceSearchProperties" ma:hidden="true" ma:internalName="MediaServiceSearchProperties" ma:readOnly="true">
+      <xsd:simpleType>
+        <xsd:restriction base="dms:Note"/>
+      </xsd:simpleType>
+    </xsd:element>
+    <xsd:element name="MediaServiceObjectDetectorVersions" ma:index="13" nillable="true" ma:displayName="MediaServiceObjectDetectorVersions" ma:hidden="true" ma:indexed="true" ma:internalName="MediaServiceObjectDetectorVersions" ma:readOnly="true">
+      <xsd:simpleType>
+        <xsd:restriction base="dms:Text"/>
+      </xsd:simpleType>
+    </xsd:element>
+    <xsd:element name="MediaServiceDateTaken" ma:index="14" nillable="true" ma:displayName="MediaServiceDateTaken" ma:hidden="true" ma:indexed="true" ma:internalName="MediaServiceDateTaken" ma:readOnly="true">
+      <xsd:simpleType>
+        <xsd:restriction base="dms:Text"/>
+      </xsd:simpleType>
+    </xsd:element>
+    <xsd:element name="MediaServiceGenerationTime" ma:index="15" nillable="true" ma:displayName="MediaServiceGenerationTime" ma:hidden="true" ma:internalName="MediaServiceGenerationTime" ma:readOnly="true">
+      <xsd:simpleType>
+        <xsd:restriction base="dms:Text"/>
+      </xsd:simpleType>
+    </xsd:element>
+    <xsd:element name="MediaServiceEventHashCode" ma:index="16" nillable="true" ma:displayName="MediaServiceEventHashCode" ma:hidden="true" ma:internalName="MediaServiceEventHashCode" ma:readOnly="true">
+      <xsd:simpleType>
+        <xsd:restriction base="dms:Text"/>
+      </xsd:simpleType>
+    </xsd:element>
+    <xsd:element name="MediaLengthInSeconds" ma:index="17" nillable="true" ma:displayName="MediaLengthInSeconds" ma:hidden="true" ma:internalName="MediaLengthInSeconds" ma:readOnly="true">
+      <xsd:simpleType>
+        <xsd:restriction base="dms:Unknown"/>
+      </xsd:simpleType>
+    </xsd:element>
+    <xsd:element name="lcf76f155ced4ddcb4097134ff3c332f" ma:index="19" nillable="true" ma:taxonomy="true" ma:internalName="lcf76f155ced4ddcb4097134ff3c332f" ma:taxonomyFieldName="MediaServiceImageTags" ma:displayName="Etiquetas de imagen" ma:readOnly="false" ma:fieldId="{5cf76f15-5ced-4ddc-b409-7134ff3c332f}" ma:taxonomyMulti="true" ma:sspId="d33c8c81-5745-4931-bcc4-c2aeafe86780" ma:termSetId="09814cd3-568e-fe90-9814-8d621ff8fb84" ma:anchorId="fba54fb3-c3e1-fe81-a776-ca4b69148c4d" ma:open="true" ma:isKeyword="false">
+      <xsd:complexType>
+        <xsd:sequence>
+          <xsd:element ref="pc:Terms" minOccurs="0" maxOccurs="1"/>
+        </xsd:sequence>
+      </xsd:complexType>
+    </xsd:element>
+    <xsd:element name="MediaServiceOCR" ma:index="21" nillable="true" ma:displayName="Extracted Text" ma:internalName="MediaServiceOCR" ma:readOnly="true">
+      <xsd:simpleType>
+        <xsd:restriction base="dms:Note">
+          <xsd:maxLength value="255"/>
+        </xsd:restriction>
+      </xsd:simpleType>
+    </xsd:element>
+    <xsd:element name="MediaServiceLocation" ma:index="22" nillable="true" ma:displayName="Location" ma:description="" ma:indexed="true" ma:internalName="MediaServiceLocation" ma:readOnly="true">
+      <xsd:simpleType>
+        <xsd:restriction base="dms:Text"/>
+      </xsd:simpleType>
+    </xsd:element>
+  </xsd:schema>
+  <xsd:schema xmlns="http://schemas.openxmlformats.org/package/2006/metadata/core-properties" xmlns:xsd="http://www.w3.org/2001/XMLSchema" xmlns:xsi="http://www.w3.org/2001/XMLSchema-instance" xmlns:dc="http://purl.org/dc/elements/1.1/" xmlns:dcterms="http://purl.org/dc/terms/" xmlns:odoc="http://schemas.microsoft.com/internal/obd" targetNamespace="http://schemas.openxmlformats.org/package/2006/metadata/core-properties" elementFormDefault="qualified" attributeFormDefault="unqualified" blockDefault="#all">
+    <xsd:import namespace="http://purl.org/dc/elements/1.1/" schemaLocation="http://dublincore.org/schemas/xmls/qdc/2003/04/02/dc.xsd"/>
+    <xsd:import namespace="http://purl.org/dc/terms/" schemaLocation="http://dublincore.org/schemas/xmls/qdc/2003/04/02/dcterms.xsd"/>
+    <xsd:element name="coreProperties" type="CT_coreProperties"/>
+    <xsd:complexType name="CT_coreProperties">
+      <xsd:all>
+        <xsd:element ref="dc:creator" minOccurs="0" maxOccurs="1"/>
+        <xsd:element ref="dcterms:created" minOccurs="0" maxOccurs="1"/>
+        <xsd:element ref="dc:identifier" minOccurs="0" maxOccurs="1"/>
+        <xsd:element name="contentType" minOccurs="0" maxOccurs="1" type="xsd:string" ma:index="0" ma:displayName="Tipo de contenido"/>
+        <xsd:element ref="dc:title" minOccurs="0" maxOccurs="1" ma:index="4" ma:displayName="Título"/>
+        <xsd:element ref="dc:subject" minOccurs="0" maxOccurs="1"/>
+        <xsd:element ref="dc:description" minOccurs="0" maxOccurs="1"/>
+        <xsd:element name="keywords" minOccurs="0" maxOccurs="1" type="xsd:string"/>
+        <xsd:element ref="dc:language" minOccurs="0" maxOccurs="1"/>
+        <xsd:element name="category" minOccurs="0" maxOccurs="1" type="xsd:string"/>
+        <xsd:element name="version" minOccurs="0" maxOccurs="1" type="xsd:string"/>
+        <xsd:element name="revision" minOccurs="0" maxOccurs="1" type="xsd:string">
+          <xsd:annotation>
+            <xsd:documentation>
+                        This value indicates the number of saves or revisions. The application is responsible for updating this value after each revision.
+                    </xsd:documentation>
+          </xsd:annotation>
+        </xsd:element>
+        <xsd:element name="lastModifiedBy" minOccurs="0" maxOccurs="1" type="xsd:string"/>
+        <xsd:element ref="dcterms:modified" minOccurs="0" maxOccurs="1"/>
+        <xsd:element name="contentStatus" minOccurs="0" maxOccurs="1" type="xsd:string"/>
+      </xsd:all>
+    </xsd:complexType>
+  </xsd:schema>
+  <xs:schema xmlns:pc="http://schemas.microsoft.com/office/infopath/2007/PartnerControls" xmlns:xs="http://www.w3.org/2001/XMLSchema" targetNamespace="http://schemas.microsoft.com/office/infopath/2007/PartnerControls" elementFormDefault="qualified" attributeFormDefault="unqualified">
+    <xs:element name="Person">
+      <xs:complexType>
+        <xs:sequence>
+          <xs:element ref="pc:DisplayName" minOccurs="0"/>
+          <xs:element ref="pc:AccountId" minOccurs="0"/>
+          <xs:element ref="pc:AccountType" minOccurs="0"/>
+        </xs:sequence>
+      </xs:complexType>
+    </xs:element>
+    <xs:element name="DisplayName" type="xs:string"/>
+    <xs:element name="AccountId" type="xs:string"/>
+    <xs:element name="AccountType" type="xs:string"/>
+    <xs:element name="BDCAssociatedEntity">
+      <xs:complexType>
+        <xs:sequence>
+          <xs:element ref="pc:BDCEntity" minOccurs="0" maxOccurs="unbounded"/>
+        </xs:sequence>
+        <xs:attribute ref="pc:EntityNamespace"/>
+        <xs:attribute ref="pc:EntityName"/>
+        <xs:attribute ref="pc:SystemInstanceName"/>
+        <xs:attribute ref="pc:AssociationName"/>
+      </xs:complexType>
+    </xs:element>
+    <xs:attribute name="EntityNamespace" type="xs:string"/>
+    <xs:attribute name="EntityName" type="xs:string"/>
+    <xs:attribute name="SystemInstanceName" type="xs:string"/>
+    <xs:attribute name="AssociationName" type="xs:string"/>
+    <xs:element name="BDCEntity">
+      <xs:complexType>
+        <xs:sequence>
+          <xs:element ref="pc:EntityDisplayName" minOccurs="0"/>
+          <xs:element ref="pc:EntityInstanceReference" minOccurs="0"/>
+          <xs:element ref="pc:EntityId1" minOccurs="0"/>
+          <xs:element ref="pc:EntityId2" minOccurs="0"/>
+          <xs:element ref="pc:EntityId3" minOccurs="0"/>
+          <xs:element ref="pc:EntityId4" minOccurs="0"/>
+          <xs:element ref="pc:EntityId5" minOccurs="0"/>
+        </xs:sequence>
+      </xs:complexType>
+    </xs:element>
+    <xs:element name="EntityDisplayName" type="xs:string"/>
+    <xs:element name="EntityInstanceReference" type="xs:string"/>
+    <xs:element name="EntityId1" type="xs:string"/>
+    <xs:element name="EntityId2" type="xs:string"/>
+    <xs:element name="EntityId3" type="xs:string"/>
+    <xs:element name="EntityId4" type="xs:string"/>
+    <xs:element name="EntityId5" type="xs:string"/>
+    <xs:element name="Terms">
+      <xs:complexType>
+        <xs:sequence>
+          <xs:element ref="pc:TermInfo" minOccurs="0" maxOccurs="unbounded"/>
+        </xs:sequence>
+      </xs:complexType>
+    </xs:element>
+    <xs:element name="TermInfo">
+      <xs:complexType>
+        <xs:sequence>
+          <xs:element ref="pc:TermName" minOccurs="0"/>
+          <xs:element ref="pc:TermId" minOccurs="0"/>
+        </xs:sequence>
+      </xs:complexType>
+    </xs:element>
+    <xs:element name="TermName" type="xs:string"/>
+    <xs:element name="TermId" type="xs:string"/>
+  </xs:schema>
+</ct:contentTypeSchema>
+</file>
+
 <file path=customXml/itemProps1.xml><?xml version="1.0" encoding="utf-8"?>
+<ds:datastoreItem xmlns:ds="http://schemas.openxmlformats.org/officeDocument/2006/customXml" ds:itemID="{84F3832F-79D0-40EC-924E-4EC5D33B7AFB}">
+  <ds:schemaRefs>
+    <ds:schemaRef ds:uri="http://schemas.openxmlformats.org/officeDocument/2006/bibliography"/>
+  </ds:schemaRefs>
+</ds:datastoreItem>
+</file>
+
+<file path=customXml/itemProps2.xml><?xml version="1.0" encoding="utf-8"?>
 <ds:datastoreItem xmlns:ds="http://schemas.openxmlformats.org/officeDocument/2006/customXml" ds:itemID="{1145D752-ACC1-45E1-AB53-0C756F67FC7F}">
   <ds:schemaRefs>
     <ds:schemaRef ds:uri="http://schemas.microsoft.com/office/2006/metadata/properties"/>
@@ -19515,7 +19843,7 @@
 </ds:datastoreItem>
 </file>
 
-<file path=customXml/itemProps2.xml><?xml version="1.0" encoding="utf-8"?>
+<file path=customXml/itemProps3.xml><?xml version="1.0" encoding="utf-8"?>
 <ds:datastoreItem xmlns:ds="http://schemas.openxmlformats.org/officeDocument/2006/customXml" ds:itemID="{81CBDEC1-3B00-44ED-AD36-0268077980BA}">
   <ds:schemaRefs>
     <ds:schemaRef ds:uri="http://schemas.microsoft.com/sharepoint/v3/contenttype/forms"/>
@@ -19523,14 +19851,6 @@
 </ds:datastoreItem>
 </file>
 
-<file path=customXml/itemProps3.xml><?xml version="1.0" encoding="utf-8"?>
-<ds:datastoreItem xmlns:ds="http://schemas.openxmlformats.org/officeDocument/2006/customXml" ds:itemID="{33874488-9DBE-4ECB-8598-62B8EBD29B34}"/>
-</file>
-
 <file path=customXml/itemProps4.xml><?xml version="1.0" encoding="utf-8"?>
-<ds:datastoreItem xmlns:ds="http://schemas.openxmlformats.org/officeDocument/2006/customXml" ds:itemID="{84F3832F-79D0-40EC-924E-4EC5D33B7AFB}">
-  <ds:schemaRefs>
-    <ds:schemaRef ds:uri="http://schemas.openxmlformats.org/officeDocument/2006/bibliography"/>
-  </ds:schemaRefs>
-</ds:datastoreItem>
+<ds:datastoreItem xmlns:ds="http://schemas.openxmlformats.org/officeDocument/2006/customXml" ds:itemID="{770AE564-255A-4327-B85C-C734A387F403}"/>
 </file>
--- a/fuentes/CFA3_135333_DU.docx
+++ b/fuentes/CFA3_135333_DU.docx
@@ -1907,15 +1907,7 @@
             </w:r>
             <w:r>
               <w:lastRenderedPageBreak/>
-              <w:t xml:space="preserve">cumplen una razón social enfocada en </w:t>
-            </w:r>
-            <w:proofErr w:type="spellStart"/>
-            <w:r>
-              <w:t>que</w:t>
-            </w:r>
-            <w:proofErr w:type="spellEnd"/>
-            <w:r>
-              <w:t>?</w:t>
+              <w:t>cumplen una razón social enfocada en que?</w:t>
             </w:r>
             <w:r>
               <w:t xml:space="preserve"> justamente en la satisfacción de necesidades y en la generación de empleo. Entonces es importante que las personas que están recibiendo formación, comprendan como es el funcionamiento de las organizaciones según su tamaño, su persona jurídica (es decir, términos legales) según la actividad económica que desempeñen por tanto se dedicaran un tiempo considerable para entender justamente sobre el funcionamiento de las empresas.</w:t>
@@ -5713,31 +5705,13 @@
         </w:rPr>
         <w:t xml:space="preserve">Las bases de datos de texto completo posibilitan la búsqueda de información a partir de </w:t>
       </w:r>
-      <w:proofErr w:type="spellStart"/>
       <w:r>
         <w:rPr>
           <w:rStyle w:val="Extranjerismo"/>
           <w:lang w:val="es-419" w:eastAsia="es-CO"/>
         </w:rPr>
-        <w:t>key</w:t>
-      </w:r>
-      <w:proofErr w:type="spellEnd"/>
-      <w:r>
-        <w:rPr>
-          <w:rStyle w:val="Extranjerismo"/>
-          <w:lang w:val="es-419" w:eastAsia="es-CO"/>
-        </w:rPr>
-        <w:t xml:space="preserve"> </w:t>
-      </w:r>
-      <w:proofErr w:type="spellStart"/>
-      <w:r>
-        <w:rPr>
-          <w:rStyle w:val="Extranjerismo"/>
-          <w:lang w:val="es-419" w:eastAsia="es-CO"/>
-        </w:rPr>
-        <w:t>words</w:t>
-      </w:r>
-      <w:proofErr w:type="spellEnd"/>
+        <w:t>key words</w:t>
+      </w:r>
       <w:r>
         <w:rPr>
           <w:lang w:val="es-419" w:eastAsia="es-CO"/>
@@ -5846,21 +5820,7 @@
         <w:rPr>
           <w:lang w:val="es-419" w:eastAsia="es-CO"/>
         </w:rPr>
-        <w:t xml:space="preserve">Ambos tipos de bases de datos (transaccionales y relacionales) están desarrolladas bajo plataformas denominadas motores de bases de datos como Access, MySQL, Oracle, entre otras y estas a su vez se encuentran conectadas con lenguajes de programación, es decir, con códigos específicos, tales como </w:t>
-      </w:r>
-      <w:proofErr w:type="spellStart"/>
-      <w:r>
-        <w:rPr>
-          <w:lang w:val="es-419" w:eastAsia="es-CO"/>
-        </w:rPr>
-        <w:t>Phyton</w:t>
-      </w:r>
-      <w:proofErr w:type="spellEnd"/>
-      <w:r>
-        <w:rPr>
-          <w:lang w:val="es-419" w:eastAsia="es-CO"/>
-        </w:rPr>
-        <w:t xml:space="preserve">, C++, Visual Basic, HTML, etc. y en este sentido la combinación entre un motor de base de datos y el lenguaje de programación da como resultado </w:t>
+        <w:t xml:space="preserve">Ambos tipos de bases de datos (transaccionales y relacionales) están desarrolladas bajo plataformas denominadas motores de bases de datos como Access, MySQL, Oracle, entre otras y estas a su vez se encuentran conectadas con lenguajes de programación, es decir, con códigos específicos, tales como Phyton, C++, Visual Basic, HTML, etc. y en este sentido la combinación entre un motor de base de datos y el lenguaje de programación da como resultado </w:t>
       </w:r>
       <w:r>
         <w:rPr>
@@ -5903,21 +5863,7 @@
         <w:rPr>
           <w:lang w:val="es-419" w:eastAsia="es-CO"/>
         </w:rPr>
-        <w:t xml:space="preserve">En términos operativos de bases de datos, se entiende registro de información como el proceso mediante el cual una persona o un </w:t>
-      </w:r>
-      <w:proofErr w:type="spellStart"/>
-      <w:r>
-        <w:rPr>
-          <w:lang w:val="es-419" w:eastAsia="es-CO"/>
-        </w:rPr>
-        <w:t>bot</w:t>
-      </w:r>
-      <w:proofErr w:type="spellEnd"/>
-      <w:r>
-        <w:rPr>
-          <w:lang w:val="es-419" w:eastAsia="es-CO"/>
-        </w:rPr>
-        <w:t xml:space="preserve"> (robot que hace tareas operativas) ingresa información en un sistema, lo cual va originando algo que se conoce como “alimentar” la base de datos y es realizado a través de un usuario, que es aquella persona que tiene la potestad de ingresar a una DB o a un S.I.</w:t>
+        <w:t>En términos operativos de bases de datos, se entiende registro de información como el proceso mediante el cual una persona o un bot (robot que hace tareas operativas) ingresa información en un sistema, lo cual va originando algo que se conoce como “alimentar” la base de datos y es realizado a través de un usuario, que es aquella persona que tiene la potestad de ingresar a una DB o a un S.I.</w:t>
       </w:r>
     </w:p>
     <w:p>
@@ -6049,21 +5995,12 @@
         </w:rPr>
         <w:t xml:space="preserve">Diana Carolina es agente de servicio enfocada en la recepción de pedidos, por tanto, desde su rol de registro y edición tiene un perfil para ingresar pedidos, mientras que María Valentina que es una agente de servicio en el </w:t>
       </w:r>
-      <w:proofErr w:type="spellStart"/>
       <w:r>
         <w:rPr>
           <w:rStyle w:val="Extranjerismo"/>
           <w:lang w:val="es-419" w:eastAsia="es-CO"/>
         </w:rPr>
-        <w:t>contact</w:t>
-      </w:r>
-      <w:proofErr w:type="spellEnd"/>
-      <w:r>
-        <w:rPr>
-          <w:rStyle w:val="Extranjerismo"/>
-          <w:lang w:val="es-419" w:eastAsia="es-CO"/>
-        </w:rPr>
-        <w:t xml:space="preserve"> center</w:t>
+        <w:t>contact center</w:t>
       </w:r>
       <w:r>
         <w:rPr>
@@ -6671,13 +6608,8 @@
             <w:r>
               <w:t>¿</w:t>
             </w:r>
-            <w:proofErr w:type="gramStart"/>
-            <w:r>
-              <w:t>porque</w:t>
-            </w:r>
-            <w:proofErr w:type="gramEnd"/>
-            <w:r>
-              <w:t xml:space="preserve">?, porque de alguna manera, son el grueso dentro de los requerimientos que llegan a una compañía y adicional porque estos tienen inverso un componente legal que, en caso de no realizarse y gestionarse de la manera adecuada, puede llevar a la compañía a varios tipos de multas y sanciones económicas y también a impactos a nivel reputacional. </w:t>
+            <w:r>
+              <w:t xml:space="preserve">porque?, porque de alguna manera, son el grueso dentro de los requerimientos que llegan a una compañía y adicional porque estos tienen inverso un componente legal que, en caso de no realizarse y gestionarse de la manera adecuada, puede llevar a la compañía a varios tipos de multas y sanciones económicas y también a impactos a nivel reputacional. </w:t>
             </w:r>
           </w:p>
           <w:p>
@@ -6740,13 +6672,8 @@
             <w:r>
               <w:t>¿</w:t>
             </w:r>
-            <w:proofErr w:type="spellStart"/>
-            <w:r>
-              <w:t>Que</w:t>
-            </w:r>
-            <w:proofErr w:type="spellEnd"/>
-            <w:r>
-              <w:t xml:space="preserve"> significa involucramiento? significa que este cliente tiene cierta relación con la empresa y por eso le importa que la empresa esté mejor y que mejore de esta manera su desempeño entonces las sugerencias siempre las deberá ver la compañía y </w:t>
+            <w:r>
+              <w:t xml:space="preserve">Que significa involucramiento? significa que este cliente tiene cierta relación con la empresa y por eso le importa que la empresa esté mejor y que mejore de esta manera su desempeño entonces las sugerencias siempre las deberá ver la compañía y </w:t>
             </w:r>
             <w:r>
               <w:lastRenderedPageBreak/>
@@ -6805,15 +6732,7 @@
               <w:t>ó</w:t>
             </w:r>
             <w:r>
-              <w:t xml:space="preserve"> a la empresa por </w:t>
-            </w:r>
-            <w:proofErr w:type="spellStart"/>
-            <w:r>
-              <w:t>como</w:t>
-            </w:r>
-            <w:proofErr w:type="spellEnd"/>
-            <w:r>
-              <w:t xml:space="preserve"> reaccion</w:t>
+              <w:t xml:space="preserve"> a la empresa por como reaccion</w:t>
             </w:r>
             <w:r>
               <w:t>ó</w:t>
@@ -8295,14 +8214,7 @@
         <w:rPr>
           <w:lang w:val="es-419" w:eastAsia="es-CO"/>
         </w:rPr>
-        <w:t xml:space="preserve">Navarro (2012) en su libro Técnicas de ventas propone un esquema interesante para el manejo de objeciones, comenzando por la escucha como el principio básico de la comunicación, luego a partir </w:t>
-      </w:r>
-      <w:proofErr w:type="gramStart"/>
-      <w:r>
-        <w:rPr>
-          <w:lang w:val="es-419" w:eastAsia="es-CO"/>
-        </w:rPr>
-        <w:t>de</w:t>
+        <w:t>Navarro (2012) en su libro Técnicas de ventas propone un esquema interesante para el manejo de objeciones, comenzando por la escucha como el principio básico de la comunicación, luego a partir de</w:t>
       </w:r>
       <w:r>
         <w:rPr>
@@ -8316,7 +8228,6 @@
         </w:rPr>
         <w:t xml:space="preserve"> asertividad</w:t>
       </w:r>
-      <w:proofErr w:type="gramEnd"/>
       <w:r>
         <w:rPr>
           <w:lang w:val="es-419" w:eastAsia="es-CO"/>
@@ -8789,7 +8700,6 @@
         <w:lastRenderedPageBreak/>
         <w:t xml:space="preserve">digital y en tiempo real, lo anterior se conoce como </w:t>
       </w:r>
-      <w:proofErr w:type="spellStart"/>
       <w:r>
         <w:rPr>
           <w:rStyle w:val="Extranjerismo"/>
@@ -8797,7 +8707,6 @@
         </w:rPr>
         <w:t>dashboards</w:t>
       </w:r>
-      <w:proofErr w:type="spellEnd"/>
       <w:r>
         <w:rPr>
           <w:lang w:val="es-419" w:eastAsia="es-CO"/>
@@ -8815,35 +8724,7 @@
         <w:rPr>
           <w:lang w:val="es-419" w:eastAsia="es-CO"/>
         </w:rPr>
-        <w:t xml:space="preserve">Algunas de las aplicaciones de la inteligencia de negocios, que tienen componente de visualización de información son Power BI (de Microsoft), </w:t>
-      </w:r>
-      <w:proofErr w:type="spellStart"/>
-      <w:r>
-        <w:rPr>
-          <w:lang w:val="es-419" w:eastAsia="es-CO"/>
-        </w:rPr>
-        <w:t>Qlik</w:t>
-      </w:r>
-      <w:proofErr w:type="spellEnd"/>
-      <w:r>
-        <w:rPr>
-          <w:lang w:val="es-419" w:eastAsia="es-CO"/>
-        </w:rPr>
-        <w:t xml:space="preserve"> y </w:t>
-      </w:r>
-      <w:proofErr w:type="spellStart"/>
-      <w:r>
-        <w:rPr>
-          <w:lang w:val="es-419" w:eastAsia="es-CO"/>
-        </w:rPr>
-        <w:t>Tableau</w:t>
-      </w:r>
-      <w:proofErr w:type="spellEnd"/>
-      <w:r>
-        <w:rPr>
-          <w:lang w:val="es-419" w:eastAsia="es-CO"/>
-        </w:rPr>
-        <w:t>.</w:t>
+        <w:t>Algunas de las aplicaciones de la inteligencia de negocios, que tienen componente de visualización de información son Power BI (de Microsoft), Qlik y Tableau.</w:t>
       </w:r>
     </w:p>
     <w:p>
@@ -9273,31 +9154,13 @@
         </w:rPr>
         <w:t>: sigla alusiva a la inteligencia de negocios (</w:t>
       </w:r>
-      <w:proofErr w:type="spellStart"/>
       <w:r>
         <w:rPr>
           <w:rStyle w:val="Extranjerismo"/>
           <w:lang w:val="es-419"/>
         </w:rPr>
-        <w:t>business</w:t>
-      </w:r>
-      <w:proofErr w:type="spellEnd"/>
-      <w:r>
-        <w:rPr>
-          <w:rStyle w:val="Extranjerismo"/>
-          <w:lang w:val="es-419"/>
-        </w:rPr>
-        <w:t xml:space="preserve"> </w:t>
-      </w:r>
-      <w:proofErr w:type="spellStart"/>
-      <w:r>
-        <w:rPr>
-          <w:rStyle w:val="Extranjerismo"/>
-          <w:lang w:val="es-419"/>
-        </w:rPr>
-        <w:t>intelligence</w:t>
-      </w:r>
-      <w:proofErr w:type="spellEnd"/>
+        <w:t>business intelligence</w:t>
+      </w:r>
       <w:r>
         <w:rPr>
           <w:rFonts w:ascii="Calibri" w:hAnsi="Calibri" w:cs="Calibri"/>
@@ -9315,7 +9178,6 @@
           <w:lang w:val="es-419"/>
         </w:rPr>
       </w:pPr>
-      <w:proofErr w:type="spellStart"/>
       <w:r>
         <w:rPr>
           <w:rStyle w:val="Extranjerismo"/>
@@ -9325,7 +9187,6 @@
         </w:rPr>
         <w:t>Billing</w:t>
       </w:r>
-      <w:proofErr w:type="spellEnd"/>
       <w:r>
         <w:rPr>
           <w:rFonts w:ascii="Calibri" w:hAnsi="Calibri" w:cs="Calibri"/>
@@ -9404,37 +9265,12 @@
         </w:rPr>
         <w:t>: sigla alusiva a la Administración de las Relaciones con los Clientes (</w:t>
       </w:r>
-      <w:proofErr w:type="spellStart"/>
       <w:r>
         <w:rPr>
           <w:rStyle w:val="Extranjerismo"/>
           <w:lang w:val="es-419"/>
         </w:rPr>
-        <w:t>Customer</w:t>
-      </w:r>
-      <w:proofErr w:type="spellEnd"/>
-      <w:r>
-        <w:rPr>
-          <w:rStyle w:val="Extranjerismo"/>
-          <w:lang w:val="es-419"/>
-        </w:rPr>
-        <w:t xml:space="preserve"> </w:t>
-      </w:r>
-      <w:proofErr w:type="spellStart"/>
-      <w:r>
-        <w:rPr>
-          <w:rStyle w:val="Extranjerismo"/>
-          <w:lang w:val="es-419"/>
-        </w:rPr>
-        <w:t>Relationship</w:t>
-      </w:r>
-      <w:proofErr w:type="spellEnd"/>
-      <w:r>
-        <w:rPr>
-          <w:rStyle w:val="Extranjerismo"/>
-          <w:lang w:val="es-419"/>
-        </w:rPr>
-        <w:t xml:space="preserve"> Management</w:t>
+        <w:t>Customer Relationship Management</w:t>
       </w:r>
       <w:r>
         <w:rPr>
@@ -9525,47 +9361,13 @@
         </w:rPr>
         <w:t>: sigla asociada al sistema de planificación de recursos empresariales (</w:t>
       </w:r>
-      <w:proofErr w:type="spellStart"/>
       <w:r>
         <w:rPr>
           <w:rStyle w:val="Extranjerismo"/>
           <w:lang w:val="es-419"/>
         </w:rPr>
-        <w:t>enterprise</w:t>
-      </w:r>
-      <w:proofErr w:type="spellEnd"/>
-      <w:r>
-        <w:rPr>
-          <w:rStyle w:val="Extranjerismo"/>
-          <w:lang w:val="es-419"/>
-        </w:rPr>
-        <w:t xml:space="preserve"> </w:t>
-      </w:r>
-      <w:proofErr w:type="spellStart"/>
-      <w:r>
-        <w:rPr>
-          <w:rStyle w:val="Extranjerismo"/>
-          <w:lang w:val="es-419"/>
-        </w:rPr>
-        <w:t>resource</w:t>
-      </w:r>
-      <w:proofErr w:type="spellEnd"/>
-      <w:r>
-        <w:rPr>
-          <w:rStyle w:val="Extranjerismo"/>
-          <w:lang w:val="es-419"/>
-        </w:rPr>
-        <w:t xml:space="preserve"> </w:t>
-      </w:r>
-      <w:proofErr w:type="spellStart"/>
-      <w:r>
-        <w:rPr>
-          <w:rStyle w:val="Extranjerismo"/>
-          <w:lang w:val="es-419"/>
-        </w:rPr>
-        <w:t>planning</w:t>
-      </w:r>
-      <w:proofErr w:type="spellEnd"/>
+        <w:t>enterprise resource planning</w:t>
+      </w:r>
       <w:r>
         <w:rPr>
           <w:rFonts w:ascii="Calibri" w:hAnsi="Calibri" w:cs="Calibri"/>
@@ -10190,7 +9992,7 @@
                 <w:sz w:val="28"/>
                 <w:szCs w:val="28"/>
               </w:rPr>
-              <w:t>Dirección General</w:t>
+              <w:t>Centro Agroturístico - Regional Santander</w:t>
             </w:r>
           </w:p>
         </w:tc>
@@ -19059,6 +18861,17 @@
 </file>
 
 <file path=customXml/item1.xml><?xml version="1.0" encoding="utf-8"?>
+<p:properties xmlns:p="http://schemas.microsoft.com/office/2006/metadata/properties" xmlns:xsi="http://www.w3.org/2001/XMLSchema-instance" xmlns:pc="http://schemas.microsoft.com/office/infopath/2007/PartnerControls">
+  <documentManagement>
+    <TaxCatchAll xmlns="13c90a0b-73bc-4dc0-be5f-28d77b615beb" xsi:nil="true"/>
+    <lcf76f155ced4ddcb4097134ff3c332f xmlns="13c93bba-48ce-428c-bfe5-88b42c19b028">
+      <Terms xmlns="http://schemas.microsoft.com/office/infopath/2007/PartnerControls"/>
+    </lcf76f155ced4ddcb4097134ff3c332f>
+  </documentManagement>
+</p:properties>
+</file>
+
+<file path=customXml/item2.xml><?xml version="1.0" encoding="utf-8"?>
 <b:Sources xmlns:b="http://schemas.openxmlformats.org/officeDocument/2006/bibliography" xmlns="http://schemas.openxmlformats.org/officeDocument/2006/bibliography" SelectedStyle="\APASixthEditionOfficeOnline.xsl" StyleName="APA" Version="6">
   <b:Source>
     <b:Tag>Mue12</b:Tag>
@@ -19569,27 +19382,7 @@
 </b:Sources>
 </file>
 
-<file path=customXml/item2.xml><?xml version="1.0" encoding="utf-8"?>
-<p:properties xmlns:p="http://schemas.microsoft.com/office/2006/metadata/properties" xmlns:xsi="http://www.w3.org/2001/XMLSchema-instance" xmlns:pc="http://schemas.microsoft.com/office/infopath/2007/PartnerControls">
-  <documentManagement>
-    <TaxCatchAll xmlns="13c90a0b-73bc-4dc0-be5f-28d77b615beb" xsi:nil="true"/>
-    <lcf76f155ced4ddcb4097134ff3c332f xmlns="13c93bba-48ce-428c-bfe5-88b42c19b028">
-      <Terms xmlns="http://schemas.microsoft.com/office/infopath/2007/PartnerControls"/>
-    </lcf76f155ced4ddcb4097134ff3c332f>
-  </documentManagement>
-</p:properties>
-</file>
-
 <file path=customXml/item3.xml><?xml version="1.0" encoding="utf-8"?>
-<?mso-contentType ?>
-<FormTemplates xmlns="http://schemas.microsoft.com/sharepoint/v3/contenttype/forms">
-  <Display>DocumentLibraryForm</Display>
-  <Edit>DocumentLibraryForm</Edit>
-  <New>DocumentLibraryForm</New>
-</FormTemplates>
-</file>
-
-<file path=customXml/item4.xml><?xml version="1.0" encoding="utf-8"?>
 <ct:contentTypeSchema xmlns:ct="http://schemas.microsoft.com/office/2006/metadata/contentType" xmlns:ma="http://schemas.microsoft.com/office/2006/metadata/properties/metaAttributes" ct:_="" ma:_="" ma:contentTypeName="Documento" ma:contentTypeID="0x0101006A81D6BD42E8DF4C91013959704817E1" ma:contentTypeVersion="15" ma:contentTypeDescription="Crear nuevo documento." ma:contentTypeScope="" ma:versionID="bf4f72ffd194f0963ff564daca6869f7">
   <xsd:schema xmlns:xsd="http://www.w3.org/2001/XMLSchema" xmlns:xs="http://www.w3.org/2001/XMLSchema" xmlns:p="http://schemas.microsoft.com/office/2006/metadata/properties" xmlns:ns2="13c90a0b-73bc-4dc0-be5f-28d77b615beb" xmlns:ns3="13c93bba-48ce-428c-bfe5-88b42c19b028" targetNamespace="http://schemas.microsoft.com/office/2006/metadata/properties" ma:root="true" ma:fieldsID="8718d6f4873a5b1392a45044efa78385" ns2:_="" ns3:_="">
     <xsd:import namespace="13c90a0b-73bc-4dc0-be5f-28d77b615beb"/>
@@ -19824,15 +19617,16 @@
 </ct:contentTypeSchema>
 </file>
 
-<file path=customXml/itemProps1.xml><?xml version="1.0" encoding="utf-8"?>
-<ds:datastoreItem xmlns:ds="http://schemas.openxmlformats.org/officeDocument/2006/customXml" ds:itemID="{84F3832F-79D0-40EC-924E-4EC5D33B7AFB}">
-  <ds:schemaRefs>
-    <ds:schemaRef ds:uri="http://schemas.openxmlformats.org/officeDocument/2006/bibliography"/>
-  </ds:schemaRefs>
-</ds:datastoreItem>
+<file path=customXml/item4.xml><?xml version="1.0" encoding="utf-8"?>
+<?mso-contentType ?>
+<FormTemplates xmlns="http://schemas.microsoft.com/sharepoint/v3/contenttype/forms">
+  <Display>DocumentLibraryForm</Display>
+  <Edit>DocumentLibraryForm</Edit>
+  <New>DocumentLibraryForm</New>
+</FormTemplates>
 </file>
 
-<file path=customXml/itemProps2.xml><?xml version="1.0" encoding="utf-8"?>
+<file path=customXml/itemProps1.xml><?xml version="1.0" encoding="utf-8"?>
 <ds:datastoreItem xmlns:ds="http://schemas.openxmlformats.org/officeDocument/2006/customXml" ds:itemID="{1145D752-ACC1-45E1-AB53-0C756F67FC7F}">
   <ds:schemaRefs>
     <ds:schemaRef ds:uri="http://schemas.microsoft.com/office/2006/metadata/properties"/>
@@ -19843,14 +19637,22 @@
 </ds:datastoreItem>
 </file>
 
+<file path=customXml/itemProps2.xml><?xml version="1.0" encoding="utf-8"?>
+<ds:datastoreItem xmlns:ds="http://schemas.openxmlformats.org/officeDocument/2006/customXml" ds:itemID="{84F3832F-79D0-40EC-924E-4EC5D33B7AFB}">
+  <ds:schemaRefs>
+    <ds:schemaRef ds:uri="http://schemas.openxmlformats.org/officeDocument/2006/bibliography"/>
+  </ds:schemaRefs>
+</ds:datastoreItem>
+</file>
+
 <file path=customXml/itemProps3.xml><?xml version="1.0" encoding="utf-8"?>
+<ds:datastoreItem xmlns:ds="http://schemas.openxmlformats.org/officeDocument/2006/customXml" ds:itemID="{7E41BFCF-C06D-4768-B8A2-8E7F0D364BA6}"/>
+</file>
+
+<file path=customXml/itemProps4.xml><?xml version="1.0" encoding="utf-8"?>
 <ds:datastoreItem xmlns:ds="http://schemas.openxmlformats.org/officeDocument/2006/customXml" ds:itemID="{81CBDEC1-3B00-44ED-AD36-0268077980BA}">
   <ds:schemaRefs>
     <ds:schemaRef ds:uri="http://schemas.microsoft.com/sharepoint/v3/contenttype/forms"/>
   </ds:schemaRefs>
 </ds:datastoreItem>
-</file>
-
-<file path=customXml/itemProps4.xml><?xml version="1.0" encoding="utf-8"?>
-<ds:datastoreItem xmlns:ds="http://schemas.openxmlformats.org/officeDocument/2006/customXml" ds:itemID="{770AE564-255A-4327-B85C-C734A387F403}"/>
 </file>
--- a/fuentes/CFA3_135333_DU.docx
+++ b/fuentes/CFA3_135333_DU.docx
@@ -454,7 +454,7 @@
           <w:bCs/>
           <w:szCs w:val="28"/>
         </w:rPr>
-        <w:t>ya que</w:t>
+        <w:t>ya que,</w:t>
       </w:r>
       <w:r>
         <w:rPr>
@@ -1563,7 +1563,28 @@
     </w:p>
     <w:p>
       <w:r>
-        <w:t>Estimado aprendiz, se da la bienvenida a este momento de aprendizaje orientado a detallar entre otras cosas, el concepto de organización (empresa), al igual que la importancia de los clientes y la interacción con los mismos, con sus necesidades y la atención a sus requerimientos, técnicas para la gestión de los mismos denominados PQRSF y finalmente, a todo el tema de informes y su tipología. Antes de empezar se invita a revisar el siguiente video para identificar el contexto de aprendizaje</w:t>
+        <w:t>Estimado aprendiz, se da la bienvenida a este momento de aprendizaje orientado a detallar</w:t>
+      </w:r>
+      <w:r>
+        <w:t>,</w:t>
+      </w:r>
+      <w:r>
+        <w:t xml:space="preserve"> entre otras cosas, el concepto de organización (empresa), al igual que la importancia de los clientes y la interacción con los mismos, con sus necesidades y la atención a sus requerimientos, técnicas para la gestión de los mismos denominados PQRSF y finalmente, a todo el tema de informes y su tipología. Antes de empezar</w:t>
+      </w:r>
+      <w:r>
+        <w:t>,</w:t>
+      </w:r>
+      <w:r>
+        <w:t xml:space="preserve"> se</w:t>
+      </w:r>
+      <w:r>
+        <w:t xml:space="preserve"> sugiere </w:t>
+      </w:r>
+      <w:r>
+        <w:t>e</w:t>
+      </w:r>
+      <w:r>
+        <w:t>l siguiente video para identificar el contexto de aprendizaje</w:t>
       </w:r>
       <w:r>
         <w:t>.</w:t>
@@ -1583,13 +1604,19 @@
       <w:r>
         <w:t xml:space="preserve"> de clientes</w:t>
       </w:r>
-    </w:p>
-    <w:p>
-      <w:r>
-        <w:t xml:space="preserve">                    </w:t>
-      </w:r>
-      <w:r>
-        <w:t xml:space="preserve">  </w:t>
+      <w:r>
+        <w:t xml:space="preserve"> introducción</w:t>
+      </w:r>
+    </w:p>
+    <w:p>
+      <w:r>
+        <w:t xml:space="preserve">          </w:t>
+      </w:r>
+      <w:r>
+        <w:t xml:space="preserve"> </w:t>
+      </w:r>
+      <w:r>
+        <w:t xml:space="preserve"> </w:t>
       </w:r>
       <w:r>
         <w:t xml:space="preserve">   </w:t>
@@ -1599,10 +1626,10 @@
           <w:noProof/>
         </w:rPr>
         <w:drawing>
-          <wp:inline distT="0" distB="0" distL="0" distR="0" wp14:anchorId="60E868BB" wp14:editId="6B783528">
-            <wp:extent cx="3859481" cy="2170088"/>
-            <wp:effectExtent l="0" t="0" r="8255" b="1905"/>
-            <wp:docPr id="4" name="Imagen 4">
+          <wp:inline distT="0" distB="0" distL="0" distR="0" wp14:anchorId="78C0098F" wp14:editId="314DAEEA">
+            <wp:extent cx="4595108" cy="2583712"/>
+            <wp:effectExtent l="0" t="0" r="0" b="7620"/>
+            <wp:docPr id="5" name="Imagen 5">
               <a:extLst xmlns:a="http://schemas.openxmlformats.org/drawingml/2006/main">
                 <a:ext uri="{C183D7F6-B498-43B3-948B-1728B52AA6E4}">
                   <adec:decorative xmlns:adec="http://schemas.microsoft.com/office/drawing/2017/decorative" val="1"/>
@@ -1616,7 +1643,7 @@
               <a:graphicData uri="http://schemas.openxmlformats.org/drawingml/2006/picture">
                 <pic:pic xmlns:pic="http://schemas.openxmlformats.org/drawingml/2006/picture">
                   <pic:nvPicPr>
-                    <pic:cNvPr id="4" name="Imagen 4">
+                    <pic:cNvPr id="5" name="Imagen 5">
                       <a:extLst>
                         <a:ext uri="{C183D7F6-B498-43B3-948B-1728B52AA6E4}">
                           <adec:decorative xmlns:adec="http://schemas.microsoft.com/office/drawing/2017/decorative" val="1"/>
@@ -1643,7 +1670,7 @@
                   <pic:spPr bwMode="auto">
                     <a:xfrm>
                       <a:off x="0" y="0"/>
-                      <a:ext cx="3886663" cy="2185372"/>
+                      <a:ext cx="4608996" cy="2591521"/>
                     </a:xfrm>
                     <a:prstGeom prst="rect">
                       <a:avLst/>
@@ -1661,27 +1688,17 @@
       </w:r>
     </w:p>
     <w:p>
-      <w:r>
-        <w:tab/>
-      </w:r>
-      <w:r>
-        <w:tab/>
-        <w:t xml:space="preserve">     </w:t>
-      </w:r>
-      <w:r>
-        <w:t xml:space="preserve">Nota. SENA, </w:t>
-      </w:r>
-      <w:r>
-        <w:t>(</w:t>
-      </w:r>
-      <w:r>
-        <w:t>2026</w:t>
-      </w:r>
-      <w:r>
-        <w:t>)</w:t>
-      </w:r>
-      <w:r>
-        <w:t>.</w:t>
+      <w:pPr>
+        <w:ind w:left="1415" w:firstLine="1"/>
+      </w:pPr>
+      <w:r>
+        <w:t xml:space="preserve">        </w:t>
+      </w:r>
+      <w:r>
+        <w:t>Video: recepción de requerimientos de clientes</w:t>
+      </w:r>
+      <w:r>
+        <w:t xml:space="preserve"> Introducción.</w:t>
       </w:r>
       <w:r>
         <w:t xml:space="preserve">                   </w:t>
@@ -1782,13 +1799,20 @@
                 <w:b/>
                 <w:lang w:val="es-419"/>
               </w:rPr>
-              <w:t>Síntesis del video:</w:t>
+              <w:t>Transcripción</w:t>
             </w:r>
             <w:r>
               <w:rPr>
                 <w:b/>
                 <w:lang w:val="es-419"/>
               </w:rPr>
+              <w:t xml:space="preserve"> del video:</w:t>
+            </w:r>
+            <w:r>
+              <w:rPr>
+                <w:b/>
+                <w:lang w:val="es-419"/>
+              </w:rPr>
               <w:t xml:space="preserve"> </w:t>
             </w:r>
             <w:r>
@@ -1796,28 +1820,63 @@
                 <w:bCs/>
                 <w:lang w:val="es-419"/>
               </w:rPr>
-              <w:t>Rec</w:t>
+              <w:t>r</w:t>
             </w:r>
             <w:r>
               <w:rPr>
                 <w:bCs/>
                 <w:lang w:val="es-419"/>
               </w:rPr>
-              <w:t>epción de requerimientos</w:t>
+              <w:t>ec</w:t>
             </w:r>
             <w:r>
               <w:rPr>
                 <w:bCs/>
                 <w:lang w:val="es-419"/>
               </w:rPr>
-              <w:t xml:space="preserve"> de clientes</w:t>
+              <w:t>epción</w:t>
             </w:r>
             <w:r>
               <w:rPr>
                 <w:bCs/>
                 <w:lang w:val="es-419"/>
               </w:rPr>
-              <w:t xml:space="preserve"> introducción</w:t>
+              <w:t xml:space="preserve"> de requerimientos</w:t>
+            </w:r>
+            <w:r>
+              <w:rPr>
+                <w:bCs/>
+                <w:lang w:val="es-419"/>
+              </w:rPr>
+              <w:t xml:space="preserve"> de clientes</w:t>
+            </w:r>
+            <w:r>
+              <w:rPr>
+                <w:bCs/>
+                <w:lang w:val="es-419"/>
+              </w:rPr>
+              <w:t xml:space="preserve"> </w:t>
+            </w:r>
+            <w:r>
+              <w:rPr>
+                <w:bCs/>
+                <w:lang w:val="es-419"/>
+              </w:rPr>
+              <w:t>I</w:t>
+            </w:r>
+            <w:r>
+              <w:rPr>
+                <w:bCs/>
+                <w:lang w:val="es-419"/>
+              </w:rPr>
+              <w:t>ntroducción</w:t>
+            </w:r>
+            <w:r>
+              <w:rPr>
+                <w:bCs/>
+                <w:lang w:val="es-419"/>
+              </w:rPr>
+              <w:t>.</w:t>
             </w:r>
           </w:p>
         </w:tc>
@@ -1907,7 +1966,15 @@
             </w:r>
             <w:r>
               <w:lastRenderedPageBreak/>
-              <w:t>cumplen una razón social enfocada en que?</w:t>
+              <w:t xml:space="preserve">cumplen una razón social enfocada en </w:t>
+            </w:r>
+            <w:proofErr w:type="spellStart"/>
+            <w:r>
+              <w:t>que</w:t>
+            </w:r>
+            <w:proofErr w:type="spellEnd"/>
+            <w:r>
+              <w:t>?</w:t>
             </w:r>
             <w:r>
               <w:t xml:space="preserve"> justamente en la satisfacción de necesidades y en la generación de empleo. Entonces es importante que las personas que están recibiendo formación, comprendan como es el funcionamiento de las organizaciones según su tamaño, su persona jurídica (es decir, términos legales) según la actividad económica que desempeñen por tanto se dedicaran un tiempo considerable para entender justamente sobre el funcionamiento de las empresas.</w:t>
@@ -2145,7 +2212,39 @@
           <w:szCs w:val="28"/>
           <w:lang w:val="es-419"/>
         </w:rPr>
-        <w:t>Desde la perspectiva económica, las empresas tienen a nivel general una función y es el lucro, es decir, la obtención de ganancias a partir del desarrollo de una actividad comercial legal. Es por ello, que usualmente cuando un cliente va a adquirir un producto debe pagar un precio para que a cambio la empresa le entregue el bien o servicio requerido.</w:t>
+        <w:t>Desde la perspectiva económica, las empresas tienen a nivel general una función y es el lucro, es decir, la obtención de ganancias a partir del desarrollo de una actividad comercial legal. Es por ello, que usualmente</w:t>
+      </w:r>
+      <w:r>
+        <w:rPr>
+          <w:rFonts w:ascii="Calibri" w:hAnsi="Calibri" w:cs="Calibri"/>
+          <w:szCs w:val="28"/>
+          <w:lang w:val="es-419"/>
+        </w:rPr>
+        <w:t>,</w:t>
+      </w:r>
+      <w:r>
+        <w:rPr>
+          <w:rFonts w:ascii="Calibri" w:hAnsi="Calibri" w:cs="Calibri"/>
+          <w:szCs w:val="28"/>
+          <w:lang w:val="es-419"/>
+        </w:rPr>
+        <w:t xml:space="preserve"> cuando un cliente va a adquirir un producto</w:t>
+      </w:r>
+      <w:r>
+        <w:rPr>
+          <w:rFonts w:ascii="Calibri" w:hAnsi="Calibri" w:cs="Calibri"/>
+          <w:szCs w:val="28"/>
+          <w:lang w:val="es-419"/>
+        </w:rPr>
+        <w:t>,</w:t>
+      </w:r>
+      <w:r>
+        <w:rPr>
+          <w:rFonts w:ascii="Calibri" w:hAnsi="Calibri" w:cs="Calibri"/>
+          <w:szCs w:val="28"/>
+          <w:lang w:val="es-419"/>
+        </w:rPr>
+        <w:t xml:space="preserve"> debe pagar un precio para que a cambio la empresa le entregue el bien o servicio requerido.</w:t>
       </w:r>
     </w:p>
     <w:p>
@@ -2167,17 +2266,8 @@
           <w:szCs w:val="28"/>
           <w:lang w:val="es-419"/>
         </w:rPr>
-        <w:t>Paralelamente, las organizaciones en cumplimiento de su objeto producen u ofrecen al mercado diferentes bienes y servicios para que estos sean adquiridos por los consumidores que los necesitan, de esta forma gana la empresa obteniendo sus ganancias con la venta de los productos y ganan los clientes satisfaciendo su necesidad.</w:t>
-      </w:r>
-    </w:p>
-    <w:p>
-      <w:pPr>
-        <w:rPr>
-          <w:rFonts w:ascii="Calibri" w:hAnsi="Calibri" w:cs="Calibri"/>
-          <w:szCs w:val="28"/>
-          <w:lang w:val="es-419"/>
-        </w:rPr>
-      </w:pPr>
+        <w:t>Desde la perspectiva social, las empresas para poder operar requieren contar con personal, y es así como acuden a personas con diferentes perfiles para que realicen las actividades necesarias para su funcionamiento.</w:t>
+      </w:r>
     </w:p>
     <w:p>
       <w:pPr>
@@ -2198,8 +2288,16 @@
           <w:szCs w:val="28"/>
           <w:lang w:val="es-419"/>
         </w:rPr>
+        <w:t xml:space="preserve">Paralelamente, las organizaciones en cumplimiento de su objeto producen u ofrecen al mercado diferentes bienes y servicios para que estos sean adquiridos por los consumidores que los necesitan, de esta forma gana la </w:t>
+      </w:r>
+      <w:r>
+        <w:rPr>
+          <w:rFonts w:ascii="Calibri" w:hAnsi="Calibri" w:cs="Calibri"/>
+          <w:szCs w:val="28"/>
+          <w:lang w:val="es-419"/>
+        </w:rPr>
         <w:lastRenderedPageBreak/>
-        <w:t>Una vez teniendo clara su perspectiva económica y su perspectiva social, las organizaciones proceden a definir su planeación estratégica, la cual define los elementos empresariales sobre los cuales operará la empresa, planeación que se convierte a su vez en su principal herramienta de gestión.</w:t>
+        <w:t>empresa obteniendo sus ganancias con la venta de los productos y ganan los clientes satisfaciendo su necesidad.</w:t>
       </w:r>
     </w:p>
     <w:p>
@@ -2221,7 +2319,7 @@
           <w:szCs w:val="28"/>
           <w:lang w:val="es-419"/>
         </w:rPr>
-        <w:t>Comúnmente, el paso inicial consiste en definir cuál es la estrategia sobre la cual operará la empresa, lo que posteriormente, se formaliza en los siguientes elementos: la misión, representa la razón de ser, usualmente se define a través de uno o dos párrafos donde las empresas declaran el porqué de su existencia; mientras que por su parte, la visión plasma usualmente en un horizonte de tiempo definido (aproximadamente tres a cinco años) a dónde quiere llegar la compañía; la diferencia entre la misión y la visión es que la primera se formula desde el presente y la segunda desde el futuro.</w:t>
+        <w:t>Una vez teniendo clara su perspectiva económica y su perspectiva social, las organizaciones proceden a definir su planeación estratégica, la cual define los elementos empresariales sobre los cuales operará la empresa, planeación que se convierte a su vez en su principal herramienta de gestión.</w:t>
       </w:r>
     </w:p>
     <w:p>
@@ -2243,14 +2341,36 @@
           <w:szCs w:val="28"/>
           <w:lang w:val="es-419"/>
         </w:rPr>
-        <w:t>En el siguiente ejemplo se mostrará cómo el Servicio Nacional de Aprendizaje (SENA) define dos de los elementos clave de su planeación estratégica, la misión y la visión:</w:t>
-      </w:r>
-      <w:r>
+        <w:t>Comúnmente, el paso inicial consiste en definir cuál es la estrategia sobre la cual operará la empresa, lo que posteriormente, se formaliza en los siguientes elementos: la misión, representa la razón de ser, usualmente se define a través de uno o dos párrafos donde las empresas declaran el porqué de su existencia; mientras que por su parte, la visión plasma usualmente en un horizonte de tiempo definido (aproximadamente tres a cinco años) a dónde quiere llegar la compañía; la diferencia entre la misión y la visión es que la primera se formula desde el presente y la segunda desde el futuro.</w:t>
+      </w:r>
+    </w:p>
+    <w:p>
+      <w:pPr>
+        <w:pStyle w:val="Prrafodelista"/>
+        <w:numPr>
+          <w:ilvl w:val="0"/>
+          <w:numId w:val="39"/>
+        </w:numPr>
         <w:rPr>
           <w:rFonts w:ascii="Calibri" w:hAnsi="Calibri" w:cs="Calibri"/>
           <w:szCs w:val="28"/>
           <w:lang w:val="es-419"/>
         </w:rPr>
+      </w:pPr>
+      <w:r>
+        <w:rPr>
+          <w:rFonts w:ascii="Calibri" w:hAnsi="Calibri" w:cs="Calibri"/>
+          <w:szCs w:val="28"/>
+          <w:lang w:val="es-419"/>
+        </w:rPr>
+        <w:t>En el siguiente ejemplo se mostrará cómo el Servicio Nacional de Aprendizaje (SENA) define dos de los elementos clave de su planeación estratégica, la misión y la visión:</w:t>
+      </w:r>
+      <w:r>
+        <w:rPr>
+          <w:rFonts w:ascii="Calibri" w:hAnsi="Calibri" w:cs="Calibri"/>
+          <w:szCs w:val="28"/>
+          <w:lang w:val="es-419"/>
+        </w:rPr>
         <w:t xml:space="preserve"> </w:t>
       </w:r>
     </w:p>
@@ -2310,7 +2430,6 @@
           <w:szCs w:val="28"/>
           <w:lang w:val="es-419"/>
         </w:rPr>
-        <w:lastRenderedPageBreak/>
         <w:t>Visión</w:t>
       </w:r>
       <w:r>
@@ -2390,7 +2509,33 @@
           <w:szCs w:val="28"/>
           <w:lang w:val="es-419"/>
         </w:rPr>
-        <w:t xml:space="preserve"> en la carpeta Anexos.</w:t>
+        <w:t xml:space="preserve"> en la carpeta Anexos</w:t>
+      </w:r>
+      <w:r>
+        <w:rPr>
+          <w:rFonts w:ascii="Calibri" w:hAnsi="Calibri" w:cs="Calibri"/>
+          <w:szCs w:val="28"/>
+          <w:lang w:val="es-419"/>
+        </w:rPr>
+        <w:t xml:space="preserve"> </w:t>
+      </w:r>
+      <w:proofErr w:type="spellStart"/>
+      <w:r>
+        <w:rPr>
+          <w:rFonts w:ascii="Calibri" w:hAnsi="Calibri" w:cs="Calibri"/>
+          <w:szCs w:val="28"/>
+          <w:lang w:val="es-419"/>
+        </w:rPr>
+        <w:t>Concepto_Empresa</w:t>
+      </w:r>
+      <w:proofErr w:type="spellEnd"/>
+      <w:r>
+        <w:rPr>
+          <w:rFonts w:ascii="Calibri" w:hAnsi="Calibri" w:cs="Calibri"/>
+          <w:szCs w:val="28"/>
+          <w:lang w:val="es-419"/>
+        </w:rPr>
+        <w:t>.</w:t>
       </w:r>
     </w:p>
     <w:p>
@@ -2531,7 +2676,6 @@
           <w:szCs w:val="28"/>
           <w:lang w:val="es-419"/>
         </w:rPr>
-        <w:lastRenderedPageBreak/>
         <w:t>Desventaja</w:t>
       </w:r>
       <w:r>
@@ -2814,7 +2958,7 @@
           <w:szCs w:val="28"/>
           <w:lang w:val="es-419"/>
         </w:rPr>
-        <w:t>: en la práctica pueden ser complejos de estructurar porque están basado s en conceptos individualmente contradictorios.</w:t>
+        <w:t>: en la práctica pueden ser complejos de estructurar porque están basados en conceptos individualmente contradictorios.</w:t>
       </w:r>
     </w:p>
     <w:p>
@@ -2831,260 +2975,238 @@
           <w:szCs w:val="28"/>
           <w:lang w:val="es-419"/>
         </w:rPr>
-        <w:t xml:space="preserve">En Colombia, muchas de las empresas operan con estructuras verticales donde las áreas están estructuradas a partir de organigramas (cartas organizacionales) donde se tienen unos líderes, que gestionan los equipos y reportan a sus jefes, que siempre </w:t>
-      </w:r>
-      <w:r>
+        <w:lastRenderedPageBreak/>
+        <w:t>En Colombia, muchas de las empresas operan con estructuras verticales donde las áreas están estructuradas a partir de organigramas (cartas organizacionales) donde se tienen unos líderes, que gestionan los equipos y reportan a sus jefes, que siempre están por encima de ellos; sin embargo, en varias empresas, especialmente del sector servicios, del sector de la tecnología y otras lideradas por personas jóvenes, las estructuras circulares comienzan a ganar participación, apareciendo en el centro de la organización el cliente.</w:t>
+      </w:r>
+    </w:p>
+    <w:p>
+      <w:pPr>
         <w:rPr>
           <w:rFonts w:ascii="Calibri" w:hAnsi="Calibri" w:cs="Calibri"/>
           <w:szCs w:val="28"/>
           <w:lang w:val="es-419"/>
         </w:rPr>
-        <w:lastRenderedPageBreak/>
-        <w:t>están por encima de ellos; sin embargo, en varias empresas, especialmente del sector servicios, del sector de la tecnología y otras lideradas por personas jóvenes, las estructuras circulares comienzan a ganar participación, apareciendo en el centro de la organización el cliente.</w:t>
-      </w:r>
-    </w:p>
-    <w:p>
-      <w:pPr>
+      </w:pPr>
+      <w:r>
         <w:rPr>
           <w:rFonts w:ascii="Calibri" w:hAnsi="Calibri" w:cs="Calibri"/>
           <w:szCs w:val="28"/>
           <w:lang w:val="es-419"/>
         </w:rPr>
-      </w:pPr>
-      <w:r>
+        <w:t>Podría decirse entonces que las organizaciones de acuerdo con su planeación estratégica y la visión de sus entes de dirección elegirán cuál es la estructura a implementar, lo que no solo se reflejará en sus líneas de mando y decisión, sino también en su cultura organizacional, representando así los valores y prácticas que personifican la marca y sus colaboradores.</w:t>
+      </w:r>
+    </w:p>
+    <w:p>
+      <w:pPr>
+        <w:rPr>
+          <w:rFonts w:ascii="Calibri" w:hAnsi="Calibri" w:cs="Calibri"/>
+          <w:b/>
+          <w:bCs/>
+          <w:szCs w:val="28"/>
+          <w:lang w:val="es-419"/>
+        </w:rPr>
+      </w:pPr>
+      <w:r>
+        <w:rPr>
+          <w:rFonts w:ascii="Calibri" w:hAnsi="Calibri" w:cs="Calibri"/>
+          <w:b/>
+          <w:bCs/>
+          <w:szCs w:val="28"/>
+          <w:lang w:val="es-419"/>
+        </w:rPr>
+        <w:t>Las empresas, la inclusión y la discapacidad</w:t>
+      </w:r>
+    </w:p>
+    <w:p>
+      <w:pPr>
         <w:rPr>
           <w:rFonts w:ascii="Calibri" w:hAnsi="Calibri" w:cs="Calibri"/>
           <w:szCs w:val="28"/>
           <w:lang w:val="es-419"/>
         </w:rPr>
-        <w:t>Podría decirse entonces que las organizaciones de acuerdo con su planeación estratégica y la visión de sus entes de dirección elegirán cuál es la estructura a implementar, lo que no solo se reflejará en sus líneas de mando y decisión, sino también en su cultura organizacional, representando así los valores y prácticas que personifican la marca y sus colaboradores.</w:t>
-      </w:r>
-    </w:p>
-    <w:p>
-      <w:pPr>
-        <w:rPr>
-          <w:rFonts w:ascii="Calibri" w:hAnsi="Calibri" w:cs="Calibri"/>
-          <w:b/>
-          <w:bCs/>
-          <w:szCs w:val="28"/>
-          <w:lang w:val="es-419"/>
-        </w:rPr>
-      </w:pPr>
-      <w:r>
-        <w:rPr>
-          <w:rFonts w:ascii="Calibri" w:hAnsi="Calibri" w:cs="Calibri"/>
-          <w:b/>
-          <w:bCs/>
-          <w:szCs w:val="28"/>
-          <w:lang w:val="es-419"/>
-        </w:rPr>
-        <w:t>Las empresas, la inclusión y la discapacidad</w:t>
-      </w:r>
-    </w:p>
-    <w:p>
-      <w:pPr>
+      </w:pPr>
+      <w:r>
         <w:rPr>
           <w:rFonts w:ascii="Calibri" w:hAnsi="Calibri" w:cs="Calibri"/>
           <w:szCs w:val="28"/>
           <w:lang w:val="es-419"/>
         </w:rPr>
-      </w:pPr>
-      <w:r>
+        <w:t>Muchas empresas hoy en día desarrollan al interior de sus organizaciones programas de Responsabilidad Social Empresarial (RSE) donde plasman la forma cómo contribuirán a la sociedad, es algo así como la retribución por los recursos que de ella reciben y este es un aspecto muy bien valorado, máxime cuando estas acciones no solo se verán reflejadas en temas sociales, sino también ambientales, tributarios y económicos, por ejemplo, hay estudios que muestran explícitamente cómo los consumidores están dispuestos a pagar un poco más cuando van a adquirir bienes o servicios de empresas socialmente responsables.</w:t>
+      </w:r>
+    </w:p>
+    <w:p>
+      <w:pPr>
         <w:rPr>
           <w:rFonts w:ascii="Calibri" w:hAnsi="Calibri" w:cs="Calibri"/>
           <w:szCs w:val="28"/>
           <w:lang w:val="es-419"/>
         </w:rPr>
-        <w:t>Muchas empresas hoy en día desarrollan al interior de sus organizaciones programas de Responsabilidad Social Empresarial (RSE) donde plasman la forma cómo contribuirán a la sociedad, es algo así como la retribución por los recursos que de ella reciben y este es un aspecto muy bien valorado, máxime cuando estas acciones no solo se verán reflejadas en temas sociales, sino también ambientales, tributarios y económicos, por ejemplo, hay estudios que muestran explícitamente cómo los consumidores están dispuestos a pagar un poco más cuando van a adquirir bienes o servicios de empresas socialmente responsables.</w:t>
-      </w:r>
-    </w:p>
-    <w:p>
-      <w:pPr>
+      </w:pPr>
+      <w:r>
         <w:rPr>
           <w:rFonts w:ascii="Calibri" w:hAnsi="Calibri" w:cs="Calibri"/>
           <w:szCs w:val="28"/>
           <w:lang w:val="es-419"/>
         </w:rPr>
-      </w:pPr>
+        <w:t xml:space="preserve">En este sentido, la inclusión y el reconocimiento de la diversidad es uno de los pilares dentro de la responsabilidad social empresarial, antes este podía ser un tema </w:t>
+      </w:r>
       <w:r>
         <w:rPr>
           <w:rFonts w:ascii="Calibri" w:hAnsi="Calibri" w:cs="Calibri"/>
           <w:szCs w:val="28"/>
           <w:lang w:val="es-419"/>
         </w:rPr>
-        <w:t xml:space="preserve">En este sentido, la inclusión y el reconocimiento de la diversidad es uno de los pilares dentro de la responsabilidad social empresarial, antes este podía ser un tema exclusivo de las entidades públicas; sin embargo, ahora se ve cómo desde las grandes empresas hasta los emprendedores dan ejemplo de ello, hoy en día temas tan aparentemente sencillos como la accesibilidad a las instalaciones de una empresa para </w:t>
-      </w:r>
-      <w:r>
+        <w:lastRenderedPageBreak/>
+        <w:t>exclusivo de las entidades públicas; sin embargo, ahora se ve cómo desde las grandes empresas hasta los emprendedores dan ejemplo de ello, hoy en día temas tan aparentemente sencillos como la accesibilidad a las instalaciones de una empresa para personas con discapacidad da un signo claro de cómo una empresa o marca aborda esta temática.</w:t>
+      </w:r>
+    </w:p>
+    <w:p>
+      <w:pPr>
         <w:rPr>
           <w:rFonts w:ascii="Calibri" w:hAnsi="Calibri" w:cs="Calibri"/>
           <w:szCs w:val="28"/>
           <w:lang w:val="es-419"/>
         </w:rPr>
-        <w:lastRenderedPageBreak/>
-        <w:t>personas con discapacidad da un signo claro de cómo una empresa o marca aborda esta temática.</w:t>
-      </w:r>
-    </w:p>
-    <w:p>
-      <w:pPr>
+      </w:pPr>
+      <w:r>
         <w:rPr>
           <w:rFonts w:ascii="Calibri" w:hAnsi="Calibri" w:cs="Calibri"/>
           <w:szCs w:val="28"/>
           <w:lang w:val="es-419"/>
         </w:rPr>
-      </w:pPr>
-      <w:r>
+        <w:t>En temas de discapacidad ahora la pregunta a resolver es ¿cómo las empresas implementan políticas o programas para la inclusión en temas de discapacidad?, en el siguiente esquema se muestra una propuesta para implementar en una empresa un protocolo de atención a personas en condición de discapacidad:</w:t>
+      </w:r>
+    </w:p>
+    <w:p>
+      <w:pPr>
+        <w:rPr>
+          <w:rFonts w:ascii="Calibri" w:hAnsi="Calibri" w:cs="Calibri"/>
+          <w:b/>
+          <w:bCs/>
+          <w:szCs w:val="28"/>
+          <w:lang w:val="es-419"/>
+        </w:rPr>
+      </w:pPr>
+      <w:r>
+        <w:rPr>
+          <w:rFonts w:ascii="Calibri" w:hAnsi="Calibri" w:cs="Calibri"/>
+          <w:b/>
+          <w:bCs/>
+          <w:szCs w:val="28"/>
+          <w:lang w:val="es-419"/>
+        </w:rPr>
+        <w:t>Compromiso por parte de la dirección</w:t>
+      </w:r>
+    </w:p>
+    <w:p>
+      <w:pPr>
         <w:rPr>
           <w:rFonts w:ascii="Calibri" w:hAnsi="Calibri" w:cs="Calibri"/>
           <w:szCs w:val="28"/>
           <w:lang w:val="es-419"/>
         </w:rPr>
-        <w:t>En temas de discapacidad ahora la pregunta a resolver es ¿cómo las empresas implementan políticas o programas para la inclusión en temas de discapacidad?, en el siguiente esquema se muestra una propuesta para implementar en una empresa un protocolo de atención a personas en condición de discapacidad:</w:t>
-      </w:r>
-    </w:p>
-    <w:p>
-      <w:pPr>
-        <w:rPr>
-          <w:rFonts w:ascii="Calibri" w:hAnsi="Calibri" w:cs="Calibri"/>
-          <w:b/>
-          <w:bCs/>
-          <w:szCs w:val="28"/>
-          <w:lang w:val="es-419"/>
-        </w:rPr>
-      </w:pPr>
-      <w:r>
-        <w:rPr>
-          <w:rFonts w:ascii="Calibri" w:hAnsi="Calibri" w:cs="Calibri"/>
-          <w:b/>
-          <w:bCs/>
-          <w:szCs w:val="28"/>
-          <w:lang w:val="es-419"/>
-        </w:rPr>
-        <w:t>Compromiso por parte de la dirección</w:t>
-      </w:r>
-    </w:p>
-    <w:p>
-      <w:pPr>
+      </w:pPr>
+      <w:r>
         <w:rPr>
           <w:rFonts w:ascii="Calibri" w:hAnsi="Calibri" w:cs="Calibri"/>
           <w:szCs w:val="28"/>
           <w:lang w:val="es-419"/>
         </w:rPr>
-      </w:pPr>
-      <w:r>
+        <w:t>Definir política de discapacidad. Socializarlas con los colaboradores en todos los niveles.</w:t>
+      </w:r>
+    </w:p>
+    <w:p>
+      <w:pPr>
+        <w:rPr>
+          <w:rFonts w:ascii="Calibri" w:hAnsi="Calibri" w:cs="Calibri"/>
+          <w:b/>
+          <w:bCs/>
+          <w:szCs w:val="28"/>
+          <w:lang w:val="es-419"/>
+        </w:rPr>
+      </w:pPr>
+      <w:r>
+        <w:rPr>
+          <w:rFonts w:ascii="Calibri" w:hAnsi="Calibri" w:cs="Calibri"/>
+          <w:b/>
+          <w:bCs/>
+          <w:szCs w:val="28"/>
+          <w:lang w:val="es-419"/>
+        </w:rPr>
+        <w:t>Documentar el protocolo de discapacidad</w:t>
+      </w:r>
+    </w:p>
+    <w:p>
+      <w:pPr>
         <w:rPr>
           <w:rFonts w:ascii="Calibri" w:hAnsi="Calibri" w:cs="Calibri"/>
           <w:szCs w:val="28"/>
           <w:lang w:val="es-419"/>
         </w:rPr>
-        <w:t>Definir política de discapacidad. Socializarlas con los colaboradores en todos los niveles.</w:t>
-      </w:r>
-    </w:p>
-    <w:p>
-      <w:pPr>
-        <w:rPr>
-          <w:rFonts w:ascii="Calibri" w:hAnsi="Calibri" w:cs="Calibri"/>
-          <w:b/>
-          <w:bCs/>
-          <w:szCs w:val="28"/>
-          <w:lang w:val="es-419"/>
-        </w:rPr>
-      </w:pPr>
-      <w:r>
-        <w:rPr>
-          <w:rFonts w:ascii="Calibri" w:hAnsi="Calibri" w:cs="Calibri"/>
-          <w:b/>
-          <w:bCs/>
-          <w:szCs w:val="28"/>
-          <w:lang w:val="es-419"/>
-        </w:rPr>
-        <w:t>Documentar el protocolo de discapacidad</w:t>
-      </w:r>
-    </w:p>
-    <w:p>
-      <w:pPr>
+      </w:pPr>
+      <w:r>
         <w:rPr>
           <w:rFonts w:ascii="Calibri" w:hAnsi="Calibri" w:cs="Calibri"/>
           <w:szCs w:val="28"/>
           <w:lang w:val="es-419"/>
         </w:rPr>
-      </w:pPr>
-      <w:r>
+        <w:t>Documentar el protocolo incluyendo glosario, alcance y acciones a realizar.</w:t>
+      </w:r>
+    </w:p>
+    <w:p>
+      <w:pPr>
+        <w:rPr>
+          <w:rFonts w:ascii="Calibri" w:hAnsi="Calibri" w:cs="Calibri"/>
+          <w:b/>
+          <w:bCs/>
+          <w:szCs w:val="28"/>
+          <w:lang w:val="es-419"/>
+        </w:rPr>
+      </w:pPr>
+      <w:r>
+        <w:rPr>
+          <w:rFonts w:ascii="Calibri" w:hAnsi="Calibri" w:cs="Calibri"/>
+          <w:b/>
+          <w:bCs/>
+          <w:szCs w:val="28"/>
+          <w:lang w:val="es-419"/>
+        </w:rPr>
+        <w:t>Garantizar la implementación del protocolo</w:t>
+      </w:r>
+    </w:p>
+    <w:p>
+      <w:pPr>
         <w:rPr>
           <w:rFonts w:ascii="Calibri" w:hAnsi="Calibri" w:cs="Calibri"/>
           <w:szCs w:val="28"/>
           <w:lang w:val="es-419"/>
         </w:rPr>
-        <w:t>Documentar el protocolo incluyendo glosario, alcance y acciones a realizar.</w:t>
-      </w:r>
-    </w:p>
-    <w:p>
-      <w:pPr>
-        <w:rPr>
-          <w:rFonts w:ascii="Calibri" w:hAnsi="Calibri" w:cs="Calibri"/>
-          <w:b/>
-          <w:bCs/>
-          <w:szCs w:val="28"/>
-          <w:lang w:val="es-419"/>
-        </w:rPr>
-      </w:pPr>
-      <w:r>
-        <w:rPr>
-          <w:rFonts w:ascii="Calibri" w:hAnsi="Calibri" w:cs="Calibri"/>
-          <w:b/>
-          <w:bCs/>
-          <w:szCs w:val="28"/>
-          <w:lang w:val="es-419"/>
-        </w:rPr>
-        <w:t>Garantizar la implementación del protocolo</w:t>
-      </w:r>
-    </w:p>
-    <w:p>
-      <w:pPr>
+      </w:pPr>
+      <w:r>
         <w:rPr>
           <w:rFonts w:ascii="Calibri" w:hAnsi="Calibri" w:cs="Calibri"/>
           <w:szCs w:val="28"/>
           <w:lang w:val="es-419"/>
         </w:rPr>
-      </w:pPr>
-      <w:r>
+        <w:t>Realizar seguimiento a cómo está operando el protocolo y cómo es evaluado el tema por parte de la población impactada.</w:t>
+      </w:r>
+    </w:p>
+    <w:p>
+      <w:pPr>
         <w:rPr>
           <w:rFonts w:ascii="Calibri" w:hAnsi="Calibri" w:cs="Calibri"/>
           <w:szCs w:val="28"/>
           <w:lang w:val="es-419"/>
         </w:rPr>
-        <w:t>Realizar seguimiento a cómo está operando el protocolo y cómo es evaluado el tema de por parte de la población impactada.</w:t>
-      </w:r>
-    </w:p>
-    <w:p>
-      <w:pPr>
+      </w:pPr>
+      <w:r>
         <w:rPr>
           <w:rFonts w:ascii="Calibri" w:hAnsi="Calibri" w:cs="Calibri"/>
           <w:szCs w:val="28"/>
           <w:lang w:val="es-419"/>
         </w:rPr>
-      </w:pPr>
-      <w:r>
-        <w:rPr>
-          <w:rFonts w:ascii="Calibri" w:hAnsi="Calibri" w:cs="Calibri"/>
-          <w:szCs w:val="28"/>
-          <w:lang w:val="es-419"/>
-        </w:rPr>
         <w:t>Por ejemplo, el SENA como parte del compromiso de la Dirección, tiene dos marcos normativos para dar lineamientos en el actuar de la entidad en temas de discapacidad. En la Resolución 01726 de 2014 se adopta la política institucional para la atención de personas con discapacidad y en el Acuerdo 010 de 2016 se adopta la política de atención con enfoque pluralista y diferencial.</w:t>
       </w:r>
-    </w:p>
-    <w:p>
-      <w:pPr>
-        <w:rPr>
-          <w:lang w:val="es-419" w:eastAsia="es-CO"/>
-        </w:rPr>
-      </w:pPr>
-    </w:p>
-    <w:p>
-      <w:pPr>
-        <w:rPr>
-          <w:lang w:val="es-419" w:eastAsia="es-CO"/>
-        </w:rPr>
-      </w:pPr>
     </w:p>
     <w:p>
       <w:pPr>
@@ -3167,7 +3289,7 @@
         <w:rPr>
           <w:bCs/>
         </w:rPr>
-        <w:t xml:space="preserve">́ conectado digitalmente y como parte de ello toda </w:t>
+        <w:t xml:space="preserve"> conectado digitalmente y como parte de ello toda </w:t>
       </w:r>
       <w:r>
         <w:rPr>
@@ -3252,7 +3374,21 @@
         <w:rPr>
           <w:bCs/>
         </w:rPr>
-        <w:t xml:space="preserve"> algunas definiciones complementarias que permitirán orientar mejor el concepto de sistemas de </w:t>
+        <w:t xml:space="preserve"> algunas definiciones complementarias que </w:t>
+      </w:r>
+      <w:proofErr w:type="spellStart"/>
+      <w:r>
+        <w:rPr>
+          <w:bCs/>
+        </w:rPr>
+        <w:t>permitirán</w:t>
+      </w:r>
+      <w:proofErr w:type="spellEnd"/>
+      <w:r>
+        <w:rPr>
+          <w:bCs/>
+        </w:rPr>
+        <w:t xml:space="preserve"> orientar mejor el concepto de sistemas de </w:t>
       </w:r>
       <w:r>
         <w:rPr>
@@ -3574,7 +3710,19 @@
         <w:rPr>
           <w:bCs/>
         </w:rPr>
-        <w:t xml:space="preserve"> (Sistema de planificación de recursos empresariales) más conocido como ERP.</w:t>
+        <w:t xml:space="preserve"> (Sistema de planificación de recursos empresariales)</w:t>
+      </w:r>
+      <w:r>
+        <w:rPr>
+          <w:bCs/>
+        </w:rPr>
+        <w:t>,</w:t>
+      </w:r>
+      <w:r>
+        <w:rPr>
+          <w:bCs/>
+        </w:rPr>
+        <w:t xml:space="preserve"> más conocido como ERP.</w:t>
       </w:r>
     </w:p>
     <w:p>
@@ -3692,7 +3840,19 @@
         <w:rPr>
           <w:bCs/>
         </w:rPr>
-        <w:t xml:space="preserve"> (Inteligencia de negocios) referenciado en el ámbito empresarial como sistemas de BI.</w:t>
+        <w:t xml:space="preserve"> (Inteligencia de negocios)</w:t>
+      </w:r>
+      <w:r>
+        <w:rPr>
+          <w:bCs/>
+        </w:rPr>
+        <w:t>,</w:t>
+      </w:r>
+      <w:r>
+        <w:rPr>
+          <w:bCs/>
+        </w:rPr>
+        <w:t xml:space="preserve"> referenciado en el ámbito empresarial como sistemas de BI.</w:t>
       </w:r>
     </w:p>
     <w:p>
@@ -4528,7 +4688,19 @@
         <w:rPr>
           <w:lang w:val="es-419" w:eastAsia="es-CO"/>
         </w:rPr>
-        <w:t>En términos empresariales, la mayoría de bases de datos que se utilizan son las denominadas “relacionales” y tal cual como se evidencia en la estructura anterior, dentro de la base de datos, las tablas deben tener algún tipo de conexión que permita que todas ellas tengan un campo en común, lo cual en el esquema anterior se observa mediante las flechas.</w:t>
+        <w:t xml:space="preserve">En términos empresariales, la mayoría de bases de datos que se utilizan son las denominadas “relacionales” y tal cual como se evidencia en la estructura anterior, dentro de la base de datos, las tablas deben tener algún tipo de conexión que permita que todas ellas tengan un campo en común, lo cual en el esquema anterior se </w:t>
+      </w:r>
+      <w:r>
+        <w:rPr>
+          <w:lang w:val="es-419" w:eastAsia="es-CO"/>
+        </w:rPr>
+        <w:t xml:space="preserve">detalla </w:t>
+      </w:r>
+      <w:r>
+        <w:rPr>
+          <w:lang w:val="es-419" w:eastAsia="es-CO"/>
+        </w:rPr>
+        <w:t>mediante las flechas.</w:t>
       </w:r>
     </w:p>
     <w:p>
@@ -5227,7 +5399,19 @@
         <w:rPr>
           <w:lang w:val="es-419" w:eastAsia="es-CO"/>
         </w:rPr>
-        <w:t>De acuerdo con los conceptos vistos previamente, en la tabla expuesta se observan cuatro registros de clientes y para cada uno se relacionan seis campos: apellido, nombres, empresa, número de contacto, correo electrónico y municipio. En el entendimiento de las bases de datos se debe tener presente que la primera fila hace relación a los campos de la base de datos, por tanto, no se consideran registros.</w:t>
+        <w:t xml:space="preserve">De acuerdo con los conceptos vistos previamente, en la tabla expuesta se </w:t>
+      </w:r>
+      <w:r>
+        <w:rPr>
+          <w:lang w:val="es-419" w:eastAsia="es-CO"/>
+        </w:rPr>
+        <w:t xml:space="preserve">refleja </w:t>
+      </w:r>
+      <w:r>
+        <w:rPr>
+          <w:lang w:val="es-419" w:eastAsia="es-CO"/>
+        </w:rPr>
+        <w:t>cuatro registros de clientes y para cada uno se relacionan seis campos: apellido, nombres, empresa, número de contacto, correo electrónico y municipio. En el entendimiento de las bases de datos se debe tener presente que la primera fila hace relación a los campos de la base de datos, por tanto, no se consideran registros.</w:t>
       </w:r>
     </w:p>
     <w:p>
@@ -5705,13 +5889,31 @@
         </w:rPr>
         <w:t xml:space="preserve">Las bases de datos de texto completo posibilitan la búsqueda de información a partir de </w:t>
       </w:r>
+      <w:proofErr w:type="spellStart"/>
       <w:r>
         <w:rPr>
           <w:rStyle w:val="Extranjerismo"/>
           <w:lang w:val="es-419" w:eastAsia="es-CO"/>
         </w:rPr>
-        <w:t>key words</w:t>
-      </w:r>
+        <w:t>key</w:t>
+      </w:r>
+      <w:proofErr w:type="spellEnd"/>
+      <w:r>
+        <w:rPr>
+          <w:rStyle w:val="Extranjerismo"/>
+          <w:lang w:val="es-419" w:eastAsia="es-CO"/>
+        </w:rPr>
+        <w:t xml:space="preserve"> </w:t>
+      </w:r>
+      <w:proofErr w:type="spellStart"/>
+      <w:r>
+        <w:rPr>
+          <w:rStyle w:val="Extranjerismo"/>
+          <w:lang w:val="es-419" w:eastAsia="es-CO"/>
+        </w:rPr>
+        <w:t>words</w:t>
+      </w:r>
+      <w:proofErr w:type="spellEnd"/>
       <w:r>
         <w:rPr>
           <w:lang w:val="es-419" w:eastAsia="es-CO"/>
@@ -5820,7 +6022,21 @@
         <w:rPr>
           <w:lang w:val="es-419" w:eastAsia="es-CO"/>
         </w:rPr>
-        <w:t xml:space="preserve">Ambos tipos de bases de datos (transaccionales y relacionales) están desarrolladas bajo plataformas denominadas motores de bases de datos como Access, MySQL, Oracle, entre otras y estas a su vez se encuentran conectadas con lenguajes de programación, es decir, con códigos específicos, tales como Phyton, C++, Visual Basic, HTML, etc. y en este sentido la combinación entre un motor de base de datos y el lenguaje de programación da como resultado </w:t>
+        <w:t xml:space="preserve">Ambos tipos de bases de datos (transaccionales y relacionales) están desarrolladas bajo plataformas denominadas motores de bases de datos como Access, MySQL, Oracle, entre otras y estas a su vez se encuentran conectadas con lenguajes de programación, es decir, con códigos específicos, tales como </w:t>
+      </w:r>
+      <w:proofErr w:type="spellStart"/>
+      <w:r>
+        <w:rPr>
+          <w:lang w:val="es-419" w:eastAsia="es-CO"/>
+        </w:rPr>
+        <w:t>Phyton</w:t>
+      </w:r>
+      <w:proofErr w:type="spellEnd"/>
+      <w:r>
+        <w:rPr>
+          <w:lang w:val="es-419" w:eastAsia="es-CO"/>
+        </w:rPr>
+        <w:t xml:space="preserve">, C++, Visual Basic, HTML, etc. y en este sentido la combinación entre un motor de base de datos y el lenguaje de programación da como resultado </w:t>
       </w:r>
       <w:r>
         <w:rPr>
@@ -5863,7 +6079,21 @@
         <w:rPr>
           <w:lang w:val="es-419" w:eastAsia="es-CO"/>
         </w:rPr>
-        <w:t>En términos operativos de bases de datos, se entiende registro de información como el proceso mediante el cual una persona o un bot (robot que hace tareas operativas) ingresa información en un sistema, lo cual va originando algo que se conoce como “alimentar” la base de datos y es realizado a través de un usuario, que es aquella persona que tiene la potestad de ingresar a una DB o a un S.I.</w:t>
+        <w:t xml:space="preserve">En términos operativos de bases de datos, se entiende registro de información como el proceso mediante el cual una persona o un </w:t>
+      </w:r>
+      <w:proofErr w:type="spellStart"/>
+      <w:r>
+        <w:rPr>
+          <w:lang w:val="es-419" w:eastAsia="es-CO"/>
+        </w:rPr>
+        <w:t>bot</w:t>
+      </w:r>
+      <w:proofErr w:type="spellEnd"/>
+      <w:r>
+        <w:rPr>
+          <w:lang w:val="es-419" w:eastAsia="es-CO"/>
+        </w:rPr>
+        <w:t xml:space="preserve"> (robot que hace tareas operativas) ingresa información en un sistema, lo cual va originando algo que se conoce como “alimentar” la base de datos y es realizado a través de un usuario, que es aquella persona que tiene la potestad de ingresar a una DB o a un S.I.</w:t>
       </w:r>
     </w:p>
     <w:p>
@@ -5937,7 +6167,19 @@
         <w:rPr>
           <w:lang w:val="es-419" w:eastAsia="es-CO"/>
         </w:rPr>
-        <w:t>Este tipo de roles están asociados a aquellos usuarios que ingresan, procesas y/o modifican los datos.</w:t>
+        <w:t>Este tipo de roles están asociados a aquellos usuarios que ingresan, procesa</w:t>
+      </w:r>
+      <w:r>
+        <w:rPr>
+          <w:lang w:val="es-419" w:eastAsia="es-CO"/>
+        </w:rPr>
+        <w:t>n</w:t>
+      </w:r>
+      <w:r>
+        <w:rPr>
+          <w:lang w:val="es-419" w:eastAsia="es-CO"/>
+        </w:rPr>
+        <w:t xml:space="preserve"> y/o modifican los datos.</w:t>
       </w:r>
     </w:p>
     <w:p>
@@ -5995,12 +6237,21 @@
         </w:rPr>
         <w:t xml:space="preserve">Diana Carolina es agente de servicio enfocada en la recepción de pedidos, por tanto, desde su rol de registro y edición tiene un perfil para ingresar pedidos, mientras que María Valentina que es una agente de servicio en el </w:t>
       </w:r>
+      <w:proofErr w:type="spellStart"/>
       <w:r>
         <w:rPr>
           <w:rStyle w:val="Extranjerismo"/>
           <w:lang w:val="es-419" w:eastAsia="es-CO"/>
         </w:rPr>
-        <w:t>contact center</w:t>
+        <w:t>contact</w:t>
+      </w:r>
+      <w:proofErr w:type="spellEnd"/>
+      <w:r>
+        <w:rPr>
+          <w:rStyle w:val="Extranjerismo"/>
+          <w:lang w:val="es-419" w:eastAsia="es-CO"/>
+        </w:rPr>
+        <w:t xml:space="preserve"> center</w:t>
       </w:r>
       <w:r>
         <w:rPr>
@@ -6110,7 +6361,19 @@
         <w:rPr>
           <w:lang w:val="es-419" w:eastAsia="es-CO"/>
         </w:rPr>
-        <w:t xml:space="preserve"> (respaldo), que permita que en caso de que se tenga alguna falla técnica de tipo informático sea posible seguir contando con la información.</w:t>
+        <w:t xml:space="preserve"> (respaldo), que permita que en caso de que se tenga alguna falla técnica de tipo informático</w:t>
+      </w:r>
+      <w:r>
+        <w:rPr>
+          <w:lang w:val="es-419" w:eastAsia="es-CO"/>
+        </w:rPr>
+        <w:t>,</w:t>
+      </w:r>
+      <w:r>
+        <w:rPr>
+          <w:lang w:val="es-419" w:eastAsia="es-CO"/>
+        </w:rPr>
+        <w:t xml:space="preserve"> sea posible seguir contando con la información.</w:t>
       </w:r>
     </w:p>
     <w:p>
@@ -6136,7 +6399,19 @@
         <w:rPr>
           <w:lang w:val="es-419" w:eastAsia="es-CO"/>
         </w:rPr>
-        <w:t xml:space="preserve"> tienen por fin garantizar que la misma información se encuentre disponible mínimo en dos repositorios diferentes, ya sea físicos (instalaciones de la empresa) o en nube (servidores por fuera de ella), esto permitirá hacer frente a los ataques informáticos o errores humanos.</w:t>
+        <w:t xml:space="preserve"> tienen por fin garantizar que la misma información se encuentre disponible mínimo en dos repositorios diferentes, ya sea físicos (instalaciones de la empresa) o en </w:t>
+      </w:r>
+      <w:r>
+        <w:rPr>
+          <w:lang w:val="es-419" w:eastAsia="es-CO"/>
+        </w:rPr>
+        <w:t xml:space="preserve">la </w:t>
+      </w:r>
+      <w:r>
+        <w:rPr>
+          <w:lang w:val="es-419" w:eastAsia="es-CO"/>
+        </w:rPr>
+        <w:t>nube (servidores por fuera de ella), esto permitirá hacer frente a los ataques informáticos o errores humanos.</w:t>
       </w:r>
     </w:p>
     <w:p>
@@ -6323,20 +6598,56 @@
         <w:rPr>
           <w:lang w:val="es-419" w:eastAsia="es-CO"/>
         </w:rPr>
-        <w:t>Las Peticiones (P), Quejas (Q), Reclamos (R), Sugerencias (S) y Felicitaciones (F) son en muchas ocasiones la mayor composición dentro de los requerimientos de los usuarios, ya que la mayoría de sus solicitudes hacia la empresa están enfocadas en ellas. A nivel general, las PQRS hacen alusión a inconformidades o dificultades con la empresa, su personal o los productos adquiridos, mientras que las felicitaciones aluden a un reconocimiento de cliente hacia la empresa y las sugerencias una visión de mejora desde una perspectiva propositiva.</w:t>
-      </w:r>
-    </w:p>
-    <w:p>
-      <w:pPr>
-        <w:rPr>
-          <w:lang w:val="es-419" w:eastAsia="es-CO"/>
-        </w:rPr>
-      </w:pPr>
-      <w:r>
-        <w:rPr>
-          <w:lang w:val="es-419" w:eastAsia="es-CO"/>
-        </w:rPr>
-        <w:t>Atendiendo la importancia de este tema, se invita a revisar el video que se muestra a continuación, con el fin de hacer mayor énfasis en las PQRSF:</w:t>
+        <w:t>Las Peticiones (P), Quejas (Q), Reclamos (R), Sugerencias (S) y Felicitaciones (F) son en muchas ocasiones la mayor composición dentro de los requerimientos de los usuarios, ya que la mayoría de sus solicitudes hacia la empresa están enfocadas en ellas. A nivel general, las PQRS hacen alusión a inconformidades o dificultades con la empresa, su personal o los productos adquiridos, mientras que las felicitaciones aluden a un reconocimiento de cliente hacia la empresa y las sugerencias</w:t>
+      </w:r>
+      <w:r>
+        <w:rPr>
+          <w:lang w:val="es-419" w:eastAsia="es-CO"/>
+        </w:rPr>
+        <w:t>,</w:t>
+      </w:r>
+      <w:r>
+        <w:rPr>
+          <w:lang w:val="es-419" w:eastAsia="es-CO"/>
+        </w:rPr>
+        <w:t xml:space="preserve"> una visión de mejora desde una perspectiva propositiva.</w:t>
+      </w:r>
+    </w:p>
+    <w:p>
+      <w:pPr>
+        <w:rPr>
+          <w:lang w:val="es-419" w:eastAsia="es-CO"/>
+        </w:rPr>
+      </w:pPr>
+      <w:r>
+        <w:rPr>
+          <w:lang w:val="es-419" w:eastAsia="es-CO"/>
+        </w:rPr>
+        <w:t xml:space="preserve">Atendiendo la importancia de este tema, </w:t>
+      </w:r>
+      <w:r>
+        <w:rPr>
+          <w:lang w:val="es-419" w:eastAsia="es-CO"/>
+        </w:rPr>
+        <w:t xml:space="preserve">a continuación </w:t>
+      </w:r>
+      <w:r>
+        <w:rPr>
+          <w:lang w:val="es-419" w:eastAsia="es-CO"/>
+        </w:rPr>
+        <w:t xml:space="preserve">el video </w:t>
+      </w:r>
+      <w:r>
+        <w:rPr>
+          <w:lang w:val="es-419" w:eastAsia="es-CO"/>
+        </w:rPr>
+        <w:t xml:space="preserve">de tipos de requerimientos con </w:t>
+      </w:r>
+      <w:r>
+        <w:rPr>
+          <w:lang w:val="es-419" w:eastAsia="es-CO"/>
+        </w:rPr>
+        <w:t>el fin de hacer mayor énfasis en las PQRSF:</w:t>
       </w:r>
     </w:p>
     <w:p>
@@ -6350,19 +6661,7 @@
         <w:rPr>
           <w:lang w:val="es-419" w:eastAsia="es-CO"/>
         </w:rPr>
-        <w:t>Tipo</w:t>
-      </w:r>
-      <w:r>
-        <w:rPr>
-          <w:lang w:val="es-419" w:eastAsia="es-CO"/>
-        </w:rPr>
-        <w:t>s</w:t>
-      </w:r>
-      <w:r>
-        <w:rPr>
-          <w:lang w:val="es-419" w:eastAsia="es-CO"/>
-        </w:rPr>
-        <w:t xml:space="preserve"> de requerimientos</w:t>
+        <w:t>Tipo de requerimientos</w:t>
       </w:r>
     </w:p>
     <w:p>
@@ -6460,31 +6759,12 @@
           <w:lang w:val="es-419" w:eastAsia="es-CO"/>
         </w:rPr>
         <w:tab/>
-        <w:t xml:space="preserve">Nota. SENA, </w:t>
-      </w:r>
-      <w:r>
-        <w:rPr>
-          <w:lang w:val="es-419" w:eastAsia="es-CO"/>
-        </w:rPr>
-        <w:t>(</w:t>
-      </w:r>
-      <w:r>
-        <w:rPr>
-          <w:lang w:val="es-419" w:eastAsia="es-CO"/>
-        </w:rPr>
-        <w:t>2026</w:t>
-      </w:r>
-      <w:r>
-        <w:rPr>
-          <w:lang w:val="es-419" w:eastAsia="es-CO"/>
-        </w:rPr>
-        <w:t>)</w:t>
-      </w:r>
-      <w:r>
-        <w:rPr>
-          <w:lang w:val="es-419" w:eastAsia="es-CO"/>
-        </w:rPr>
-        <w:t>.</w:t>
+      </w:r>
+      <w:r>
+        <w:rPr>
+          <w:lang w:val="es-419" w:eastAsia="es-CO"/>
+        </w:rPr>
+        <w:t>Video: tipo de requerimientos.</w:t>
       </w:r>
     </w:p>
     <w:p>
@@ -6547,13 +6827,20 @@
                 <w:lang w:val="es-419"/>
               </w:rPr>
               <w:lastRenderedPageBreak/>
-              <w:t>Síntesis del video:</w:t>
+              <w:t xml:space="preserve">Transcripción </w:t>
             </w:r>
             <w:r>
               <w:rPr>
                 <w:b/>
                 <w:lang w:val="es-419"/>
               </w:rPr>
+              <w:t>del video:</w:t>
+            </w:r>
+            <w:r>
+              <w:rPr>
+                <w:b/>
+                <w:lang w:val="es-419"/>
+              </w:rPr>
               <w:t xml:space="preserve"> </w:t>
             </w:r>
             <w:r>
@@ -6561,21 +6848,21 @@
                 <w:bCs/>
                 <w:lang w:val="es-419"/>
               </w:rPr>
-              <w:t>Tipo</w:t>
+              <w:t>t</w:t>
             </w:r>
             <w:r>
               <w:rPr>
                 <w:bCs/>
                 <w:lang w:val="es-419"/>
               </w:rPr>
-              <w:t>s</w:t>
+              <w:t xml:space="preserve">ipo </w:t>
             </w:r>
             <w:r>
               <w:rPr>
                 <w:bCs/>
                 <w:lang w:val="es-419"/>
               </w:rPr>
-              <w:t xml:space="preserve"> de requerimientos</w:t>
+              <w:t>de requerimientos</w:t>
             </w:r>
           </w:p>
         </w:tc>
@@ -6587,7 +6874,7 @@
           </w:tcPr>
           <w:p>
             <w:r>
-              <w:t xml:space="preserve">Bueno, ahora es tiempo de profundizar en los tipos de requerimientos; recordemos que los requerimientos son solicitudes que debe hacer un cliente de manera formal a un cliente. Existen muchos tipos de requerimiento e incluso, según la actividad económica de una empresa, también se pudiesen generar tipos de requerimientos muy específicos. </w:t>
+              <w:t xml:space="preserve">Bueno, ahora es tiempo de profundizar en los tipo de requerimientos; recordemos que los requerimientos son solicitudes que debe hacer un cliente de manera formal a un cliente. Existen muchos tipos de requerimiento e incluso, según la actividad económica de una empresa, también se pudiesen generar tipos de requerimientos muy específicos. </w:t>
             </w:r>
           </w:p>
           <w:p>
@@ -6672,8 +6959,13 @@
             <w:r>
               <w:t>¿</w:t>
             </w:r>
-            <w:r>
-              <w:t xml:space="preserve">Que significa involucramiento? significa que este cliente tiene cierta relación con la empresa y por eso le importa que la empresa esté mejor y que mejore de esta manera su desempeño entonces las sugerencias siempre las deberá ver la compañía y </w:t>
+            <w:proofErr w:type="spellStart"/>
+            <w:r>
+              <w:t>Que</w:t>
+            </w:r>
+            <w:proofErr w:type="spellEnd"/>
+            <w:r>
+              <w:t xml:space="preserve"> significa involucramiento? significa que este cliente tiene cierta relación con la empresa y por eso le importa que la empresa esté mejor y que mejore de esta manera su desempeño entonces las sugerencias siempre las deberá ver la compañía y </w:t>
             </w:r>
             <w:r>
               <w:lastRenderedPageBreak/>
@@ -6732,7 +7024,15 @@
               <w:t>ó</w:t>
             </w:r>
             <w:r>
-              <w:t xml:space="preserve"> a la empresa por como reaccion</w:t>
+              <w:t xml:space="preserve"> a la empresa por </w:t>
+            </w:r>
+            <w:proofErr w:type="spellStart"/>
+            <w:r>
+              <w:t>como</w:t>
+            </w:r>
+            <w:proofErr w:type="spellEnd"/>
+            <w:r>
+              <w:t xml:space="preserve"> reaccion</w:t>
             </w:r>
             <w:r>
               <w:t>ó</w:t>
@@ -6860,32 +7160,62 @@
         <w:rPr>
           <w:lang w:val="es-419" w:eastAsia="es-CO"/>
         </w:rPr>
-        <w:t>Gloria va a pagar su factura en un restaurante, pero al detallar ve que le han cobrado erróneamente, por lo que solicita que se llame al administrador para formular un reclamo, al llegar a la mesa el administrador le indica que los disculpe, que ya mismo le generan nuevamente la factura con el valor correcto, por lo que el cliente indica que a nivel de sugerencia considera importante que se revisen las facturas por parte de los meseros antes de entregarlas a los comensales.</w:t>
-      </w:r>
-    </w:p>
-    <w:p>
-      <w:pPr>
-        <w:rPr>
-          <w:lang w:val="es-419" w:eastAsia="es-CO"/>
-        </w:rPr>
-      </w:pPr>
-      <w:r>
-        <w:rPr>
-          <w:lang w:val="es-419" w:eastAsia="es-CO"/>
-        </w:rPr>
-        <w:t xml:space="preserve">Se invita a </w:t>
-      </w:r>
-      <w:r>
-        <w:rPr>
-          <w:lang w:val="es-419" w:eastAsia="es-CO"/>
-        </w:rPr>
-        <w:t>revisa</w:t>
-      </w:r>
-      <w:r>
-        <w:rPr>
-          <w:lang w:val="es-419" w:eastAsia="es-CO"/>
-        </w:rPr>
-        <w:t>r con mayor detalle a través del siguiente gráfico todo lo que tiene que ver con PQRSF:</w:t>
+        <w:t>Gloria va a pagar su factura en un restaurante, pero al detallar ve que le han cobrado erróneamente, por lo que solicita que se llame al administrador para formular un reclamo, al llegar a la mesa el administrador le indica que los disculpe, que ya mismo le generan nuevamente la factura con el valor correcto, por lo que el cliente indica que a nivel de sugerencia</w:t>
+      </w:r>
+      <w:r>
+        <w:rPr>
+          <w:lang w:val="es-419" w:eastAsia="es-CO"/>
+        </w:rPr>
+        <w:t>,</w:t>
+      </w:r>
+      <w:r>
+        <w:rPr>
+          <w:lang w:val="es-419" w:eastAsia="es-CO"/>
+        </w:rPr>
+        <w:t xml:space="preserve"> considera importante que se revisen las facturas por parte de los meseros antes de entregarlas a los comensales.</w:t>
+      </w:r>
+    </w:p>
+    <w:p>
+      <w:pPr>
+        <w:rPr>
+          <w:lang w:val="es-419" w:eastAsia="es-CO"/>
+        </w:rPr>
+      </w:pPr>
+      <w:r>
+        <w:rPr>
+          <w:lang w:val="es-419" w:eastAsia="es-CO"/>
+        </w:rPr>
+        <w:t>A</w:t>
+      </w:r>
+      <w:r>
+        <w:rPr>
+          <w:lang w:val="es-419" w:eastAsia="es-CO"/>
+        </w:rPr>
+        <w:t xml:space="preserve"> </w:t>
+      </w:r>
+      <w:r>
+        <w:rPr>
+          <w:lang w:val="es-419" w:eastAsia="es-CO"/>
+        </w:rPr>
+        <w:t>continuación,</w:t>
+      </w:r>
+      <w:r>
+        <w:rPr>
+          <w:lang w:val="es-419" w:eastAsia="es-CO"/>
+        </w:rPr>
+        <w:t xml:space="preserve"> </w:t>
+      </w:r>
+      <w:r>
+        <w:rPr>
+          <w:lang w:val="es-419" w:eastAsia="es-CO"/>
+        </w:rPr>
+        <w:t xml:space="preserve">se enlista </w:t>
+      </w:r>
+      <w:r>
+        <w:rPr>
+          <w:lang w:val="es-419" w:eastAsia="es-CO"/>
+        </w:rPr>
+        <w:t>todo lo que tiene que ver con PQRSF:</w:t>
       </w:r>
     </w:p>
     <w:p>
@@ -6925,26 +7255,34 @@
         <w:rPr>
           <w:lang w:val="es-419" w:eastAsia="es-CO"/>
         </w:rPr>
-        <w:t xml:space="preserve">También en términos normativos existe una definición en Colombia, dada en la Ley 1755 de 2015, donde se informa en su Artículo 14 que para las entidades públicas </w:t>
-      </w:r>
+        <w:t xml:space="preserve">También en términos normativos existe una definición en Colombia, dada en la Ley 1755 de 2015, donde se informa en su Artículo 14 que para las entidades </w:t>
+      </w:r>
+      <w:proofErr w:type="spellStart"/>
+      <w:r>
+        <w:rPr>
+          <w:lang w:val="es-419" w:eastAsia="es-CO"/>
+        </w:rPr>
+        <w:t>públicas“Salvo</w:t>
+      </w:r>
+      <w:proofErr w:type="spellEnd"/>
+      <w:r>
+        <w:rPr>
+          <w:lang w:val="es-419" w:eastAsia="es-CO"/>
+        </w:rPr>
+        <w:t xml:space="preserve"> norma legal especial y so pena de sanción disciplinaria, toda petición deberá resolverse dentro de los quince días siguientes a su recepción”.</w:t>
+      </w:r>
+    </w:p>
+    <w:p>
+      <w:pPr>
+        <w:rPr>
+          <w:lang w:val="es-419" w:eastAsia="es-CO"/>
+        </w:rPr>
+      </w:pPr>
       <w:r>
         <w:rPr>
           <w:lang w:val="es-419" w:eastAsia="es-CO"/>
         </w:rPr>
         <w:lastRenderedPageBreak/>
-        <w:t>“Salvo norma legal especial y so pena de sanción disciplinaria, toda petición deberá resolverse dentro de los quince días siguientes a su recepción”.</w:t>
-      </w:r>
-    </w:p>
-    <w:p>
-      <w:pPr>
-        <w:rPr>
-          <w:lang w:val="es-419" w:eastAsia="es-CO"/>
-        </w:rPr>
-      </w:pPr>
-      <w:r>
-        <w:rPr>
-          <w:lang w:val="es-419" w:eastAsia="es-CO"/>
-        </w:rPr>
         <w:t xml:space="preserve">Pese a lo anterior, es de destacar </w:t>
       </w:r>
       <w:r>
@@ -7037,26 +7375,20 @@
         <w:rPr>
           <w:lang w:val="es-419" w:eastAsia="es-CO"/>
         </w:rPr>
-        <w:t xml:space="preserve">ambién se entiende como una manifestación de inconformidad, solo que, en este caso, está directamente relacionado con el producto (si es una empresa de tangibles) o con la prestación del servicio (si es una empresa de intangibles). En Colombia, los reclamos suelen estar relacionados con el mal funcionamiento de los </w:t>
-      </w:r>
+        <w:t>ambién se entiende como una manifestación de inconformidad, solo que, en este caso, está directamente relacionado con el producto (si es una empresa de tangibles) o con la prestación del servicio (si es una empresa de intangibles). En Colombia, los reclamos suelen estar relacionados con el mal funcionamiento de los productos, incumplimiento de la promesa del servicio o temas asociados con cobros incorrectos (facturaciones erróneas o entregas tardías).</w:t>
+      </w:r>
+    </w:p>
+    <w:p>
+      <w:pPr>
+        <w:rPr>
+          <w:lang w:val="es-419" w:eastAsia="es-CO"/>
+        </w:rPr>
+      </w:pPr>
       <w:r>
         <w:rPr>
           <w:lang w:val="es-419" w:eastAsia="es-CO"/>
         </w:rPr>
         <w:lastRenderedPageBreak/>
-        <w:t>productos, incumplimiento de la promesa del servicio o temas asociados con cobros incorrectos (facturaciones erróneas o entregas tardías).</w:t>
-      </w:r>
-    </w:p>
-    <w:p>
-      <w:pPr>
-        <w:rPr>
-          <w:lang w:val="es-419" w:eastAsia="es-CO"/>
-        </w:rPr>
-      </w:pPr>
-      <w:r>
-        <w:rPr>
-          <w:lang w:val="es-419" w:eastAsia="es-CO"/>
-        </w:rPr>
         <w:t>Al igual que en las peticiones y las quejas, los reclamos deben quedar documentados o registrados en la empresa y el cliente debe tener algún tipo de soporte de la acción interpuesta.</w:t>
       </w:r>
     </w:p>
@@ -7137,23 +7469,82 @@
         <w:rPr>
           <w:lang w:val="es-419" w:eastAsia="es-CO"/>
         </w:rPr>
-        <w:t>Continuando con este aprendizaje, se invita a revisar los demás tipos de requerimientos que se abordan en las empresas, por favor consulte lo que se expone a continuación:</w:t>
-      </w:r>
-    </w:p>
-    <w:p>
-      <w:pPr>
-        <w:rPr>
-          <w:lang w:val="es-419" w:eastAsia="es-CO"/>
-        </w:rPr>
-      </w:pPr>
-      <w:r>
-        <w:rPr>
-          <w:b/>
-          <w:bCs/>
+        <w:t xml:space="preserve">Continuando con este aprendizaje, se </w:t>
+      </w:r>
+      <w:r>
+        <w:rPr>
+          <w:lang w:val="es-419" w:eastAsia="es-CO"/>
+        </w:rPr>
+        <w:t xml:space="preserve">detalla </w:t>
+      </w:r>
+      <w:r>
+        <w:rPr>
+          <w:lang w:val="es-419" w:eastAsia="es-CO"/>
+        </w:rPr>
+        <w:t>los demás tipos de requerimientos que se abordan en las empresas, por favor consulte lo que se expone a continuación:</w:t>
+      </w:r>
+    </w:p>
+    <w:p>
+      <w:pPr>
+        <w:rPr>
+          <w:lang w:val="es-419" w:eastAsia="es-CO"/>
+        </w:rPr>
+      </w:pPr>
+      <w:r>
+        <w:rPr>
+          <w:b/>
+          <w:bCs/>
+          <w:lang w:val="es-419" w:eastAsia="es-CO"/>
+        </w:rPr>
+        <w:t>Soporte técnico</w:t>
+      </w:r>
+      <w:r>
+        <w:rPr>
+          <w:b/>
+          <w:bCs/>
+          <w:lang w:val="es-419" w:eastAsia="es-CO"/>
+        </w:rPr>
+        <w:t xml:space="preserve">: </w:t>
+      </w:r>
+      <w:r>
+        <w:rPr>
+          <w:lang w:val="es-419" w:eastAsia="es-CO"/>
+        </w:rPr>
+        <w:t>e</w:t>
+      </w:r>
+      <w:r>
+        <w:rPr>
+          <w:lang w:val="es-419" w:eastAsia="es-CO"/>
+        </w:rPr>
+        <w:t>ste</w:t>
+      </w:r>
+      <w:r>
+        <w:rPr>
+          <w:lang w:val="es-419" w:eastAsia="es-CO"/>
+        </w:rPr>
+        <w:t xml:space="preserve"> soporte tiene varios alcances, el primero de ellos es cuando los clientes tienen desconocimiento o dudas sobre el manejo de los productos o servicios de la empresa; el segundo es cuando tienen dificultad para acceder a alguno </w:t>
+      </w:r>
+      <w:r>
+        <w:rPr>
           <w:lang w:val="es-419" w:eastAsia="es-CO"/>
         </w:rPr>
         <w:lastRenderedPageBreak/>
-        <w:t>Soporte técnico</w:t>
+        <w:t>de los canales digitales de la compañía; finalmente, el tercero que es cuando tienen problemas con sus servicios y requieren de la empresa para validar remotamente o en el sitio su funcionamiento.</w:t>
+      </w:r>
+    </w:p>
+    <w:p>
+      <w:pPr>
+        <w:rPr>
+          <w:lang w:val="es-419" w:eastAsia="es-CO"/>
+        </w:rPr>
+      </w:pPr>
+      <w:r>
+        <w:rPr>
+          <w:b/>
+          <w:bCs/>
+          <w:lang w:val="es-419" w:eastAsia="es-CO"/>
+        </w:rPr>
+        <w:t>Pedidos</w:t>
       </w:r>
       <w:r>
         <w:rPr>
@@ -7173,28 +7564,40 @@
         <w:rPr>
           <w:lang w:val="es-419" w:eastAsia="es-CO"/>
         </w:rPr>
-        <w:t>ste</w:t>
-      </w:r>
-      <w:r>
-        <w:rPr>
-          <w:lang w:val="es-419" w:eastAsia="es-CO"/>
-        </w:rPr>
-        <w:t xml:space="preserve"> soporte tiene varios alcances, el primero de ellos es cuando los clientes tienen desconocimiento o dudas sobre el manejo de los productos o servicios de la empresa; el segundo es cuando tienen dificultad para acceder a alguno de los canales digitales de la compañía; finalmente, el tercero que es cuando tienen problemas con sus servicios y requieren de la empresa para validar remotamente o en el sitio su funcionamiento.</w:t>
-      </w:r>
-    </w:p>
-    <w:p>
-      <w:pPr>
-        <w:rPr>
-          <w:lang w:val="es-419" w:eastAsia="es-CO"/>
-        </w:rPr>
-      </w:pPr>
-      <w:r>
-        <w:rPr>
-          <w:b/>
-          <w:bCs/>
-          <w:lang w:val="es-419" w:eastAsia="es-CO"/>
-        </w:rPr>
-        <w:t>Pedidos</w:t>
+        <w:t xml:space="preserve">n </w:t>
+      </w:r>
+      <w:r>
+        <w:rPr>
+          <w:lang w:val="es-419" w:eastAsia="es-CO"/>
+        </w:rPr>
+        <w:t>términos comerciales son los requerimientos de compras de un cliente hacia la empresa. En este orden de ideas, los agentes de servicio al cliente que están asociados a la gestión de pedidos deben estar en la capacidad de crearlos (tomarlos) e informar sobre el estado de los mismo</w:t>
+      </w:r>
+      <w:r>
+        <w:rPr>
+          <w:lang w:val="es-419" w:eastAsia="es-CO"/>
+        </w:rPr>
+        <w:t>s</w:t>
+      </w:r>
+      <w:r>
+        <w:rPr>
+          <w:lang w:val="es-419" w:eastAsia="es-CO"/>
+        </w:rPr>
+        <w:t xml:space="preserve"> (dar seguimiento).</w:t>
+      </w:r>
+    </w:p>
+    <w:p>
+      <w:pPr>
+        <w:rPr>
+          <w:lang w:val="es-419" w:eastAsia="es-CO"/>
+        </w:rPr>
+      </w:pPr>
+      <w:r>
+        <w:rPr>
+          <w:b/>
+          <w:bCs/>
+          <w:lang w:val="es-419" w:eastAsia="es-CO"/>
+        </w:rPr>
+        <w:t>Televentas</w:t>
       </w:r>
       <w:r>
         <w:rPr>
@@ -7208,34 +7611,63 @@
         <w:rPr>
           <w:lang w:val="es-419" w:eastAsia="es-CO"/>
         </w:rPr>
+        <w:t>s</w:t>
+      </w:r>
+      <w:r>
+        <w:rPr>
+          <w:lang w:val="es-419" w:eastAsia="es-CO"/>
+        </w:rPr>
+        <w:t>on canales especializados en las ventas a través de canales telefónicos, si bien hacen parte más del mundo comercial que del alcance de servicio al cliente, hoy en día es común que los agentes de servicio se vean orientados también a tener metas comerciales, es decir, a que su gestión también tenga asociados indicadores de ventas.</w:t>
+      </w:r>
+    </w:p>
+    <w:p>
+      <w:pPr>
+        <w:rPr>
+          <w:lang w:val="es-419" w:eastAsia="es-CO"/>
+        </w:rPr>
+      </w:pPr>
+      <w:r>
+        <w:rPr>
+          <w:b/>
+          <w:bCs/>
+          <w:lang w:val="es-419" w:eastAsia="es-CO"/>
+        </w:rPr>
+        <w:t>Cobranza</w:t>
+      </w:r>
+      <w:r>
+        <w:rPr>
+          <w:b/>
+          <w:bCs/>
+          <w:lang w:val="es-419" w:eastAsia="es-CO"/>
+        </w:rPr>
+        <w:t xml:space="preserve">: </w:t>
+      </w:r>
+      <w:r>
+        <w:rPr>
+          <w:lang w:val="es-419" w:eastAsia="es-CO"/>
+        </w:rPr>
         <w:t>e</w:t>
       </w:r>
       <w:r>
         <w:rPr>
           <w:lang w:val="es-419" w:eastAsia="es-CO"/>
         </w:rPr>
-        <w:t xml:space="preserve">n </w:t>
-      </w:r>
-      <w:r>
-        <w:rPr>
-          <w:lang w:val="es-419" w:eastAsia="es-CO"/>
-        </w:rPr>
-        <w:t>términos comerciales son los requerimientos de compras de un cliente hacia la empresa. En este orden de ideas, los agentes de servicio al cliente que están asociados a la gestión de pedidos deben estar en la capacidad de crearlos (tomarlos) e informar sobre el estado de los mismo (dar seguimiento).</w:t>
-      </w:r>
-    </w:p>
-    <w:p>
-      <w:pPr>
-        <w:rPr>
-          <w:lang w:val="es-419" w:eastAsia="es-CO"/>
-        </w:rPr>
-      </w:pPr>
-      <w:r>
-        <w:rPr>
-          <w:b/>
-          <w:bCs/>
-          <w:lang w:val="es-419" w:eastAsia="es-CO"/>
-        </w:rPr>
-        <w:t>Televentas</w:t>
+        <w:t>s la actividad donde se realizan gestiones para la recuperación del dinero que las empresas tienen pendiente por cobro, cuando hacen ventas a crédito. Es la actividad que completa el ciclo de la venta, con el fin de que el cliente compre nuevamente.</w:t>
+      </w:r>
+    </w:p>
+    <w:p>
+      <w:pPr>
+        <w:rPr>
+          <w:lang w:val="es-419" w:eastAsia="es-CO"/>
+        </w:rPr>
+      </w:pPr>
+      <w:r>
+        <w:rPr>
+          <w:b/>
+          <w:bCs/>
+          <w:lang w:val="es-419" w:eastAsia="es-CO"/>
+        </w:rPr>
+        <w:t>Sondeos</w:t>
       </w:r>
       <w:r>
         <w:rPr>
@@ -7249,76 +7681,6 @@
         <w:rPr>
           <w:lang w:val="es-419" w:eastAsia="es-CO"/>
         </w:rPr>
-        <w:t>s</w:t>
-      </w:r>
-      <w:r>
-        <w:rPr>
-          <w:lang w:val="es-419" w:eastAsia="es-CO"/>
-        </w:rPr>
-        <w:t>on canales especializados en las ventas a través de canales telefónicos, si bien hacen parte más del mundo comercial que del alcance de servicio al cliente, hoy en día es común que los agentes de servicio se vean orientados también a tener metas comerciales, es decir, a que su gestión también tenga asociados indicadores de ventas.</w:t>
-      </w:r>
-    </w:p>
-    <w:p>
-      <w:pPr>
-        <w:rPr>
-          <w:lang w:val="es-419" w:eastAsia="es-CO"/>
-        </w:rPr>
-      </w:pPr>
-      <w:r>
-        <w:rPr>
-          <w:b/>
-          <w:bCs/>
-          <w:lang w:val="es-419" w:eastAsia="es-CO"/>
-        </w:rPr>
-        <w:t>Cobranza</w:t>
-      </w:r>
-      <w:r>
-        <w:rPr>
-          <w:b/>
-          <w:bCs/>
-          <w:lang w:val="es-419" w:eastAsia="es-CO"/>
-        </w:rPr>
-        <w:t xml:space="preserve">: </w:t>
-      </w:r>
-      <w:r>
-        <w:rPr>
-          <w:lang w:val="es-419" w:eastAsia="es-CO"/>
-        </w:rPr>
-        <w:t>e</w:t>
-      </w:r>
-      <w:r>
-        <w:rPr>
-          <w:lang w:val="es-419" w:eastAsia="es-CO"/>
-        </w:rPr>
-        <w:t>s la actividad donde se realizan gestiones para la recuperación del dinero que las empresas tienen pendiente por cobro, cuando hacen ventas a crédito. Es la actividad que completa el ciclo de la venta, con el fin de que el cliente compre nuevamente.</w:t>
-      </w:r>
-    </w:p>
-    <w:p>
-      <w:pPr>
-        <w:rPr>
-          <w:lang w:val="es-419" w:eastAsia="es-CO"/>
-        </w:rPr>
-      </w:pPr>
-      <w:r>
-        <w:rPr>
-          <w:b/>
-          <w:bCs/>
-          <w:lang w:val="es-419" w:eastAsia="es-CO"/>
-        </w:rPr>
-        <w:t>Sondeos</w:t>
-      </w:r>
-      <w:r>
-        <w:rPr>
-          <w:b/>
-          <w:bCs/>
-          <w:lang w:val="es-419" w:eastAsia="es-CO"/>
-        </w:rPr>
-        <w:t xml:space="preserve">: </w:t>
-      </w:r>
-      <w:r>
-        <w:rPr>
-          <w:lang w:val="es-419" w:eastAsia="es-CO"/>
-        </w:rPr>
         <w:t>l</w:t>
       </w:r>
       <w:r>
@@ -7342,37 +7704,37 @@
           <w:bCs/>
           <w:lang w:val="es-419" w:eastAsia="es-CO"/>
         </w:rPr>
+        <w:t>Otros tipos de requerimientos</w:t>
+      </w:r>
+    </w:p>
+    <w:p>
+      <w:pPr>
+        <w:rPr>
+          <w:lang w:val="es-419" w:eastAsia="es-CO"/>
+        </w:rPr>
+      </w:pPr>
+      <w:r>
+        <w:rPr>
+          <w:lang w:val="es-419" w:eastAsia="es-CO"/>
+        </w:rPr>
+        <w:t>Las actividades de preventa, el agendamiento de citas, la actualización de bases de datos, la toma de domicilios y referidos de clientes.</w:t>
+      </w:r>
+    </w:p>
+    <w:p>
+      <w:pPr>
+        <w:rPr>
+          <w:b/>
+          <w:bCs/>
+          <w:lang w:val="es-419" w:eastAsia="es-CO"/>
+        </w:rPr>
+      </w:pPr>
+      <w:r>
+        <w:rPr>
+          <w:b/>
+          <w:bCs/>
+          <w:lang w:val="es-419" w:eastAsia="es-CO"/>
+        </w:rPr>
         <w:lastRenderedPageBreak/>
-        <w:t>Otros tipos de requerimientos</w:t>
-      </w:r>
-    </w:p>
-    <w:p>
-      <w:pPr>
-        <w:rPr>
-          <w:lang w:val="es-419" w:eastAsia="es-CO"/>
-        </w:rPr>
-      </w:pPr>
-      <w:r>
-        <w:rPr>
-          <w:lang w:val="es-419" w:eastAsia="es-CO"/>
-        </w:rPr>
-        <w:t>Las actividades de preventa, el agendamiento de citas, la actualización de bases de datos, la toma de domicilios y referidos de clientes.</w:t>
-      </w:r>
-    </w:p>
-    <w:p>
-      <w:pPr>
-        <w:rPr>
-          <w:b/>
-          <w:bCs/>
-          <w:lang w:val="es-419" w:eastAsia="es-CO"/>
-        </w:rPr>
-      </w:pPr>
-      <w:r>
-        <w:rPr>
-          <w:b/>
-          <w:bCs/>
-          <w:lang w:val="es-419" w:eastAsia="es-CO"/>
-        </w:rPr>
         <w:t>Técnicas para la gestión de requerimientos</w:t>
       </w:r>
     </w:p>
@@ -7421,12 +7783,32 @@
     </w:p>
     <w:p>
       <w:pPr>
-        <w:rPr>
-          <w:b/>
-          <w:bCs/>
-          <w:lang w:val="es-419" w:eastAsia="es-CO"/>
-        </w:rPr>
-      </w:pPr>
+        <w:ind w:firstLine="0"/>
+        <w:rPr>
+          <w:b/>
+          <w:bCs/>
+          <w:lang w:val="es-419" w:eastAsia="es-CO"/>
+        </w:rPr>
+      </w:pPr>
+    </w:p>
+    <w:p>
+      <w:pPr>
+        <w:spacing w:before="0" w:after="160" w:line="259" w:lineRule="auto"/>
+        <w:ind w:firstLine="0"/>
+        <w:rPr>
+          <w:b/>
+          <w:bCs/>
+          <w:lang w:val="es-419" w:eastAsia="es-CO"/>
+        </w:rPr>
+      </w:pPr>
+      <w:r>
+        <w:rPr>
+          <w:b/>
+          <w:bCs/>
+          <w:lang w:val="es-419" w:eastAsia="es-CO"/>
+        </w:rPr>
+        <w:br w:type="page"/>
+      </w:r>
     </w:p>
     <w:p>
       <w:pPr>
@@ -7439,26 +7821,21 @@
     </w:p>
     <w:p>
       <w:pPr>
-        <w:rPr>
-          <w:lang w:val="es-419" w:eastAsia="es-CO"/>
-        </w:rPr>
-      </w:pPr>
-      <w:r>
-        <w:rPr>
-          <w:lang w:val="es-419" w:eastAsia="es-CO"/>
-        </w:rPr>
-        <w:t xml:space="preserve">  </w:t>
-      </w:r>
+        <w:ind w:firstLine="0"/>
+        <w:rPr>
+          <w:lang w:val="es-419" w:eastAsia="es-CO"/>
+        </w:rPr>
+      </w:pPr>
       <w:r>
         <w:rPr>
           <w:noProof/>
           <w:lang w:val="es-419" w:eastAsia="es-CO"/>
         </w:rPr>
         <w:drawing>
-          <wp:inline distT="0" distB="0" distL="0" distR="0" wp14:anchorId="0D6EC5F0" wp14:editId="261FDF9A">
-            <wp:extent cx="5241851" cy="3179172"/>
-            <wp:effectExtent l="0" t="0" r="0" b="2540"/>
-            <wp:docPr id="1215982730" name="Imagen 1215982730" descr="Se detalla en la figura el flujo de atención de requerimientos así: inicio, el agente verifica la identidad del usuario o cliente, el cliente o usuario es quien dice ser, el requerimiento tiene alcance si o no?, el agente tiene alcance para dar solución? ingresar gestión en sistema de información o base de datos, fin."/>
+          <wp:inline distT="0" distB="0" distL="0" distR="0" wp14:anchorId="0C0E6343" wp14:editId="58271B6C">
+            <wp:extent cx="6332220" cy="3660140"/>
+            <wp:effectExtent l="0" t="0" r="0" b="0"/>
+            <wp:docPr id="2" name="Imagen 2" descr="Se detalla en la figura el flujo de atención de requerimientos así: inicio, el agente verifica la identidad del usuario o cliente, el cliente o usuario es quien dice ser, el requerimiento tiene alcance si o no?, el agente tiene alcance para dar solución? ingresar gestión en sistema de información o base de datos, fin."/>
             <wp:cNvGraphicFramePr>
               <a:graphicFrameLocks xmlns:a="http://schemas.openxmlformats.org/drawingml/2006/main" noChangeAspect="1"/>
             </wp:cNvGraphicFramePr>
@@ -7466,7 +7843,7 @@
               <a:graphicData uri="http://schemas.openxmlformats.org/drawingml/2006/picture">
                 <pic:pic xmlns:pic="http://schemas.openxmlformats.org/drawingml/2006/picture">
                   <pic:nvPicPr>
-                    <pic:cNvPr id="1215982730" name="Imagen 1215982730" descr="Se detalla en la figura el flujo de atención de requerimientos así: inicio, el agente verifica la identidad del usuario o cliente, el cliente o usuario es quien dice ser, el requerimiento tiene alcance si o no?, el agente tiene alcance para dar solución? ingresar gestión en sistema de información o base de datos, fin."/>
+                    <pic:cNvPr id="2" name="Imagen 2" descr="Se detalla en la figura el flujo de atención de requerimientos así: inicio, el agente verifica la identidad del usuario o cliente, el cliente o usuario es quien dice ser, el requerimiento tiene alcance si o no?, el agente tiene alcance para dar solución? ingresar gestión en sistema de información o base de datos, fin."/>
                     <pic:cNvPicPr/>
                   </pic:nvPicPr>
                   <pic:blipFill>
@@ -7478,7 +7855,7 @@
                   <pic:spPr>
                     <a:xfrm>
                       <a:off x="0" y="0"/>
-                      <a:ext cx="5258463" cy="3189247"/>
+                      <a:ext cx="6332220" cy="3660140"/>
                     </a:xfrm>
                     <a:prstGeom prst="rect">
                       <a:avLst/>
@@ -7501,6 +7878,12 @@
         <w:rPr>
           <w:lang w:val="es-419" w:eastAsia="es-CO"/>
         </w:rPr>
+        <w:t xml:space="preserve">  </w:t>
+      </w:r>
+      <w:r>
+        <w:rPr>
+          <w:lang w:val="es-419" w:eastAsia="es-CO"/>
+        </w:rPr>
         <w:t xml:space="preserve">Nota. SENA, </w:t>
       </w:r>
       <w:r>
@@ -7575,114 +7958,107 @@
           <w:bCs/>
           <w:lang w:val="es-419" w:eastAsia="es-CO"/>
         </w:rPr>
+        <w:t>Agente de servicio con alcance para dar gestión al requerimiento y cerrarlo</w:t>
+      </w:r>
+    </w:p>
+    <w:p>
+      <w:pPr>
+        <w:rPr>
+          <w:lang w:val="es-419" w:eastAsia="es-CO"/>
+        </w:rPr>
+      </w:pPr>
+      <w:r>
+        <w:rPr>
+          <w:lang w:val="es-419" w:eastAsia="es-CO"/>
+        </w:rPr>
+        <w:t>El agente de servicio recibe una llamada de un cliente indicando que requiere realizar una devolución de un pedido que llegó con la talla equivocada, el primer paso que hace el agente es validar los datos de la persona que realiza la llamada, una vez realizada la revisión en el CRM y valida que efectivamente la persona sí hizo el pedido y que adicional se encuentra en los días hábiles para realizar el cambio del producto, por lo que procede a ingresarlo en el sistema de información y le informa al cliente que en el transcurso de 5 días hábiles recibirá el nuevo producto y deberá también tener listo el enviado previamente para entregarlo al domiciliario.</w:t>
+      </w:r>
+    </w:p>
+    <w:p>
+      <w:pPr>
+        <w:rPr>
+          <w:lang w:val="es-419" w:eastAsia="es-CO"/>
+        </w:rPr>
+      </w:pPr>
+      <w:r>
+        <w:rPr>
+          <w:lang w:val="es-419" w:eastAsia="es-CO"/>
+        </w:rPr>
+        <w:t>Estado del caso: cerrado.</w:t>
+      </w:r>
+    </w:p>
+    <w:p>
+      <w:pPr>
+        <w:rPr>
+          <w:b/>
+          <w:bCs/>
+          <w:lang w:val="es-419" w:eastAsia="es-CO"/>
+        </w:rPr>
+      </w:pPr>
+      <w:r>
+        <w:rPr>
+          <w:b/>
+          <w:bCs/>
+          <w:lang w:val="es-419" w:eastAsia="es-CO"/>
+        </w:rPr>
+        <w:t>Agente de servicio NO tiene alcance para dar gestión al requerimiento y escalarlo</w:t>
+      </w:r>
+    </w:p>
+    <w:p>
+      <w:pPr>
+        <w:rPr>
+          <w:lang w:val="es-419" w:eastAsia="es-CO"/>
+        </w:rPr>
+      </w:pPr>
+      <w:r>
+        <w:rPr>
+          <w:lang w:val="es-419" w:eastAsia="es-CO"/>
+        </w:rPr>
+        <w:t>El agente de servicio recibe una llamada de un cliente indicando que su servicio de Internet no funciona, el agente procede a realizar las validaciones sobre el usuario, una vez identifica que el suscriptor sí es quien dice ser, registra en el CRM el daño y le informa al cliente que el caso ha sido creado, escalando el caso para que sea atendido por el equipo de mantenimiento de redes quienes en el transcurso del día irán a su domicilio a resolver la situación.</w:t>
+      </w:r>
+    </w:p>
+    <w:p>
+      <w:pPr>
+        <w:rPr>
+          <w:lang w:val="es-419" w:eastAsia="es-CO"/>
+        </w:rPr>
+      </w:pPr>
+      <w:r>
+        <w:rPr>
+          <w:lang w:val="es-419" w:eastAsia="es-CO"/>
+        </w:rPr>
+        <w:t>Estado del caso: escalado.</w:t>
+      </w:r>
+    </w:p>
+    <w:p>
+      <w:pPr>
+        <w:rPr>
+          <w:b/>
+          <w:bCs/>
+          <w:lang w:val="es-419" w:eastAsia="es-CO"/>
+        </w:rPr>
+      </w:pPr>
+      <w:r>
+        <w:rPr>
+          <w:b/>
+          <w:bCs/>
+          <w:lang w:val="es-419" w:eastAsia="es-CO"/>
+        </w:rPr>
+        <w:t>Inclusión en la recepción de requerimientos desde el rol de agente de servicio</w:t>
+      </w:r>
+    </w:p>
+    <w:p>
+      <w:pPr>
+        <w:rPr>
+          <w:lang w:val="es-419" w:eastAsia="es-CO"/>
+        </w:rPr>
+      </w:pPr>
+      <w:r>
+        <w:rPr>
+          <w:lang w:val="es-419" w:eastAsia="es-CO"/>
+        </w:rPr>
         <w:lastRenderedPageBreak/>
-        <w:t>Agente de servicio con alcance para dar gestión al requerimiento y cerrarlo</w:t>
-      </w:r>
-    </w:p>
-    <w:p>
-      <w:pPr>
-        <w:rPr>
-          <w:lang w:val="es-419" w:eastAsia="es-CO"/>
-        </w:rPr>
-      </w:pPr>
-      <w:r>
-        <w:rPr>
-          <w:lang w:val="es-419" w:eastAsia="es-CO"/>
-        </w:rPr>
-        <w:t>El agente de servicio recibe una llamada de un cliente indicando que requiere realizar una devolución de un pedido que llegó con la talla equivocada, el primer paso que hace el agente es validar los datos de la persona que realiza la llamada, una vez realizada la revisión en el CRM y valida que efectivamente la persona sí hizo el pedido y que adicional se encuentra en los días hábiles para realizar el cambio del producto, por lo que procede a ingresarlo en el sistema de información y le informa al cliente que en el transcurso de 5 días hábiles recibirá el nuevo producto y deberá también tener listo el enviado previamente para entregarlo al domiciliario.</w:t>
-      </w:r>
-    </w:p>
-    <w:p>
-      <w:pPr>
-        <w:rPr>
-          <w:lang w:val="es-419" w:eastAsia="es-CO"/>
-        </w:rPr>
-      </w:pPr>
-      <w:r>
-        <w:rPr>
-          <w:lang w:val="es-419" w:eastAsia="es-CO"/>
-        </w:rPr>
-        <w:t>Estado del caso: cerrado.</w:t>
-      </w:r>
-    </w:p>
-    <w:p>
-      <w:pPr>
-        <w:rPr>
-          <w:b/>
-          <w:bCs/>
-          <w:lang w:val="es-419" w:eastAsia="es-CO"/>
-        </w:rPr>
-      </w:pPr>
-      <w:r>
-        <w:rPr>
-          <w:b/>
-          <w:bCs/>
-          <w:lang w:val="es-419" w:eastAsia="es-CO"/>
-        </w:rPr>
-        <w:t>Agente de servicio NO tiene alcance para dar gestión al requerimiento y escalarlo</w:t>
-      </w:r>
-    </w:p>
-    <w:p>
-      <w:pPr>
-        <w:rPr>
-          <w:lang w:val="es-419" w:eastAsia="es-CO"/>
-        </w:rPr>
-      </w:pPr>
-      <w:r>
-        <w:rPr>
-          <w:lang w:val="es-419" w:eastAsia="es-CO"/>
-        </w:rPr>
-        <w:t>El agente de servicio recibe una llamada de un cliente indicando que su servicio de Internet no funciona, el agente procede a realizar las validaciones sobre el usuario, una vez identifica que el suscriptor sí es quien dice ser, registra en el CRM el daño y le informa al cliente que el caso ha sido creado, escalando el caso para que sea atendido por el equipo de mantenimiento de redes quienes en el transcurso del día irán a su domicilio a resolver la situación.</w:t>
-      </w:r>
-    </w:p>
-    <w:p>
-      <w:pPr>
-        <w:rPr>
-          <w:lang w:val="es-419" w:eastAsia="es-CO"/>
-        </w:rPr>
-      </w:pPr>
-      <w:r>
-        <w:rPr>
-          <w:lang w:val="es-419" w:eastAsia="es-CO"/>
-        </w:rPr>
-        <w:t>Estado del caso: escalado.</w:t>
-      </w:r>
-    </w:p>
-    <w:p>
-      <w:pPr>
-        <w:rPr>
-          <w:b/>
-          <w:bCs/>
-          <w:lang w:val="es-419" w:eastAsia="es-CO"/>
-        </w:rPr>
-      </w:pPr>
-      <w:r>
-        <w:rPr>
-          <w:b/>
-          <w:bCs/>
-          <w:lang w:val="es-419" w:eastAsia="es-CO"/>
-        </w:rPr>
-        <w:t>Inclusión en la recepción de requerimientos desde el rol de agente de servicio</w:t>
-      </w:r>
-    </w:p>
-    <w:p>
-      <w:pPr>
-        <w:rPr>
-          <w:lang w:val="es-419" w:eastAsia="es-CO"/>
-        </w:rPr>
-      </w:pPr>
-      <w:r>
-        <w:rPr>
-          <w:lang w:val="es-419" w:eastAsia="es-CO"/>
-        </w:rPr>
-        <w:t xml:space="preserve">En un sentido amplio, la inclusión significa considerar y valorar los diferentes puntos de vista bajo las particularidades, estilos y necesidades de las personas. En este </w:t>
-      </w:r>
-      <w:r>
-        <w:rPr>
-          <w:lang w:val="es-419" w:eastAsia="es-CO"/>
-        </w:rPr>
-        <w:lastRenderedPageBreak/>
-        <w:t>sentido, dado que el primer momento de verdad de un cliente cuando está escalando una solicitud a la empresa es la recepción del requerimiento, deben tenerse en cuenta algunas consideraciones en el momento de la interacción entre agente de servicio y cliente; por ello, revise con atención lo que se expone a continuación:</w:t>
+        <w:t>En un sentido amplio, la inclusión significa considerar y valorar los diferentes puntos de vista bajo las particularidades, estilos y necesidades de las personas. En este sentido, dado que el primer momento de verdad de un cliente cuando está escalando una solicitud a la empresa es la recepción del requerimiento, deben tenerse en cuenta algunas consideraciones en el momento de la interacción entre agente de servicio y cliente; por ello, revise con atención lo que se expone a continuación:</w:t>
       </w:r>
     </w:p>
     <w:p>
@@ -7909,7 +8285,21 @@
         <w:rPr>
           <w:lang w:val="es-419" w:eastAsia="es-CO"/>
         </w:rPr>
-        <w:t xml:space="preserve">Surgen dentro de la recepción de requerimientos, cuando el cliente siente que el agente de servicio no está entendiendo el requerimiento o cuando el agente le indica que no tiene alcance para recepcionarlo; por tanto, para un agente de servicio es muy importante conocer sobre objeciones, </w:t>
+        <w:t xml:space="preserve">Surgen dentro de la recepción de requerimientos, cuando el cliente siente que el agente de servicio no está entendiendo el requerimiento o cuando el agente le indica que no tiene alcance para </w:t>
+      </w:r>
+      <w:proofErr w:type="spellStart"/>
+      <w:r>
+        <w:rPr>
+          <w:lang w:val="es-419" w:eastAsia="es-CO"/>
+        </w:rPr>
+        <w:t>recepcionarlo</w:t>
+      </w:r>
+      <w:proofErr w:type="spellEnd"/>
+      <w:r>
+        <w:rPr>
+          <w:lang w:val="es-419" w:eastAsia="es-CO"/>
+        </w:rPr>
+        <w:t xml:space="preserve">; por tanto, para un agente de servicio es muy importante conocer sobre objeciones, </w:t>
       </w:r>
       <w:r>
         <w:rPr>
@@ -7921,7 +8311,19 @@
         <w:rPr>
           <w:lang w:val="es-419" w:eastAsia="es-CO"/>
         </w:rPr>
-        <w:t xml:space="preserve"> al interactuar con el cliente, este probablemente manifieste no entender lo que se le está explicando, tener dudas o incluso, requerir más información. En palabras más sencillas, las objeciones son una serie de preguntas y afirmaciones interpuestas por los clientes cuando no siente empatía por el personal de la empresa hacia su solicitud.</w:t>
+        <w:t xml:space="preserve"> al interactuar con el cliente, este probablemente manifieste no entender lo que se le está explicando, tener dudas o incluso, requerir más información. En palabras más sencillas, las objeciones son una serie de preguntas y afirmaciones interpuestas por los clientes cuando no siente</w:t>
+      </w:r>
+      <w:r>
+        <w:rPr>
+          <w:lang w:val="es-419" w:eastAsia="es-CO"/>
+        </w:rPr>
+        <w:t>n</w:t>
+      </w:r>
+      <w:r>
+        <w:rPr>
+          <w:lang w:val="es-419" w:eastAsia="es-CO"/>
+        </w:rPr>
+        <w:t xml:space="preserve"> empatía por el personal de la empresa hacia su solicitud.</w:t>
       </w:r>
     </w:p>
     <w:p>
@@ -8396,7 +8798,19 @@
         <w:rPr>
           <w:lang w:val="es-419" w:eastAsia="es-CO"/>
         </w:rPr>
-        <w:t>uando los agentes tienen también rol comercial, el precio será siempre la variable de objeción por excelencia, dado que los clientes siempre querrán pagar menos para obtener los bienes y servicios de la empresa. En algunos casos, la cultura también impacta este tipo de objeciones, lo que comúnmente se llama “regatear”. El manejo de esta objeción se da principalmente en contrarrestar con argumentos desde las características, beneficios y ventajas del producto, así se tratará de mostrar una relación costo - beneficio positiva; en otras ocasiones, cuando el agente tiene el perfil de negociar también puede acudir a los descuentos para tratar de cerrar la venta.</w:t>
+        <w:t>uando los agentes tienen también rol comercial, el precio será siempre la variable de objeción por excelencia, dado que los clientes siempre querrán pagar menos para obtener los bienes y servicios de la empresa. En algunos casos, la cultura también impacta este tipo de objeciones, lo que comúnmente se llama “regatear”. El manejo de esta objeción se da principalmente en contrarrestar con argumentos desde las características, beneficios y ventajas del producto, así se tratará de mostrar una relación costo - beneficio positiva; en otras ocasiones, cuando el agente tiene el perfil de negociar</w:t>
+      </w:r>
+      <w:r>
+        <w:rPr>
+          <w:lang w:val="es-419" w:eastAsia="es-CO"/>
+        </w:rPr>
+        <w:t>,</w:t>
+      </w:r>
+      <w:r>
+        <w:rPr>
+          <w:lang w:val="es-419" w:eastAsia="es-CO"/>
+        </w:rPr>
+        <w:t xml:space="preserve"> también puede acudir a los descuentos para tratar de cerrar la venta.</w:t>
       </w:r>
     </w:p>
     <w:p>
@@ -8505,7 +8919,19 @@
         <w:rPr>
           <w:lang w:val="es-419" w:eastAsia="es-CO"/>
         </w:rPr>
-        <w:t>esde la óptica de cliente, siempre se espera que en el primer contacto los requerimientos quedan resueltos; sin embargo, por temas de perfiles, estructura organizacional y procedimientos técnicos, no siempre será así. Por tanto, el rol del agente de servicio será tener una comunicación efectiva con el cliente, informando en detalle por qué no puede gestionar su requerimiento, mostrando interés en la gestión del mismo, aunque aclarando que deben respetarse los flujos, tiempos o lineamientos de la empresa.</w:t>
+        <w:t>esde la óptica de cliente, siempre se espera que en el primer contacto los requerimientos qued</w:t>
+      </w:r>
+      <w:r>
+        <w:rPr>
+          <w:lang w:val="es-419" w:eastAsia="es-CO"/>
+        </w:rPr>
+        <w:t>e</w:t>
+      </w:r>
+      <w:r>
+        <w:rPr>
+          <w:lang w:val="es-419" w:eastAsia="es-CO"/>
+        </w:rPr>
+        <w:t>n resueltos; sin embargo, por temas de perfiles, estructura organizacional y procedimientos técnicos, no siempre será así. Por tanto, el rol del agente de servicio será tener una comunicación efectiva con el cliente, informando en detalle por qué no puede gestionar su requerimiento, mostrando interés en la gestión del mismo, aunque aclarando que deben respetarse los flujos, tiempos o lineamientos de la empresa.</w:t>
       </w:r>
     </w:p>
     <w:p>
@@ -8700,6 +9126,7 @@
         <w:lastRenderedPageBreak/>
         <w:t xml:space="preserve">digital y en tiempo real, lo anterior se conoce como </w:t>
       </w:r>
+      <w:proofErr w:type="spellStart"/>
       <w:r>
         <w:rPr>
           <w:rStyle w:val="Extranjerismo"/>
@@ -8707,6 +9134,7 @@
         </w:rPr>
         <w:t>dashboards</w:t>
       </w:r>
+      <w:proofErr w:type="spellEnd"/>
       <w:r>
         <w:rPr>
           <w:lang w:val="es-419" w:eastAsia="es-CO"/>
@@ -8724,7 +9152,49 @@
         <w:rPr>
           <w:lang w:val="es-419" w:eastAsia="es-CO"/>
         </w:rPr>
-        <w:t>Algunas de las aplicaciones de la inteligencia de negocios, que tienen componente de visualización de información son Power BI (de Microsoft), Qlik y Tableau.</w:t>
+        <w:t xml:space="preserve">Algunas de las aplicaciones de la inteligencia de negocios, que tienen componente de visualización de información son </w:t>
+      </w:r>
+      <w:proofErr w:type="spellStart"/>
+      <w:r>
+        <w:rPr>
+          <w:lang w:val="es-419" w:eastAsia="es-CO"/>
+        </w:rPr>
+        <w:t>Power</w:t>
+      </w:r>
+      <w:proofErr w:type="spellEnd"/>
+      <w:r>
+        <w:rPr>
+          <w:lang w:val="es-419" w:eastAsia="es-CO"/>
+        </w:rPr>
+        <w:t xml:space="preserve"> BI (de Microsoft), </w:t>
+      </w:r>
+      <w:proofErr w:type="spellStart"/>
+      <w:r>
+        <w:rPr>
+          <w:lang w:val="es-419" w:eastAsia="es-CO"/>
+        </w:rPr>
+        <w:t>Qlik</w:t>
+      </w:r>
+      <w:proofErr w:type="spellEnd"/>
+      <w:r>
+        <w:rPr>
+          <w:lang w:val="es-419" w:eastAsia="es-CO"/>
+        </w:rPr>
+        <w:t xml:space="preserve"> y </w:t>
+      </w:r>
+      <w:proofErr w:type="spellStart"/>
+      <w:r>
+        <w:rPr>
+          <w:lang w:val="es-419" w:eastAsia="es-CO"/>
+        </w:rPr>
+        <w:t>Tableau</w:t>
+      </w:r>
+      <w:proofErr w:type="spellEnd"/>
+      <w:r>
+        <w:rPr>
+          <w:lang w:val="es-419" w:eastAsia="es-CO"/>
+        </w:rPr>
+        <w:t>.</w:t>
       </w:r>
     </w:p>
     <w:p>
@@ -8781,7 +9251,19 @@
         <w:rPr>
           <w:lang w:val="es-419" w:eastAsia="es-CO"/>
         </w:rPr>
-        <w:t>uando el fin es dar a conocer información de tipo descriptivo, usualmente no tienen profundidad en análisis, por lo que su objetivo es mostrar la realidad de hechos o actividades empresariales, en el mundo empresarial se conocen como “mostrar la foto”, es decir, contar lo que está aconteciendo tal cual como se está presentado la situación.</w:t>
+        <w:t>uando el fin es dar a conocer información de tipo descriptivo, usualmente no tienen profundidad en análisis, por lo que su objetivo es mostrar la realidad de hechos o actividades empresariales, en el mundo empresarial se conocen como “mostrar la foto”, es decir, contar lo que está aconteciendo tal cual como se está presenta</w:t>
+      </w:r>
+      <w:r>
+        <w:rPr>
+          <w:lang w:val="es-419" w:eastAsia="es-CO"/>
+        </w:rPr>
+        <w:t>n</w:t>
+      </w:r>
+      <w:r>
+        <w:rPr>
+          <w:lang w:val="es-419" w:eastAsia="es-CO"/>
+        </w:rPr>
+        <w:t>do la situación.</w:t>
       </w:r>
     </w:p>
     <w:p>
@@ -9012,10 +9494,10 @@
           <w:lang w:val="es-419" w:eastAsia="es-CO"/>
         </w:rPr>
         <w:drawing>
-          <wp:inline distT="0" distB="0" distL="0" distR="0" wp14:anchorId="0632F351" wp14:editId="20E12357">
-            <wp:extent cx="6332220" cy="1673225"/>
-            <wp:effectExtent l="0" t="0" r="0" b="3175"/>
-            <wp:docPr id="1215982737" name="Imagen 1215982737" descr="En la figura se detalla la organización empresarial, los sistemas de información, las bases de datos, los requerimientos, objeciones e informes."/>
+          <wp:inline distT="0" distB="0" distL="0" distR="0" wp14:anchorId="04EA5224" wp14:editId="127DC0A6">
+            <wp:extent cx="6332220" cy="1379855"/>
+            <wp:effectExtent l="0" t="0" r="0" b="0"/>
+            <wp:docPr id="3" name="Imagen 3" descr="En la síntesis, Recepción de requerimientos de clientes se destaca la estructura, funciones y niveles jerárquicos; organización empresarial, los sistemas de información, las bases de datos, los requerimientos, objeciones e informes."/>
             <wp:cNvGraphicFramePr>
               <a:graphicFrameLocks xmlns:a="http://schemas.openxmlformats.org/drawingml/2006/main" noChangeAspect="1"/>
             </wp:cNvGraphicFramePr>
@@ -9023,7 +9505,7 @@
               <a:graphicData uri="http://schemas.openxmlformats.org/drawingml/2006/picture">
                 <pic:pic xmlns:pic="http://schemas.openxmlformats.org/drawingml/2006/picture">
                   <pic:nvPicPr>
-                    <pic:cNvPr id="1215982737" name="Imagen 1215982737" descr="En la figura se detalla la organización empresarial, los sistemas de información, las bases de datos, los requerimientos, objeciones e informes."/>
+                    <pic:cNvPr id="3" name="Imagen 3" descr="En la síntesis, Recepción de requerimientos de clientes se destaca la estructura, funciones y niveles jerárquicos; organización empresarial, los sistemas de información, las bases de datos, los requerimientos, objeciones e informes."/>
                     <pic:cNvPicPr/>
                   </pic:nvPicPr>
                   <pic:blipFill>
@@ -9035,7 +9517,7 @@
                   <pic:spPr>
                     <a:xfrm>
                       <a:off x="0" y="0"/>
-                      <a:ext cx="6332220" cy="1673225"/>
+                      <a:ext cx="6332220" cy="1379855"/>
                     </a:xfrm>
                     <a:prstGeom prst="rect">
                       <a:avLst/>
@@ -9058,6 +9540,14 @@
     </w:p>
     <w:p>
       <w:pPr>
+        <w:ind w:firstLine="0"/>
+        <w:rPr>
+          <w:lang w:val="es-419" w:eastAsia="es-CO"/>
+        </w:rPr>
+      </w:pPr>
+    </w:p>
+    <w:p>
+      <w:pPr>
         <w:rPr>
           <w:lang w:val="es-419" w:eastAsia="es-CO"/>
         </w:rPr>
@@ -9154,13 +9644,31 @@
         </w:rPr>
         <w:t>: sigla alusiva a la inteligencia de negocios (</w:t>
       </w:r>
+      <w:proofErr w:type="spellStart"/>
       <w:r>
         <w:rPr>
           <w:rStyle w:val="Extranjerismo"/>
           <w:lang w:val="es-419"/>
         </w:rPr>
-        <w:t>business intelligence</w:t>
-      </w:r>
+        <w:t>business</w:t>
+      </w:r>
+      <w:proofErr w:type="spellEnd"/>
+      <w:r>
+        <w:rPr>
+          <w:rStyle w:val="Extranjerismo"/>
+          <w:lang w:val="es-419"/>
+        </w:rPr>
+        <w:t xml:space="preserve"> </w:t>
+      </w:r>
+      <w:proofErr w:type="spellStart"/>
+      <w:r>
+        <w:rPr>
+          <w:rStyle w:val="Extranjerismo"/>
+          <w:lang w:val="es-419"/>
+        </w:rPr>
+        <w:t>intelligence</w:t>
+      </w:r>
+      <w:proofErr w:type="spellEnd"/>
       <w:r>
         <w:rPr>
           <w:rFonts w:ascii="Calibri" w:hAnsi="Calibri" w:cs="Calibri"/>
@@ -9178,6 +9686,7 @@
           <w:lang w:val="es-419"/>
         </w:rPr>
       </w:pPr>
+      <w:proofErr w:type="spellStart"/>
       <w:r>
         <w:rPr>
           <w:rStyle w:val="Extranjerismo"/>
@@ -9187,6 +9696,7 @@
         </w:rPr>
         <w:t>Billing</w:t>
       </w:r>
+      <w:proofErr w:type="spellEnd"/>
       <w:r>
         <w:rPr>
           <w:rFonts w:ascii="Calibri" w:hAnsi="Calibri" w:cs="Calibri"/>
@@ -9265,12 +9775,37 @@
         </w:rPr>
         <w:t>: sigla alusiva a la Administración de las Relaciones con los Clientes (</w:t>
       </w:r>
+      <w:proofErr w:type="spellStart"/>
       <w:r>
         <w:rPr>
           <w:rStyle w:val="Extranjerismo"/>
           <w:lang w:val="es-419"/>
         </w:rPr>
-        <w:t>Customer Relationship Management</w:t>
+        <w:t>Customer</w:t>
+      </w:r>
+      <w:proofErr w:type="spellEnd"/>
+      <w:r>
+        <w:rPr>
+          <w:rStyle w:val="Extranjerismo"/>
+          <w:lang w:val="es-419"/>
+        </w:rPr>
+        <w:t xml:space="preserve"> </w:t>
+      </w:r>
+      <w:proofErr w:type="spellStart"/>
+      <w:r>
+        <w:rPr>
+          <w:rStyle w:val="Extranjerismo"/>
+          <w:lang w:val="es-419"/>
+        </w:rPr>
+        <w:t>Relationship</w:t>
+      </w:r>
+      <w:proofErr w:type="spellEnd"/>
+      <w:r>
+        <w:rPr>
+          <w:rStyle w:val="Extranjerismo"/>
+          <w:lang w:val="es-419"/>
+        </w:rPr>
+        <w:t xml:space="preserve"> Management</w:t>
       </w:r>
       <w:r>
         <w:rPr>
@@ -9361,13 +9896,47 @@
         </w:rPr>
         <w:t>: sigla asociada al sistema de planificación de recursos empresariales (</w:t>
       </w:r>
+      <w:proofErr w:type="spellStart"/>
       <w:r>
         <w:rPr>
           <w:rStyle w:val="Extranjerismo"/>
           <w:lang w:val="es-419"/>
         </w:rPr>
-        <w:t>enterprise resource planning</w:t>
-      </w:r>
+        <w:t>enterprise</w:t>
+      </w:r>
+      <w:proofErr w:type="spellEnd"/>
+      <w:r>
+        <w:rPr>
+          <w:rStyle w:val="Extranjerismo"/>
+          <w:lang w:val="es-419"/>
+        </w:rPr>
+        <w:t xml:space="preserve"> </w:t>
+      </w:r>
+      <w:proofErr w:type="spellStart"/>
+      <w:r>
+        <w:rPr>
+          <w:rStyle w:val="Extranjerismo"/>
+          <w:lang w:val="es-419"/>
+        </w:rPr>
+        <w:t>resource</w:t>
+      </w:r>
+      <w:proofErr w:type="spellEnd"/>
+      <w:r>
+        <w:rPr>
+          <w:rStyle w:val="Extranjerismo"/>
+          <w:lang w:val="es-419"/>
+        </w:rPr>
+        <w:t xml:space="preserve"> </w:t>
+      </w:r>
+      <w:proofErr w:type="spellStart"/>
+      <w:r>
+        <w:rPr>
+          <w:rStyle w:val="Extranjerismo"/>
+          <w:lang w:val="es-419"/>
+        </w:rPr>
+        <w:t>planning</w:t>
+      </w:r>
+      <w:proofErr w:type="spellEnd"/>
       <w:r>
         <w:rPr>
           <w:rFonts w:ascii="Calibri" w:hAnsi="Calibri" w:cs="Calibri"/>
@@ -10141,7 +10710,23 @@
                 <w:sz w:val="28"/>
                 <w:szCs w:val="28"/>
               </w:rPr>
-              <w:t>Centro Industrial del Diseño y la Manufactura Regional - Santander</w:t>
+              <w:t xml:space="preserve">Centro Industrial del Diseño y la Manufactura </w:t>
+            </w:r>
+            <w:r>
+              <w:rPr>
+                <w:rFonts w:asciiTheme="minorHAnsi" w:hAnsiTheme="minorHAnsi" w:cstheme="minorHAnsi"/>
+                <w:sz w:val="28"/>
+                <w:szCs w:val="28"/>
+              </w:rPr>
+              <w:t xml:space="preserve">- </w:t>
+            </w:r>
+            <w:r>
+              <w:rPr>
+                <w:rFonts w:asciiTheme="minorHAnsi" w:hAnsiTheme="minorHAnsi" w:cstheme="minorHAnsi"/>
+                <w:sz w:val="28"/>
+                <w:szCs w:val="28"/>
+              </w:rPr>
+              <w:t>Regional Santander</w:t>
             </w:r>
           </w:p>
         </w:tc>
@@ -10214,7 +10799,23 @@
                 <w:sz w:val="28"/>
                 <w:szCs w:val="28"/>
               </w:rPr>
-              <w:t>Centro Industrial del Diseño y la Manufactura Regional - Santander</w:t>
+              <w:t xml:space="preserve">Centro Industrial del Diseño y la Manufactura </w:t>
+            </w:r>
+            <w:r>
+              <w:rPr>
+                <w:rFonts w:asciiTheme="minorHAnsi" w:hAnsiTheme="minorHAnsi" w:cstheme="minorHAnsi"/>
+                <w:sz w:val="28"/>
+                <w:szCs w:val="28"/>
+              </w:rPr>
+              <w:t xml:space="preserve">- </w:t>
+            </w:r>
+            <w:r>
+              <w:rPr>
+                <w:rFonts w:asciiTheme="minorHAnsi" w:hAnsiTheme="minorHAnsi" w:cstheme="minorHAnsi"/>
+                <w:sz w:val="28"/>
+                <w:szCs w:val="28"/>
+              </w:rPr>
+              <w:t>Regional Santander</w:t>
             </w:r>
           </w:p>
         </w:tc>
@@ -10293,7 +10894,23 @@
                 <w:sz w:val="28"/>
                 <w:szCs w:val="28"/>
               </w:rPr>
-              <w:t>Centro de la Industria, la Empresa y los Servicios Regional - Norte de Santander</w:t>
+              <w:t xml:space="preserve">Centro de la Industria, la Empresa y los Servicios </w:t>
+            </w:r>
+            <w:r>
+              <w:rPr>
+                <w:bCs/>
+                <w:sz w:val="28"/>
+                <w:szCs w:val="28"/>
+              </w:rPr>
+              <w:t xml:space="preserve">- </w:t>
+            </w:r>
+            <w:r>
+              <w:rPr>
+                <w:bCs/>
+                <w:sz w:val="28"/>
+                <w:szCs w:val="28"/>
+              </w:rPr>
+              <w:t>Regional Norte de Santander</w:t>
             </w:r>
           </w:p>
         </w:tc>
@@ -10366,7 +10983,23 @@
                 <w:sz w:val="28"/>
                 <w:szCs w:val="28"/>
               </w:rPr>
-              <w:t>Centro de Diseño y Metrología Regional - Distrito Capital</w:t>
+              <w:t>Centro de Diseño y Metrología</w:t>
+            </w:r>
+            <w:r>
+              <w:rPr>
+                <w:bCs/>
+                <w:sz w:val="28"/>
+                <w:szCs w:val="28"/>
+              </w:rPr>
+              <w:t xml:space="preserve"> -</w:t>
+            </w:r>
+            <w:r>
+              <w:rPr>
+                <w:bCs/>
+                <w:sz w:val="28"/>
+                <w:szCs w:val="28"/>
+              </w:rPr>
+              <w:t xml:space="preserve"> Regional Distrito Capital</w:t>
             </w:r>
           </w:p>
         </w:tc>
@@ -10435,7 +11068,21 @@
                 <w:sz w:val="28"/>
                 <w:szCs w:val="28"/>
               </w:rPr>
-              <w:t>Centro de Diseño y Metrología Regional - Distrito Capital</w:t>
+              <w:t xml:space="preserve">Centro de Diseño y Metrología </w:t>
+            </w:r>
+            <w:r>
+              <w:rPr>
+                <w:sz w:val="28"/>
+                <w:szCs w:val="28"/>
+              </w:rPr>
+              <w:t>-</w:t>
+            </w:r>
+            <w:r>
+              <w:rPr>
+                <w:sz w:val="28"/>
+                <w:szCs w:val="28"/>
+              </w:rPr>
+              <w:t>Regional Distrito Capital</w:t>
             </w:r>
           </w:p>
         </w:tc>
@@ -10510,7 +11157,23 @@
                 <w:sz w:val="28"/>
                 <w:szCs w:val="28"/>
               </w:rPr>
-              <w:t>Centro de Comercio y Servicios – Regional Atlántico</w:t>
+              <w:t xml:space="preserve">Centro de Comercio y Servicios </w:t>
+            </w:r>
+            <w:r>
+              <w:rPr>
+                <w:rFonts w:asciiTheme="minorHAnsi" w:eastAsiaTheme="minorEastAsia" w:hAnsiTheme="minorHAnsi" w:cstheme="minorHAnsi"/>
+                <w:sz w:val="28"/>
+                <w:szCs w:val="28"/>
+              </w:rPr>
+              <w:t>-</w:t>
+            </w:r>
+            <w:r>
+              <w:rPr>
+                <w:rFonts w:asciiTheme="minorHAnsi" w:eastAsiaTheme="minorEastAsia" w:hAnsiTheme="minorHAnsi" w:cstheme="minorHAnsi"/>
+                <w:sz w:val="28"/>
+                <w:szCs w:val="28"/>
+              </w:rPr>
+              <w:t xml:space="preserve"> Regional Atlántico</w:t>
             </w:r>
           </w:p>
         </w:tc>
@@ -10528,19 +11191,20 @@
             <w:pPr>
               <w:pStyle w:val="TextoTablas"/>
               <w:rPr>
-                <w:rFonts w:asciiTheme="minorHAnsi" w:hAnsiTheme="minorHAnsi" w:cstheme="minorHAnsi"/>
-                <w:sz w:val="28"/>
-                <w:szCs w:val="28"/>
-              </w:rPr>
-            </w:pPr>
-            <w:r>
-              <w:rPr>
                 <w:rFonts w:asciiTheme="minorHAnsi" w:eastAsiaTheme="minorEastAsia" w:hAnsiTheme="minorHAnsi" w:cstheme="minorHAnsi"/>
                 <w:color w:val="000000"/>
                 <w:sz w:val="28"/>
                 <w:szCs w:val="28"/>
               </w:rPr>
-              <w:t>Fabio Fonseca Arguelles</w:t>
+            </w:pPr>
+            <w:r>
+              <w:rPr>
+                <w:rFonts w:asciiTheme="minorHAnsi" w:eastAsiaTheme="minorEastAsia" w:hAnsiTheme="minorHAnsi" w:cstheme="minorHAnsi"/>
+                <w:color w:val="000000"/>
+                <w:sz w:val="28"/>
+                <w:szCs w:val="28"/>
+              </w:rPr>
+              <w:t>Yuly Rey</w:t>
             </w:r>
           </w:p>
         </w:tc>
@@ -10564,15 +11228,7 @@
                 <w:sz w:val="28"/>
                 <w:szCs w:val="28"/>
               </w:rPr>
-              <w:t xml:space="preserve">Desarrollador </w:t>
-            </w:r>
-            <w:r>
-              <w:rPr>
-                <w:rStyle w:val="Extranjerismo"/>
-                <w:sz w:val="28"/>
-                <w:szCs w:val="28"/>
-              </w:rPr>
-              <w:t>full stack</w:t>
+              <w:t>Diseñador web </w:t>
             </w:r>
           </w:p>
         </w:tc>
@@ -10585,18 +11241,34 @@
             <w:pPr>
               <w:pStyle w:val="TextoTablas"/>
               <w:rPr>
-                <w:rFonts w:asciiTheme="minorHAnsi" w:hAnsiTheme="minorHAnsi" w:cstheme="minorHAnsi"/>
-                <w:sz w:val="28"/>
-                <w:szCs w:val="28"/>
-              </w:rPr>
-            </w:pPr>
-            <w:r>
-              <w:rPr>
                 <w:rFonts w:asciiTheme="minorHAnsi" w:eastAsiaTheme="minorEastAsia" w:hAnsiTheme="minorHAnsi" w:cstheme="minorHAnsi"/>
                 <w:sz w:val="28"/>
                 <w:szCs w:val="28"/>
               </w:rPr>
-              <w:t>Centro de Comercio y Servicios – Regional Atlántico</w:t>
+            </w:pPr>
+            <w:r>
+              <w:rPr>
+                <w:rFonts w:asciiTheme="minorHAnsi" w:eastAsiaTheme="minorEastAsia" w:hAnsiTheme="minorHAnsi" w:cstheme="minorHAnsi"/>
+                <w:sz w:val="28"/>
+                <w:szCs w:val="28"/>
+              </w:rPr>
+              <w:t xml:space="preserve">Centro Industrial del Diseño y la Manufactura </w:t>
+            </w:r>
+            <w:r>
+              <w:rPr>
+                <w:rFonts w:asciiTheme="minorHAnsi" w:eastAsiaTheme="minorEastAsia" w:hAnsiTheme="minorHAnsi" w:cstheme="minorHAnsi"/>
+                <w:sz w:val="28"/>
+                <w:szCs w:val="28"/>
+              </w:rPr>
+              <w:t xml:space="preserve">- </w:t>
+            </w:r>
+            <w:r>
+              <w:rPr>
+                <w:rFonts w:asciiTheme="minorHAnsi" w:eastAsiaTheme="minorEastAsia" w:hAnsiTheme="minorHAnsi" w:cstheme="minorHAnsi"/>
+                <w:sz w:val="28"/>
+                <w:szCs w:val="28"/>
+              </w:rPr>
+              <w:t>Regional Santander</w:t>
             </w:r>
           </w:p>
         </w:tc>
@@ -10623,7 +11295,8 @@
                 <w:sz w:val="28"/>
                 <w:szCs w:val="28"/>
               </w:rPr>
-              <w:t>Nelson Iván Vera Briceño</w:t>
+              <w:lastRenderedPageBreak/>
+              <w:t>Fabio Fonseca Arguelles</w:t>
             </w:r>
           </w:p>
         </w:tc>
@@ -10647,7 +11320,15 @@
                 <w:sz w:val="28"/>
                 <w:szCs w:val="28"/>
               </w:rPr>
-              <w:t>Animador y productor audiovisual </w:t>
+              <w:t xml:space="preserve">Desarrollador </w:t>
+            </w:r>
+            <w:r>
+              <w:rPr>
+                <w:rStyle w:val="Extranjerismo"/>
+                <w:sz w:val="28"/>
+                <w:szCs w:val="28"/>
+              </w:rPr>
+              <w:t>full stack</w:t>
             </w:r>
           </w:p>
         </w:tc>
@@ -10671,7 +11352,23 @@
                 <w:sz w:val="28"/>
                 <w:szCs w:val="28"/>
               </w:rPr>
-              <w:t>Centro de Comercio y Servicios – Regional Atlántico</w:t>
+              <w:t xml:space="preserve">Centro de Comercio y Servicios </w:t>
+            </w:r>
+            <w:r>
+              <w:rPr>
+                <w:rFonts w:asciiTheme="minorHAnsi" w:eastAsiaTheme="minorEastAsia" w:hAnsiTheme="minorHAnsi" w:cstheme="minorHAnsi"/>
+                <w:sz w:val="28"/>
+                <w:szCs w:val="28"/>
+              </w:rPr>
+              <w:t>-</w:t>
+            </w:r>
+            <w:r>
+              <w:rPr>
+                <w:rFonts w:asciiTheme="minorHAnsi" w:eastAsiaTheme="minorEastAsia" w:hAnsiTheme="minorHAnsi" w:cstheme="minorHAnsi"/>
+                <w:sz w:val="28"/>
+                <w:szCs w:val="28"/>
+              </w:rPr>
+              <w:t xml:space="preserve"> Regional Atlántico</w:t>
             </w:r>
           </w:p>
         </w:tc>
@@ -10701,8 +11398,7 @@
                 <w:sz w:val="28"/>
                 <w:szCs w:val="28"/>
               </w:rPr>
-              <w:lastRenderedPageBreak/>
-              <w:t>Zuleidy María Ruíz Torres</w:t>
+              <w:t>Nelson Iván Vera Briceño</w:t>
             </w:r>
           </w:p>
         </w:tc>
@@ -10726,7 +11422,7 @@
                 <w:sz w:val="28"/>
                 <w:szCs w:val="28"/>
               </w:rPr>
-              <w:t>Producción audiovisual</w:t>
+              <w:t>Animador y productor audiovisual </w:t>
             </w:r>
           </w:p>
         </w:tc>
@@ -10750,7 +11446,23 @@
                 <w:sz w:val="28"/>
                 <w:szCs w:val="28"/>
               </w:rPr>
-              <w:t>Centro de Comercio y Servicios Regional - Tolima</w:t>
+              <w:t xml:space="preserve">Centro de Comercio y Servicios </w:t>
+            </w:r>
+            <w:r>
+              <w:rPr>
+                <w:rFonts w:asciiTheme="minorHAnsi" w:eastAsiaTheme="minorEastAsia" w:hAnsiTheme="minorHAnsi" w:cstheme="minorHAnsi"/>
+                <w:sz w:val="28"/>
+                <w:szCs w:val="28"/>
+              </w:rPr>
+              <w:t>-</w:t>
+            </w:r>
+            <w:r>
+              <w:rPr>
+                <w:rFonts w:asciiTheme="minorHAnsi" w:eastAsiaTheme="minorEastAsia" w:hAnsiTheme="minorHAnsi" w:cstheme="minorHAnsi"/>
+                <w:sz w:val="28"/>
+                <w:szCs w:val="28"/>
+              </w:rPr>
+              <w:t xml:space="preserve"> Regional Atlántico</w:t>
             </w:r>
           </w:p>
         </w:tc>
@@ -10777,7 +11489,7 @@
                 <w:sz w:val="28"/>
                 <w:szCs w:val="28"/>
               </w:rPr>
-              <w:t>Wilson Andrés Arenales Cáceres</w:t>
+              <w:t>Zuleidy María Ruíz Torres</w:t>
             </w:r>
           </w:p>
         </w:tc>
@@ -10825,7 +11537,23 @@
                 <w:sz w:val="28"/>
                 <w:szCs w:val="28"/>
               </w:rPr>
-              <w:t>Centro Industrial del Diseño y la Manufactura Regional - Santander</w:t>
+              <w:t xml:space="preserve">Centro de Comercio y Servicios </w:t>
+            </w:r>
+            <w:r>
+              <w:rPr>
+                <w:rFonts w:asciiTheme="minorHAnsi" w:eastAsiaTheme="minorEastAsia" w:hAnsiTheme="minorHAnsi" w:cstheme="minorHAnsi"/>
+                <w:sz w:val="28"/>
+                <w:szCs w:val="28"/>
+              </w:rPr>
+              <w:t>-</w:t>
+            </w:r>
+            <w:r>
+              <w:rPr>
+                <w:rFonts w:asciiTheme="minorHAnsi" w:eastAsiaTheme="minorEastAsia" w:hAnsiTheme="minorHAnsi" w:cstheme="minorHAnsi"/>
+                <w:sz w:val="28"/>
+                <w:szCs w:val="28"/>
+              </w:rPr>
+              <w:t>Regional Tolima</w:t>
             </w:r>
           </w:p>
         </w:tc>
@@ -10855,7 +11583,7 @@
                 <w:sz w:val="28"/>
                 <w:szCs w:val="28"/>
               </w:rPr>
-              <w:t>Gilberto Junior Rodríguez Rodríguez</w:t>
+              <w:t>Wilson Andrés Arenales Cáceres</w:t>
             </w:r>
           </w:p>
         </w:tc>
@@ -10903,7 +11631,23 @@
                 <w:sz w:val="28"/>
                 <w:szCs w:val="28"/>
               </w:rPr>
-              <w:t>Centro Industrial del Diseño y la Manufactura Regional - Santander</w:t>
+              <w:t xml:space="preserve">Centro Industrial del Diseño y la Manufactura </w:t>
+            </w:r>
+            <w:r>
+              <w:rPr>
+                <w:rFonts w:asciiTheme="minorHAnsi" w:eastAsiaTheme="minorEastAsia" w:hAnsiTheme="minorHAnsi" w:cstheme="minorHAnsi"/>
+                <w:sz w:val="28"/>
+                <w:szCs w:val="28"/>
+              </w:rPr>
+              <w:t xml:space="preserve">- </w:t>
+            </w:r>
+            <w:r>
+              <w:rPr>
+                <w:rFonts w:asciiTheme="minorHAnsi" w:eastAsiaTheme="minorEastAsia" w:hAnsiTheme="minorHAnsi" w:cstheme="minorHAnsi"/>
+                <w:sz w:val="28"/>
+                <w:szCs w:val="28"/>
+              </w:rPr>
+              <w:t>Regional Santander</w:t>
             </w:r>
           </w:p>
         </w:tc>
@@ -10918,20 +11662,19 @@
             <w:pPr>
               <w:pStyle w:val="TextoTablas"/>
               <w:rPr>
+                <w:rFonts w:asciiTheme="minorHAnsi" w:hAnsiTheme="minorHAnsi" w:cstheme="minorHAnsi"/>
+                <w:sz w:val="28"/>
+                <w:szCs w:val="28"/>
+              </w:rPr>
+            </w:pPr>
+            <w:r>
+              <w:rPr>
                 <w:rFonts w:asciiTheme="minorHAnsi" w:eastAsiaTheme="minorEastAsia" w:hAnsiTheme="minorHAnsi" w:cstheme="minorHAnsi"/>
                 <w:color w:val="000000"/>
                 <w:sz w:val="28"/>
                 <w:szCs w:val="28"/>
               </w:rPr>
-            </w:pPr>
-            <w:r>
-              <w:rPr>
-                <w:rFonts w:asciiTheme="minorHAnsi" w:eastAsiaTheme="minorEastAsia" w:hAnsiTheme="minorHAnsi" w:cstheme="minorHAnsi"/>
-                <w:color w:val="000000"/>
-                <w:sz w:val="28"/>
-                <w:szCs w:val="28"/>
-              </w:rPr>
-              <w:t>Laura Ximena Hurtado Villalba</w:t>
+              <w:t>Gilberto Junior Rodríguez Rodríguez</w:t>
             </w:r>
           </w:p>
         </w:tc>
@@ -10968,18 +11711,379 @@
             <w:pPr>
               <w:pStyle w:val="TextoTablas"/>
               <w:rPr>
+                <w:rFonts w:asciiTheme="minorHAnsi" w:hAnsiTheme="minorHAnsi" w:cstheme="minorHAnsi"/>
+                <w:sz w:val="28"/>
+                <w:szCs w:val="28"/>
+              </w:rPr>
+            </w:pPr>
+            <w:r>
+              <w:rPr>
                 <w:rFonts w:asciiTheme="minorHAnsi" w:eastAsiaTheme="minorEastAsia" w:hAnsiTheme="minorHAnsi" w:cstheme="minorHAnsi"/>
                 <w:sz w:val="28"/>
                 <w:szCs w:val="28"/>
               </w:rPr>
-            </w:pPr>
+              <w:t xml:space="preserve">Centro Industrial del Diseño y la Manufactura </w:t>
+            </w:r>
             <w:r>
               <w:rPr>
                 <w:rFonts w:asciiTheme="minorHAnsi" w:eastAsiaTheme="minorEastAsia" w:hAnsiTheme="minorHAnsi" w:cstheme="minorHAnsi"/>
                 <w:sz w:val="28"/>
                 <w:szCs w:val="28"/>
               </w:rPr>
-              <w:t>Centro Industrial del Diseño y la Manufactura Regional - Santander</w:t>
+              <w:t xml:space="preserve">- </w:t>
+            </w:r>
+            <w:r>
+              <w:rPr>
+                <w:rFonts w:asciiTheme="minorHAnsi" w:eastAsiaTheme="minorEastAsia" w:hAnsiTheme="minorHAnsi" w:cstheme="minorHAnsi"/>
+                <w:sz w:val="28"/>
+                <w:szCs w:val="28"/>
+              </w:rPr>
+              <w:t>Regional Santander</w:t>
+            </w:r>
+          </w:p>
+        </w:tc>
+      </w:tr>
+      <w:tr>
+        <w:trPr>
+          <w:cnfStyle w:val="000000100000" w:firstRow="0" w:lastRow="0" w:firstColumn="0" w:lastColumn="0" w:oddVBand="0" w:evenVBand="0" w:oddHBand="1" w:evenHBand="0" w:firstRowFirstColumn="0" w:firstRowLastColumn="0" w:lastRowFirstColumn="0" w:lastRowLastColumn="0"/>
+        </w:trPr>
+        <w:tc>
+          <w:tcPr>
+            <w:tcW w:w="2830" w:type="dxa"/>
+            <w:vAlign w:val="center"/>
+          </w:tcPr>
+          <w:p>
+            <w:pPr>
+              <w:pStyle w:val="TextoTablas"/>
+              <w:rPr>
+                <w:rFonts w:asciiTheme="minorHAnsi" w:eastAsiaTheme="minorEastAsia" w:hAnsiTheme="minorHAnsi" w:cstheme="minorHAnsi"/>
+                <w:color w:val="000000"/>
+                <w:sz w:val="28"/>
+                <w:szCs w:val="28"/>
+              </w:rPr>
+            </w:pPr>
+            <w:r>
+              <w:rPr>
+                <w:rFonts w:asciiTheme="minorHAnsi" w:eastAsiaTheme="minorEastAsia" w:hAnsiTheme="minorHAnsi" w:cstheme="minorHAnsi"/>
+                <w:color w:val="000000"/>
+                <w:sz w:val="28"/>
+                <w:szCs w:val="28"/>
+              </w:rPr>
+              <w:t>Laura Ximena Hurtado Villalba</w:t>
+            </w:r>
+          </w:p>
+        </w:tc>
+        <w:tc>
+          <w:tcPr>
+            <w:tcW w:w="3261" w:type="dxa"/>
+            <w:vAlign w:val="center"/>
+          </w:tcPr>
+          <w:p>
+            <w:pPr>
+              <w:pStyle w:val="TextoTablas"/>
+              <w:rPr>
+                <w:rFonts w:asciiTheme="minorHAnsi" w:hAnsiTheme="minorHAnsi" w:cstheme="minorHAnsi"/>
+                <w:sz w:val="28"/>
+                <w:szCs w:val="28"/>
+              </w:rPr>
+            </w:pPr>
+            <w:r>
+              <w:rPr>
+                <w:rFonts w:asciiTheme="minorHAnsi" w:hAnsiTheme="minorHAnsi" w:cstheme="minorHAnsi"/>
+                <w:sz w:val="28"/>
+                <w:szCs w:val="28"/>
+              </w:rPr>
+              <w:t>Producción audiovisual</w:t>
+            </w:r>
+          </w:p>
+        </w:tc>
+        <w:tc>
+          <w:tcPr>
+            <w:tcW w:w="3969" w:type="dxa"/>
+            <w:vAlign w:val="center"/>
+          </w:tcPr>
+          <w:p>
+            <w:pPr>
+              <w:pStyle w:val="TextoTablas"/>
+              <w:rPr>
+                <w:rFonts w:asciiTheme="minorHAnsi" w:eastAsiaTheme="minorEastAsia" w:hAnsiTheme="minorHAnsi" w:cstheme="minorHAnsi"/>
+                <w:sz w:val="28"/>
+                <w:szCs w:val="28"/>
+              </w:rPr>
+            </w:pPr>
+            <w:r>
+              <w:rPr>
+                <w:rFonts w:asciiTheme="minorHAnsi" w:eastAsiaTheme="minorEastAsia" w:hAnsiTheme="minorHAnsi" w:cstheme="minorHAnsi"/>
+                <w:sz w:val="28"/>
+                <w:szCs w:val="28"/>
+              </w:rPr>
+              <w:t>Centro Industrial del Diseño y la Manufactura</w:t>
+            </w:r>
+            <w:r>
+              <w:rPr>
+                <w:rFonts w:asciiTheme="minorHAnsi" w:eastAsiaTheme="minorEastAsia" w:hAnsiTheme="minorHAnsi" w:cstheme="minorHAnsi"/>
+                <w:sz w:val="28"/>
+                <w:szCs w:val="28"/>
+              </w:rPr>
+              <w:t xml:space="preserve"> -</w:t>
+            </w:r>
+            <w:r>
+              <w:rPr>
+                <w:rFonts w:asciiTheme="minorHAnsi" w:eastAsiaTheme="minorEastAsia" w:hAnsiTheme="minorHAnsi" w:cstheme="minorHAnsi"/>
+                <w:sz w:val="28"/>
+                <w:szCs w:val="28"/>
+              </w:rPr>
+              <w:t xml:space="preserve"> Regional Santander</w:t>
+            </w:r>
+          </w:p>
+        </w:tc>
+      </w:tr>
+      <w:tr>
+        <w:tc>
+          <w:tcPr>
+            <w:tcW w:w="2830" w:type="dxa"/>
+            <w:vAlign w:val="center"/>
+          </w:tcPr>
+          <w:p>
+            <w:pPr>
+              <w:pStyle w:val="TextoTablas"/>
+              <w:rPr>
+                <w:rFonts w:asciiTheme="minorHAnsi" w:eastAsiaTheme="minorEastAsia" w:hAnsiTheme="minorHAnsi" w:cstheme="minorHAnsi"/>
+                <w:color w:val="000000"/>
+                <w:sz w:val="28"/>
+                <w:szCs w:val="28"/>
+              </w:rPr>
+            </w:pPr>
+            <w:r>
+              <w:rPr>
+                <w:rFonts w:eastAsiaTheme="minorEastAsia"/>
+                <w:color w:val="000000"/>
+                <w:sz w:val="28"/>
+                <w:szCs w:val="28"/>
+              </w:rPr>
+              <w:t>Carlos Andrés Díaz Pinto</w:t>
+            </w:r>
+          </w:p>
+        </w:tc>
+        <w:tc>
+          <w:tcPr>
+            <w:tcW w:w="3261" w:type="dxa"/>
+            <w:vAlign w:val="center"/>
+          </w:tcPr>
+          <w:p>
+            <w:pPr>
+              <w:pStyle w:val="TextoTablas"/>
+              <w:rPr>
+                <w:rFonts w:asciiTheme="minorHAnsi" w:hAnsiTheme="minorHAnsi" w:cstheme="minorHAnsi"/>
+                <w:sz w:val="28"/>
+                <w:szCs w:val="28"/>
+              </w:rPr>
+            </w:pPr>
+            <w:r>
+              <w:rPr>
+                <w:rFonts w:cs="Calibri"/>
+                <w:sz w:val="28"/>
+                <w:szCs w:val="28"/>
+              </w:rPr>
+              <w:t xml:space="preserve">Desarrollo </w:t>
+            </w:r>
+            <w:r>
+              <w:rPr>
+                <w:rStyle w:val="Extranjerismo"/>
+                <w:sz w:val="28"/>
+                <w:szCs w:val="28"/>
+              </w:rPr>
+              <w:t>Front-end</w:t>
+            </w:r>
+          </w:p>
+        </w:tc>
+        <w:tc>
+          <w:tcPr>
+            <w:tcW w:w="3969" w:type="dxa"/>
+            <w:vAlign w:val="center"/>
+          </w:tcPr>
+          <w:p>
+            <w:pPr>
+              <w:pStyle w:val="TextoTablas"/>
+              <w:rPr>
+                <w:rFonts w:asciiTheme="minorHAnsi" w:eastAsiaTheme="minorEastAsia" w:hAnsiTheme="minorHAnsi" w:cstheme="minorHAnsi"/>
+                <w:sz w:val="28"/>
+                <w:szCs w:val="28"/>
+              </w:rPr>
+            </w:pPr>
+            <w:r>
+              <w:rPr>
+                <w:rFonts w:asciiTheme="minorHAnsi" w:hAnsiTheme="minorHAnsi" w:cstheme="minorHAnsi"/>
+                <w:sz w:val="28"/>
+                <w:szCs w:val="28"/>
+              </w:rPr>
+              <w:t>Centro de Comercio y Servicios - Regional Atlántico</w:t>
+            </w:r>
+          </w:p>
+        </w:tc>
+      </w:tr>
+      <w:tr>
+        <w:trPr>
+          <w:cnfStyle w:val="000000100000" w:firstRow="0" w:lastRow="0" w:firstColumn="0" w:lastColumn="0" w:oddVBand="0" w:evenVBand="0" w:oddHBand="1" w:evenHBand="0" w:firstRowFirstColumn="0" w:firstRowLastColumn="0" w:lastRowFirstColumn="0" w:lastRowLastColumn="0"/>
+        </w:trPr>
+        <w:tc>
+          <w:tcPr>
+            <w:tcW w:w="2830" w:type="dxa"/>
+            <w:vAlign w:val="center"/>
+          </w:tcPr>
+          <w:p>
+            <w:pPr>
+              <w:pStyle w:val="TextoTablas"/>
+              <w:rPr>
+                <w:rFonts w:eastAsiaTheme="minorEastAsia"/>
+                <w:color w:val="000000"/>
+                <w:sz w:val="28"/>
+                <w:szCs w:val="28"/>
+              </w:rPr>
+            </w:pPr>
+            <w:r>
+              <w:rPr>
+                <w:rFonts w:eastAsiaTheme="minorEastAsia"/>
+                <w:color w:val="000000"/>
+                <w:sz w:val="28"/>
+                <w:szCs w:val="28"/>
+              </w:rPr>
+              <w:t>Emilsen Alfonso Bautista</w:t>
+            </w:r>
+          </w:p>
+        </w:tc>
+        <w:tc>
+          <w:tcPr>
+            <w:tcW w:w="3261" w:type="dxa"/>
+            <w:vAlign w:val="center"/>
+          </w:tcPr>
+          <w:p>
+            <w:pPr>
+              <w:pStyle w:val="TextoTablas"/>
+              <w:rPr>
+                <w:rFonts w:cs="Calibri"/>
+                <w:sz w:val="28"/>
+                <w:szCs w:val="28"/>
+              </w:rPr>
+            </w:pPr>
+            <w:r>
+              <w:rPr>
+                <w:rFonts w:cs="Calibri"/>
+                <w:sz w:val="28"/>
+                <w:szCs w:val="28"/>
+              </w:rPr>
+              <w:t>Validación de diseño y contenido</w:t>
+            </w:r>
+          </w:p>
+        </w:tc>
+        <w:tc>
+          <w:tcPr>
+            <w:tcW w:w="3969" w:type="dxa"/>
+            <w:vAlign w:val="center"/>
+          </w:tcPr>
+          <w:p>
+            <w:pPr>
+              <w:pStyle w:val="TextoTablas"/>
+              <w:rPr>
+                <w:rFonts w:asciiTheme="minorHAnsi" w:hAnsiTheme="minorHAnsi" w:cstheme="minorHAnsi"/>
+                <w:sz w:val="28"/>
+                <w:szCs w:val="28"/>
+              </w:rPr>
+            </w:pPr>
+            <w:r>
+              <w:rPr>
+                <w:rFonts w:asciiTheme="minorHAnsi" w:hAnsiTheme="minorHAnsi" w:cstheme="minorHAnsi"/>
+                <w:sz w:val="28"/>
+                <w:szCs w:val="28"/>
+              </w:rPr>
+              <w:t xml:space="preserve">Centro Industrial del Diseño y la Manufactura </w:t>
+            </w:r>
+            <w:r>
+              <w:rPr>
+                <w:rFonts w:asciiTheme="minorHAnsi" w:hAnsiTheme="minorHAnsi" w:cstheme="minorHAnsi"/>
+                <w:sz w:val="28"/>
+                <w:szCs w:val="28"/>
+              </w:rPr>
+              <w:t xml:space="preserve">- </w:t>
+            </w:r>
+            <w:r>
+              <w:rPr>
+                <w:rFonts w:asciiTheme="minorHAnsi" w:hAnsiTheme="minorHAnsi" w:cstheme="minorHAnsi"/>
+                <w:sz w:val="28"/>
+                <w:szCs w:val="28"/>
+              </w:rPr>
+              <w:t>Regional Santander</w:t>
+            </w:r>
+          </w:p>
+        </w:tc>
+      </w:tr>
+      <w:tr>
+        <w:tc>
+          <w:tcPr>
+            <w:tcW w:w="2830" w:type="dxa"/>
+          </w:tcPr>
+          <w:p>
+            <w:pPr>
+              <w:pStyle w:val="TextoTablas"/>
+              <w:rPr>
+                <w:rFonts w:asciiTheme="minorHAnsi" w:hAnsiTheme="minorHAnsi" w:cstheme="minorHAnsi"/>
+                <w:sz w:val="28"/>
+                <w:szCs w:val="28"/>
+              </w:rPr>
+            </w:pPr>
+            <w:r>
+              <w:rPr>
+                <w:rFonts w:asciiTheme="minorHAnsi" w:hAnsiTheme="minorHAnsi" w:cstheme="minorHAnsi"/>
+                <w:sz w:val="28"/>
+                <w:szCs w:val="28"/>
+              </w:rPr>
+              <w:t>Luz Karime Amaya Cabra</w:t>
+            </w:r>
+          </w:p>
+        </w:tc>
+        <w:tc>
+          <w:tcPr>
+            <w:tcW w:w="3261" w:type="dxa"/>
+          </w:tcPr>
+          <w:p>
+            <w:pPr>
+              <w:pStyle w:val="TextoTablas"/>
+              <w:rPr>
+                <w:rFonts w:asciiTheme="minorHAnsi" w:hAnsiTheme="minorHAnsi" w:cstheme="minorHAnsi"/>
+                <w:sz w:val="28"/>
+                <w:szCs w:val="28"/>
+              </w:rPr>
+            </w:pPr>
+            <w:r>
+              <w:rPr>
+                <w:rFonts w:asciiTheme="minorHAnsi" w:hAnsiTheme="minorHAnsi" w:cstheme="minorHAnsi"/>
+                <w:sz w:val="28"/>
+                <w:szCs w:val="28"/>
+              </w:rPr>
+              <w:t>Evaluador de contenidos inclusivos y accesibles</w:t>
+            </w:r>
+          </w:p>
+        </w:tc>
+        <w:tc>
+          <w:tcPr>
+            <w:tcW w:w="3969" w:type="dxa"/>
+          </w:tcPr>
+          <w:p>
+            <w:pPr>
+              <w:pStyle w:val="TextoTablas"/>
+              <w:rPr>
+                <w:rFonts w:asciiTheme="minorHAnsi" w:hAnsiTheme="minorHAnsi" w:cstheme="minorHAnsi"/>
+                <w:sz w:val="28"/>
+                <w:szCs w:val="28"/>
+              </w:rPr>
+            </w:pPr>
+            <w:r>
+              <w:rPr>
+                <w:rFonts w:asciiTheme="minorHAnsi" w:hAnsiTheme="minorHAnsi" w:cstheme="minorHAnsi"/>
+                <w:sz w:val="28"/>
+                <w:szCs w:val="28"/>
+              </w:rPr>
+              <w:t>Centro de Comercio y Servicios - Regional Atlántico</w:t>
             </w:r>
           </w:p>
         </w:tc>
@@ -11007,7 +12111,7 @@
                 <w:sz w:val="28"/>
                 <w:szCs w:val="28"/>
               </w:rPr>
-              <w:t>Luz Karime Amaya Cabra</w:t>
+              <w:t>Laura Daniela Burgos Rueda</w:t>
             </w:r>
           </w:p>
         </w:tc>
@@ -11078,7 +12182,24 @@
                 <w:sz w:val="28"/>
                 <w:szCs w:val="28"/>
               </w:rPr>
-              <w:t>Laura Daniela Burgos Rueda</w:t>
+              <w:lastRenderedPageBreak/>
+              <w:t>Jonathan Adi</w:t>
+            </w:r>
+            <w:r>
+              <w:rPr>
+                <w:rFonts w:asciiTheme="minorHAnsi" w:hAnsiTheme="minorHAnsi" w:cstheme="minorHAnsi"/>
+                <w:sz w:val="28"/>
+                <w:szCs w:val="28"/>
+              </w:rPr>
+              <w:t>é</w:t>
+            </w:r>
+            <w:r>
+              <w:rPr>
+                <w:rFonts w:asciiTheme="minorHAnsi" w:hAnsiTheme="minorHAnsi" w:cstheme="minorHAnsi"/>
+                <w:sz w:val="28"/>
+                <w:szCs w:val="28"/>
+              </w:rPr>
+              <w:t xml:space="preserve"> Villafañe</w:t>
             </w:r>
           </w:p>
         </w:tc>
@@ -11101,7 +12222,7 @@
                 <w:sz w:val="28"/>
                 <w:szCs w:val="28"/>
               </w:rPr>
-              <w:t>Evaluador de contenidos inclusivos y accesibles</w:t>
+              <w:t>Validador y vinculador de recursos digitales</w:t>
             </w:r>
           </w:p>
         </w:tc>
@@ -11133,93 +12254,6 @@
         <w:trPr>
           <w:cnfStyle w:val="000000100000" w:firstRow="0" w:lastRow="0" w:firstColumn="0" w:lastColumn="0" w:oddVBand="0" w:evenVBand="0" w:oddHBand="1" w:evenHBand="0" w:firstRowFirstColumn="0" w:firstRowLastColumn="0" w:lastRowFirstColumn="0" w:lastRowLastColumn="0"/>
         </w:trPr>
-        <w:tc>
-          <w:tcPr>
-            <w:tcW w:w="2830" w:type="dxa"/>
-          </w:tcPr>
-          <w:p>
-            <w:pPr>
-              <w:pStyle w:val="TextoTablas"/>
-              <w:rPr>
-                <w:rFonts w:asciiTheme="minorHAnsi" w:hAnsiTheme="minorHAnsi" w:cstheme="minorHAnsi"/>
-                <w:sz w:val="28"/>
-                <w:szCs w:val="28"/>
-              </w:rPr>
-            </w:pPr>
-            <w:r>
-              <w:rPr>
-                <w:rFonts w:asciiTheme="minorHAnsi" w:hAnsiTheme="minorHAnsi" w:cstheme="minorHAnsi"/>
-                <w:sz w:val="28"/>
-                <w:szCs w:val="28"/>
-              </w:rPr>
-              <w:t>Jonathan Adi</w:t>
-            </w:r>
-            <w:r>
-              <w:rPr>
-                <w:rFonts w:asciiTheme="minorHAnsi" w:hAnsiTheme="minorHAnsi" w:cstheme="minorHAnsi"/>
-                <w:sz w:val="28"/>
-                <w:szCs w:val="28"/>
-              </w:rPr>
-              <w:t>é</w:t>
-            </w:r>
-            <w:r>
-              <w:rPr>
-                <w:rFonts w:asciiTheme="minorHAnsi" w:hAnsiTheme="minorHAnsi" w:cstheme="minorHAnsi"/>
-                <w:sz w:val="28"/>
-                <w:szCs w:val="28"/>
-              </w:rPr>
-              <w:t xml:space="preserve"> Villafañe</w:t>
-            </w:r>
-          </w:p>
-        </w:tc>
-        <w:tc>
-          <w:tcPr>
-            <w:tcW w:w="3261" w:type="dxa"/>
-          </w:tcPr>
-          <w:p>
-            <w:pPr>
-              <w:pStyle w:val="TextoTablas"/>
-              <w:rPr>
-                <w:rFonts w:asciiTheme="minorHAnsi" w:hAnsiTheme="minorHAnsi" w:cstheme="minorHAnsi"/>
-                <w:sz w:val="28"/>
-                <w:szCs w:val="28"/>
-              </w:rPr>
-            </w:pPr>
-            <w:r>
-              <w:rPr>
-                <w:rFonts w:asciiTheme="minorHAnsi" w:hAnsiTheme="minorHAnsi" w:cstheme="minorHAnsi"/>
-                <w:sz w:val="28"/>
-                <w:szCs w:val="28"/>
-              </w:rPr>
-              <w:t>Validador y vinculador de recursos digitales</w:t>
-            </w:r>
-          </w:p>
-        </w:tc>
-        <w:tc>
-          <w:tcPr>
-            <w:tcW w:w="3969" w:type="dxa"/>
-          </w:tcPr>
-          <w:p>
-            <w:pPr>
-              <w:pStyle w:val="TextoTablas"/>
-              <w:rPr>
-                <w:rFonts w:asciiTheme="minorHAnsi" w:hAnsiTheme="minorHAnsi" w:cstheme="minorHAnsi"/>
-                <w:sz w:val="28"/>
-                <w:szCs w:val="28"/>
-              </w:rPr>
-            </w:pPr>
-            <w:r>
-              <w:rPr>
-                <w:rFonts w:asciiTheme="minorHAnsi" w:hAnsiTheme="minorHAnsi" w:cstheme="minorHAnsi"/>
-                <w:sz w:val="28"/>
-                <w:szCs w:val="28"/>
-              </w:rPr>
-              <w:t>Centro de Comercio y Servicios - Regional Atlántico</w:t>
-            </w:r>
-          </w:p>
-        </w:tc>
-      </w:tr>
-      <w:tr>
         <w:tc>
           <w:tcPr>
             <w:tcW w:w="2830" w:type="dxa"/>
@@ -11448,13 +12482,6 @@
                                   <w:bCs/>
                                 </w:rPr>
                               </w:pPr>
-                              <w:r>
-                                <w:rPr>
-                                  <w:b/>
-                                  <w:bCs/>
-                                </w:rPr>
-                                <w:t>Grupo de Ejecución de la Formación Virtual</w:t>
-                              </w:r>
                             </w:p>
                           </w:txbxContent>
                         </wps:txbx>
@@ -11491,13 +12518,6 @@
                             <w:bCs/>
                           </w:rPr>
                         </w:pPr>
-                        <w:r>
-                          <w:rPr>
-                            <w:b/>
-                            <w:bCs/>
-                          </w:rPr>
-                          <w:t>Grupo de Ejecución de la Formación Virtual</w:t>
-                        </w:r>
                       </w:p>
                     </w:txbxContent>
                   </v:textbox>
@@ -13516,8 +14536,8 @@
   <w:abstractNum w:abstractNumId="18" w15:restartNumberingAfterBreak="0">
     <w:nsid w:val="31414F34"/>
     <w:multiLevelType w:val="hybridMultilevel"/>
-    <w:tmpl w:val="CFA469DA"/>
-    <w:lvl w:ilvl="0" w:tplc="240A0015">
+    <w:tmpl w:val="9248725E"/>
+    <w:lvl w:ilvl="0" w:tplc="EEE20E8E">
       <w:start w:val="1"/>
       <w:numFmt w:val="upperLetter"/>
       <w:lvlText w:val="%1."/>
@@ -13525,6 +14545,10 @@
       <w:pPr>
         <w:ind w:left="1429" w:hanging="360"/>
       </w:pPr>
+      <w:rPr>
+        <w:b/>
+        <w:bCs/>
+      </w:rPr>
     </w:lvl>
     <w:lvl w:ilvl="1" w:tplc="240A0019" w:tentative="1">
       <w:start w:val="1"/>
@@ -14663,8 +15687,8 @@
   <w:abstractNum w:abstractNumId="29" w15:restartNumberingAfterBreak="0">
     <w:nsid w:val="4D114722"/>
     <w:multiLevelType w:val="hybridMultilevel"/>
-    <w:tmpl w:val="53B6E5EA"/>
-    <w:lvl w:ilvl="0" w:tplc="240A0015">
+    <w:tmpl w:val="9A94C5DE"/>
+    <w:lvl w:ilvl="0" w:tplc="6792D2F2">
       <w:start w:val="1"/>
       <w:numFmt w:val="upperLetter"/>
       <w:lvlText w:val="%1."/>
@@ -14672,6 +15696,10 @@
       <w:pPr>
         <w:ind w:left="1429" w:hanging="360"/>
       </w:pPr>
+      <w:rPr>
+        <w:b/>
+        <w:bCs/>
+      </w:rPr>
     </w:lvl>
     <w:lvl w:ilvl="1" w:tplc="240A0019" w:tentative="1">
       <w:start w:val="1"/>
@@ -18863,8 +19891,8 @@
 <file path=customXml/item1.xml><?xml version="1.0" encoding="utf-8"?>
 <p:properties xmlns:p="http://schemas.microsoft.com/office/2006/metadata/properties" xmlns:xsi="http://www.w3.org/2001/XMLSchema-instance" xmlns:pc="http://schemas.microsoft.com/office/infopath/2007/PartnerControls">
   <documentManagement>
-    <TaxCatchAll xmlns="13c90a0b-73bc-4dc0-be5f-28d77b615beb" xsi:nil="true"/>
-    <lcf76f155ced4ddcb4097134ff3c332f xmlns="13c93bba-48ce-428c-bfe5-88b42c19b028">
+    <TaxCatchAll xmlns="adccf511-daff-4bcb-9072-914cedbf4c7e" xsi:nil="true"/>
+    <lcf76f155ced4ddcb4097134ff3c332f xmlns="a70d3c18-0869-45a1-9f75-4b4b8f0f32be">
       <Terms xmlns="http://schemas.microsoft.com/office/infopath/2007/PartnerControls"/>
     </lcf76f155ced4ddcb4097134ff3c332f>
   </documentManagement>
@@ -18872,6 +19900,216 @@
 </file>
 
 <file path=customXml/item2.xml><?xml version="1.0" encoding="utf-8"?>
+<?mso-contentType ?>
+<FormTemplates xmlns="http://schemas.microsoft.com/sharepoint/v3/contenttype/forms">
+  <Display>DocumentLibraryForm</Display>
+  <Edit>DocumentLibraryForm</Edit>
+  <New>DocumentLibraryForm</New>
+</FormTemplates>
+</file>
+
+<file path=customXml/item3.xml><?xml version="1.0" encoding="utf-8"?>
+<ct:contentTypeSchema xmlns:ct="http://schemas.microsoft.com/office/2006/metadata/contentType" xmlns:ma="http://schemas.microsoft.com/office/2006/metadata/properties/metaAttributes" ct:_="" ma:_="" ma:contentTypeName="Documento" ma:contentTypeID="0x010100FC2B1768DD5A774EB396CCAB0DE361C1" ma:contentTypeVersion="12" ma:contentTypeDescription="Crear nuevo documento." ma:contentTypeScope="" ma:versionID="d4a546b22d2924edabf51241cf3422b8">
+  <xsd:schema xmlns:xsd="http://www.w3.org/2001/XMLSchema" xmlns:xs="http://www.w3.org/2001/XMLSchema" xmlns:p="http://schemas.microsoft.com/office/2006/metadata/properties" xmlns:ns2="a70d3c18-0869-45a1-9f75-4b4b8f0f32be" xmlns:ns3="adccf511-daff-4bcb-9072-914cedbf4c7e" targetNamespace="http://schemas.microsoft.com/office/2006/metadata/properties" ma:root="true" ma:fieldsID="e29002b2d9ca820e89c57fc59ec70c79" ns2:_="" ns3:_="">
+    <xsd:import namespace="a70d3c18-0869-45a1-9f75-4b4b8f0f32be"/>
+    <xsd:import namespace="adccf511-daff-4bcb-9072-914cedbf4c7e"/>
+    <xsd:element name="properties">
+      <xsd:complexType>
+        <xsd:sequence>
+          <xsd:element name="documentManagement">
+            <xsd:complexType>
+              <xsd:all>
+                <xsd:element ref="ns2:MediaServiceMetadata" minOccurs="0"/>
+                <xsd:element ref="ns2:MediaServiceFastMetadata" minOccurs="0"/>
+                <xsd:element ref="ns2:MediaServiceSearchProperties" minOccurs="0"/>
+                <xsd:element ref="ns2:MediaServiceDateTaken" minOccurs="0"/>
+                <xsd:element ref="ns2:MediaServiceGenerationTime" minOccurs="0"/>
+                <xsd:element ref="ns2:MediaServiceEventHashCode" minOccurs="0"/>
+                <xsd:element ref="ns2:MediaLengthInSeconds" minOccurs="0"/>
+                <xsd:element ref="ns2:lcf76f155ced4ddcb4097134ff3c332f" minOccurs="0"/>
+                <xsd:element ref="ns3:TaxCatchAll" minOccurs="0"/>
+                <xsd:element ref="ns2:MediaServiceOCR" minOccurs="0"/>
+                <xsd:element ref="ns2:MediaServiceBillingMetadata" minOccurs="0"/>
+              </xsd:all>
+            </xsd:complexType>
+          </xsd:element>
+        </xsd:sequence>
+      </xsd:complexType>
+    </xsd:element>
+  </xsd:schema>
+  <xsd:schema xmlns:xsd="http://www.w3.org/2001/XMLSchema" xmlns:xs="http://www.w3.org/2001/XMLSchema" xmlns:dms="http://schemas.microsoft.com/office/2006/documentManagement/types" xmlns:pc="http://schemas.microsoft.com/office/infopath/2007/PartnerControls" targetNamespace="a70d3c18-0869-45a1-9f75-4b4b8f0f32be" elementFormDefault="qualified">
+    <xsd:import namespace="http://schemas.microsoft.com/office/2006/documentManagement/types"/>
+    <xsd:import namespace="http://schemas.microsoft.com/office/infopath/2007/PartnerControls"/>
+    <xsd:element name="MediaServiceMetadata" ma:index="8" nillable="true" ma:displayName="MediaServiceMetadata" ma:hidden="true" ma:internalName="MediaServiceMetadata" ma:readOnly="true">
+      <xsd:simpleType>
+        <xsd:restriction base="dms:Note"/>
+      </xsd:simpleType>
+    </xsd:element>
+    <xsd:element name="MediaServiceFastMetadata" ma:index="9" nillable="true" ma:displayName="MediaServiceFastMetadata" ma:hidden="true" ma:internalName="MediaServiceFastMetadata" ma:readOnly="true">
+      <xsd:simpleType>
+        <xsd:restriction base="dms:Note"/>
+      </xsd:simpleType>
+    </xsd:element>
+    <xsd:element name="MediaServiceSearchProperties" ma:index="10" nillable="true" ma:displayName="MediaServiceSearchProperties" ma:hidden="true" ma:internalName="MediaServiceSearchProperties" ma:readOnly="true">
+      <xsd:simpleType>
+        <xsd:restriction base="dms:Note"/>
+      </xsd:simpleType>
+    </xsd:element>
+    <xsd:element name="MediaServiceDateTaken" ma:index="11" nillable="true" ma:displayName="MediaServiceDateTaken" ma:hidden="true" ma:indexed="true" ma:internalName="MediaServiceDateTaken" ma:readOnly="true">
+      <xsd:simpleType>
+        <xsd:restriction base="dms:Text"/>
+      </xsd:simpleType>
+    </xsd:element>
+    <xsd:element name="MediaServiceGenerationTime" ma:index="12" nillable="true" ma:displayName="MediaServiceGenerationTime" ma:hidden="true" ma:internalName="MediaServiceGenerationTime" ma:readOnly="true">
+      <xsd:simpleType>
+        <xsd:restriction base="dms:Text"/>
+      </xsd:simpleType>
+    </xsd:element>
+    <xsd:element name="MediaServiceEventHashCode" ma:index="13" nillable="true" ma:displayName="MediaServiceEventHashCode" ma:hidden="true" ma:internalName="MediaServiceEventHashCode" ma:readOnly="true">
+      <xsd:simpleType>
+        <xsd:restriction base="dms:Text"/>
+      </xsd:simpleType>
+    </xsd:element>
+    <xsd:element name="MediaLengthInSeconds" ma:index="14" nillable="true" ma:displayName="MediaLengthInSeconds" ma:hidden="true" ma:internalName="MediaLengthInSeconds" ma:readOnly="true">
+      <xsd:simpleType>
+        <xsd:restriction base="dms:Unknown"/>
+      </xsd:simpleType>
+    </xsd:element>
+    <xsd:element name="lcf76f155ced4ddcb4097134ff3c332f" ma:index="16" nillable="true" ma:taxonomy="true" ma:internalName="lcf76f155ced4ddcb4097134ff3c332f" ma:taxonomyFieldName="MediaServiceImageTags" ma:displayName="Etiquetas de imagen" ma:readOnly="false" ma:fieldId="{5cf76f15-5ced-4ddc-b409-7134ff3c332f}" ma:taxonomyMulti="true" ma:sspId="d33c8c81-5745-4931-bcc4-c2aeafe86780" ma:termSetId="09814cd3-568e-fe90-9814-8d621ff8fb84" ma:anchorId="fba54fb3-c3e1-fe81-a776-ca4b69148c4d" ma:open="true" ma:isKeyword="false">
+      <xsd:complexType>
+        <xsd:sequence>
+          <xsd:element ref="pc:Terms" minOccurs="0" maxOccurs="1"/>
+        </xsd:sequence>
+      </xsd:complexType>
+    </xsd:element>
+    <xsd:element name="MediaServiceOCR" ma:index="18" nillable="true" ma:displayName="Extracted Text" ma:internalName="MediaServiceOCR" ma:readOnly="true">
+      <xsd:simpleType>
+        <xsd:restriction base="dms:Note">
+          <xsd:maxLength value="255"/>
+        </xsd:restriction>
+      </xsd:simpleType>
+    </xsd:element>
+    <xsd:element name="MediaServiceBillingMetadata" ma:index="19" nillable="true" ma:displayName="MediaServiceBillingMetadata" ma:hidden="true" ma:internalName="MediaServiceBillingMetadata" ma:readOnly="true">
+      <xsd:simpleType>
+        <xsd:restriction base="dms:Note"/>
+      </xsd:simpleType>
+    </xsd:element>
+  </xsd:schema>
+  <xsd:schema xmlns:xsd="http://www.w3.org/2001/XMLSchema" xmlns:xs="http://www.w3.org/2001/XMLSchema" xmlns:dms="http://schemas.microsoft.com/office/2006/documentManagement/types" xmlns:pc="http://schemas.microsoft.com/office/infopath/2007/PartnerControls" targetNamespace="adccf511-daff-4bcb-9072-914cedbf4c7e" elementFormDefault="qualified">
+    <xsd:import namespace="http://schemas.microsoft.com/office/2006/documentManagement/types"/>
+    <xsd:import namespace="http://schemas.microsoft.com/office/infopath/2007/PartnerControls"/>
+    <xsd:element name="TaxCatchAll" ma:index="17" nillable="true" ma:displayName="Taxonomy Catch All Column" ma:hidden="true" ma:list="{d55fdbc5-1632-489d-aeea-ba6fd7407963}" ma:internalName="TaxCatchAll" ma:showField="CatchAllData" ma:web="adccf511-daff-4bcb-9072-914cedbf4c7e">
+      <xsd:complexType>
+        <xsd:complexContent>
+          <xsd:extension base="dms:MultiChoiceLookup">
+            <xsd:sequence>
+              <xsd:element name="Value" type="dms:Lookup" maxOccurs="unbounded" minOccurs="0" nillable="true"/>
+            </xsd:sequence>
+          </xsd:extension>
+        </xsd:complexContent>
+      </xsd:complexType>
+    </xsd:element>
+  </xsd:schema>
+  <xsd:schema xmlns="http://schemas.openxmlformats.org/package/2006/metadata/core-properties" xmlns:xsd="http://www.w3.org/2001/XMLSchema" xmlns:xsi="http://www.w3.org/2001/XMLSchema-instance" xmlns:dc="http://purl.org/dc/elements/1.1/" xmlns:dcterms="http://purl.org/dc/terms/" xmlns:odoc="http://schemas.microsoft.com/internal/obd" targetNamespace="http://schemas.openxmlformats.org/package/2006/metadata/core-properties" elementFormDefault="qualified" attributeFormDefault="unqualified" blockDefault="#all">
+    <xsd:import namespace="http://purl.org/dc/elements/1.1/" schemaLocation="http://dublincore.org/schemas/xmls/qdc/2003/04/02/dc.xsd"/>
+    <xsd:import namespace="http://purl.org/dc/terms/" schemaLocation="http://dublincore.org/schemas/xmls/qdc/2003/04/02/dcterms.xsd"/>
+    <xsd:element name="coreProperties" type="CT_coreProperties"/>
+    <xsd:complexType name="CT_coreProperties">
+      <xsd:all>
+        <xsd:element ref="dc:creator" minOccurs="0" maxOccurs="1"/>
+        <xsd:element ref="dcterms:created" minOccurs="0" maxOccurs="1"/>
+        <xsd:element ref="dc:identifier" minOccurs="0" maxOccurs="1"/>
+        <xsd:element name="contentType" minOccurs="0" maxOccurs="1" type="xsd:string" ma:index="0" ma:displayName="Tipo de contenido"/>
+        <xsd:element ref="dc:title" minOccurs="0" maxOccurs="1" ma:index="4" ma:displayName="Título"/>
+        <xsd:element ref="dc:subject" minOccurs="0" maxOccurs="1"/>
+        <xsd:element ref="dc:description" minOccurs="0" maxOccurs="1"/>
+        <xsd:element name="keywords" minOccurs="0" maxOccurs="1" type="xsd:string"/>
+        <xsd:element ref="dc:language" minOccurs="0" maxOccurs="1"/>
+        <xsd:element name="category" minOccurs="0" maxOccurs="1" type="xsd:string"/>
+        <xsd:element name="version" minOccurs="0" maxOccurs="1" type="xsd:string"/>
+        <xsd:element name="revision" minOccurs="0" maxOccurs="1" type="xsd:string">
+          <xsd:annotation>
+            <xsd:documentation>
+                        This value indicates the number of saves or revisions. The application is responsible for updating this value after each revision.
+                    </xsd:documentation>
+          </xsd:annotation>
+        </xsd:element>
+        <xsd:element name="lastModifiedBy" minOccurs="0" maxOccurs="1" type="xsd:string"/>
+        <xsd:element ref="dcterms:modified" minOccurs="0" maxOccurs="1"/>
+        <xsd:element name="contentStatus" minOccurs="0" maxOccurs="1" type="xsd:string"/>
+      </xsd:all>
+    </xsd:complexType>
+  </xsd:schema>
+  <xs:schema xmlns:pc="http://schemas.microsoft.com/office/infopath/2007/PartnerControls" xmlns:xs="http://www.w3.org/2001/XMLSchema" targetNamespace="http://schemas.microsoft.com/office/infopath/2007/PartnerControls" elementFormDefault="qualified" attributeFormDefault="unqualified">
+    <xs:element name="Person">
+      <xs:complexType>
+        <xs:sequence>
+          <xs:element ref="pc:DisplayName" minOccurs="0"/>
+          <xs:element ref="pc:AccountId" minOccurs="0"/>
+          <xs:element ref="pc:AccountType" minOccurs="0"/>
+        </xs:sequence>
+      </xs:complexType>
+    </xs:element>
+    <xs:element name="DisplayName" type="xs:string"/>
+    <xs:element name="AccountId" type="xs:string"/>
+    <xs:element name="AccountType" type="xs:string"/>
+    <xs:element name="BDCAssociatedEntity">
+      <xs:complexType>
+        <xs:sequence>
+          <xs:element ref="pc:BDCEntity" minOccurs="0" maxOccurs="unbounded"/>
+        </xs:sequence>
+        <xs:attribute ref="pc:EntityNamespace"/>
+        <xs:attribute ref="pc:EntityName"/>
+        <xs:attribute ref="pc:SystemInstanceName"/>
+        <xs:attribute ref="pc:AssociationName"/>
+      </xs:complexType>
+    </xs:element>
+    <xs:attribute name="EntityNamespace" type="xs:string"/>
+    <xs:attribute name="EntityName" type="xs:string"/>
+    <xs:attribute name="SystemInstanceName" type="xs:string"/>
+    <xs:attribute name="AssociationName" type="xs:string"/>
+    <xs:element name="BDCEntity">
+      <xs:complexType>
+        <xs:sequence>
+          <xs:element ref="pc:EntityDisplayName" minOccurs="0"/>
+          <xs:element ref="pc:EntityInstanceReference" minOccurs="0"/>
+          <xs:element ref="pc:EntityId1" minOccurs="0"/>
+          <xs:element ref="pc:EntityId2" minOccurs="0"/>
+          <xs:element ref="pc:EntityId3" minOccurs="0"/>
+          <xs:element ref="pc:EntityId4" minOccurs="0"/>
+          <xs:element ref="pc:EntityId5" minOccurs="0"/>
+        </xs:sequence>
+      </xs:complexType>
+    </xs:element>
+    <xs:element name="EntityDisplayName" type="xs:string"/>
+    <xs:element name="EntityInstanceReference" type="xs:string"/>
+    <xs:element name="EntityId1" type="xs:string"/>
+    <xs:element name="EntityId2" type="xs:string"/>
+    <xs:element name="EntityId3" type="xs:string"/>
+    <xs:element name="EntityId4" type="xs:string"/>
+    <xs:element name="EntityId5" type="xs:string"/>
+    <xs:element name="Terms">
+      <xs:complexType>
+        <xs:sequence>
+          <xs:element ref="pc:TermInfo" minOccurs="0" maxOccurs="unbounded"/>
+        </xs:sequence>
+      </xs:complexType>
+    </xs:element>
+    <xs:element name="TermInfo">
+      <xs:complexType>
+        <xs:sequence>
+          <xs:element ref="pc:TermName" minOccurs="0"/>
+          <xs:element ref="pc:TermId" minOccurs="0"/>
+        </xs:sequence>
+      </xs:complexType>
+    </xs:element>
+    <xs:element name="TermName" type="xs:string"/>
+    <xs:element name="TermId" type="xs:string"/>
+  </xs:schema>
+</ct:contentTypeSchema>
+</file>
+
+<file path=customXml/item4.xml><?xml version="1.0" encoding="utf-8"?>
 <b:Sources xmlns:b="http://schemas.openxmlformats.org/officeDocument/2006/bibliography" xmlns="http://schemas.openxmlformats.org/officeDocument/2006/bibliography" SelectedStyle="\APASixthEditionOfficeOnline.xsl" StyleName="APA" Version="6">
   <b:Source>
     <b:Tag>Mue12</b:Tag>
@@ -19382,250 +20620,6 @@
 </b:Sources>
 </file>
 
-<file path=customXml/item3.xml><?xml version="1.0" encoding="utf-8"?>
-<ct:contentTypeSchema xmlns:ct="http://schemas.microsoft.com/office/2006/metadata/contentType" xmlns:ma="http://schemas.microsoft.com/office/2006/metadata/properties/metaAttributes" ct:_="" ma:_="" ma:contentTypeName="Documento" ma:contentTypeID="0x0101006A81D6BD42E8DF4C91013959704817E1" ma:contentTypeVersion="15" ma:contentTypeDescription="Crear nuevo documento." ma:contentTypeScope="" ma:versionID="bf4f72ffd194f0963ff564daca6869f7">
-  <xsd:schema xmlns:xsd="http://www.w3.org/2001/XMLSchema" xmlns:xs="http://www.w3.org/2001/XMLSchema" xmlns:p="http://schemas.microsoft.com/office/2006/metadata/properties" xmlns:ns2="13c90a0b-73bc-4dc0-be5f-28d77b615beb" xmlns:ns3="13c93bba-48ce-428c-bfe5-88b42c19b028" targetNamespace="http://schemas.microsoft.com/office/2006/metadata/properties" ma:root="true" ma:fieldsID="8718d6f4873a5b1392a45044efa78385" ns2:_="" ns3:_="">
-    <xsd:import namespace="13c90a0b-73bc-4dc0-be5f-28d77b615beb"/>
-    <xsd:import namespace="13c93bba-48ce-428c-bfe5-88b42c19b028"/>
-    <xsd:element name="properties">
-      <xsd:complexType>
-        <xsd:sequence>
-          <xsd:element name="documentManagement">
-            <xsd:complexType>
-              <xsd:all>
-                <xsd:element ref="ns2:SharedWithUsers" minOccurs="0"/>
-                <xsd:element ref="ns2:SharedWithDetails" minOccurs="0"/>
-                <xsd:element ref="ns3:MediaServiceMetadata" minOccurs="0"/>
-                <xsd:element ref="ns3:MediaServiceFastMetadata" minOccurs="0"/>
-                <xsd:element ref="ns3:MediaServiceSearchProperties" minOccurs="0"/>
-                <xsd:element ref="ns3:MediaServiceObjectDetectorVersions" minOccurs="0"/>
-                <xsd:element ref="ns3:MediaServiceDateTaken" minOccurs="0"/>
-                <xsd:element ref="ns3:MediaServiceGenerationTime" minOccurs="0"/>
-                <xsd:element ref="ns3:MediaServiceEventHashCode" minOccurs="0"/>
-                <xsd:element ref="ns3:MediaLengthInSeconds" minOccurs="0"/>
-                <xsd:element ref="ns3:lcf76f155ced4ddcb4097134ff3c332f" minOccurs="0"/>
-                <xsd:element ref="ns2:TaxCatchAll" minOccurs="0"/>
-                <xsd:element ref="ns3:MediaServiceOCR" minOccurs="0"/>
-                <xsd:element ref="ns3:MediaServiceLocation" minOccurs="0"/>
-              </xsd:all>
-            </xsd:complexType>
-          </xsd:element>
-        </xsd:sequence>
-      </xsd:complexType>
-    </xsd:element>
-  </xsd:schema>
-  <xsd:schema xmlns:xsd="http://www.w3.org/2001/XMLSchema" xmlns:xs="http://www.w3.org/2001/XMLSchema" xmlns:dms="http://schemas.microsoft.com/office/2006/documentManagement/types" xmlns:pc="http://schemas.microsoft.com/office/infopath/2007/PartnerControls" targetNamespace="13c90a0b-73bc-4dc0-be5f-28d77b615beb" elementFormDefault="qualified">
-    <xsd:import namespace="http://schemas.microsoft.com/office/2006/documentManagement/types"/>
-    <xsd:import namespace="http://schemas.microsoft.com/office/infopath/2007/PartnerControls"/>
-    <xsd:element name="SharedWithUsers" ma:index="8" nillable="true" ma:displayName="Compartido con" ma:internalName="SharedWithUsers" ma:readOnly="true">
-      <xsd:complexType>
-        <xsd:complexContent>
-          <xsd:extension base="dms:UserMulti">
-            <xsd:sequence>
-              <xsd:element name="UserInfo" minOccurs="0" maxOccurs="unbounded">
-                <xsd:complexType>
-                  <xsd:sequence>
-                    <xsd:element name="DisplayName" type="xsd:string" minOccurs="0"/>
-                    <xsd:element name="AccountId" type="dms:UserId" minOccurs="0" nillable="true"/>
-                    <xsd:element name="AccountType" type="xsd:string" minOccurs="0"/>
-                  </xsd:sequence>
-                </xsd:complexType>
-              </xsd:element>
-            </xsd:sequence>
-          </xsd:extension>
-        </xsd:complexContent>
-      </xsd:complexType>
-    </xsd:element>
-    <xsd:element name="SharedWithDetails" ma:index="9" nillable="true" ma:displayName="Detalles de uso compartido" ma:internalName="SharedWithDetails" ma:readOnly="true">
-      <xsd:simpleType>
-        <xsd:restriction base="dms:Note">
-          <xsd:maxLength value="255"/>
-        </xsd:restriction>
-      </xsd:simpleType>
-    </xsd:element>
-    <xsd:element name="TaxCatchAll" ma:index="20" nillable="true" ma:displayName="Taxonomy Catch All Column" ma:hidden="true" ma:list="{a42ca037-5d13-4729-aeec-4237f141d2d6}" ma:internalName="TaxCatchAll" ma:showField="CatchAllData" ma:web="13c90a0b-73bc-4dc0-be5f-28d77b615beb">
-      <xsd:complexType>
-        <xsd:complexContent>
-          <xsd:extension base="dms:MultiChoiceLookup">
-            <xsd:sequence>
-              <xsd:element name="Value" type="dms:Lookup" maxOccurs="unbounded" minOccurs="0" nillable="true"/>
-            </xsd:sequence>
-          </xsd:extension>
-        </xsd:complexContent>
-      </xsd:complexType>
-    </xsd:element>
-  </xsd:schema>
-  <xsd:schema xmlns:xsd="http://www.w3.org/2001/XMLSchema" xmlns:xs="http://www.w3.org/2001/XMLSchema" xmlns:dms="http://schemas.microsoft.com/office/2006/documentManagement/types" xmlns:pc="http://schemas.microsoft.com/office/infopath/2007/PartnerControls" targetNamespace="13c93bba-48ce-428c-bfe5-88b42c19b028" elementFormDefault="qualified">
-    <xsd:import namespace="http://schemas.microsoft.com/office/2006/documentManagement/types"/>
-    <xsd:import namespace="http://schemas.microsoft.com/office/infopath/2007/PartnerControls"/>
-    <xsd:element name="MediaServiceMetadata" ma:index="10" nillable="true" ma:displayName="MediaServiceMetadata" ma:hidden="true" ma:internalName="MediaServiceMetadata" ma:readOnly="true">
-      <xsd:simpleType>
-        <xsd:restriction base="dms:Note"/>
-      </xsd:simpleType>
-    </xsd:element>
-    <xsd:element name="MediaServiceFastMetadata" ma:index="11" nillable="true" ma:displayName="MediaServiceFastMetadata" ma:hidden="true" ma:internalName="MediaServiceFastMetadata" ma:readOnly="true">
-      <xsd:simpleType>
-        <xsd:restriction base="dms:Note"/>
-      </xsd:simpleType>
-    </xsd:element>
-    <xsd:element name="MediaServiceSearchProperties" ma:index="12" nillable="true" ma:displayName="MediaServiceSearchProperties" ma:hidden="true" ma:internalName="MediaServiceSearchProperties" ma:readOnly="true">
-      <xsd:simpleType>
-        <xsd:restriction base="dms:Note"/>
-      </xsd:simpleType>
-    </xsd:element>
-    <xsd:element name="MediaServiceObjectDetectorVersions" ma:index="13" nillable="true" ma:displayName="MediaServiceObjectDetectorVersions" ma:hidden="true" ma:indexed="true" ma:internalName="MediaServiceObjectDetectorVersions" ma:readOnly="true">
-      <xsd:simpleType>
-        <xsd:restriction base="dms:Text"/>
-      </xsd:simpleType>
-    </xsd:element>
-    <xsd:element name="MediaServiceDateTaken" ma:index="14" nillable="true" ma:displayName="MediaServiceDateTaken" ma:hidden="true" ma:indexed="true" ma:internalName="MediaServiceDateTaken" ma:readOnly="true">
-      <xsd:simpleType>
-        <xsd:restriction base="dms:Text"/>
-      </xsd:simpleType>
-    </xsd:element>
-    <xsd:element name="MediaServiceGenerationTime" ma:index="15" nillable="true" ma:displayName="MediaServiceGenerationTime" ma:hidden="true" ma:internalName="MediaServiceGenerationTime" ma:readOnly="true">
-      <xsd:simpleType>
-        <xsd:restriction base="dms:Text"/>
-      </xsd:simpleType>
-    </xsd:element>
-    <xsd:element name="MediaServiceEventHashCode" ma:index="16" nillable="true" ma:displayName="MediaServiceEventHashCode" ma:hidden="true" ma:internalName="MediaServiceEventHashCode" ma:readOnly="true">
-      <xsd:simpleType>
-        <xsd:restriction base="dms:Text"/>
-      </xsd:simpleType>
-    </xsd:element>
-    <xsd:element name="MediaLengthInSeconds" ma:index="17" nillable="true" ma:displayName="MediaLengthInSeconds" ma:hidden="true" ma:internalName="MediaLengthInSeconds" ma:readOnly="true">
-      <xsd:simpleType>
-        <xsd:restriction base="dms:Unknown"/>
-      </xsd:simpleType>
-    </xsd:element>
-    <xsd:element name="lcf76f155ced4ddcb4097134ff3c332f" ma:index="19" nillable="true" ma:taxonomy="true" ma:internalName="lcf76f155ced4ddcb4097134ff3c332f" ma:taxonomyFieldName="MediaServiceImageTags" ma:displayName="Etiquetas de imagen" ma:readOnly="false" ma:fieldId="{5cf76f15-5ced-4ddc-b409-7134ff3c332f}" ma:taxonomyMulti="true" ma:sspId="d33c8c81-5745-4931-bcc4-c2aeafe86780" ma:termSetId="09814cd3-568e-fe90-9814-8d621ff8fb84" ma:anchorId="fba54fb3-c3e1-fe81-a776-ca4b69148c4d" ma:open="true" ma:isKeyword="false">
-      <xsd:complexType>
-        <xsd:sequence>
-          <xsd:element ref="pc:Terms" minOccurs="0" maxOccurs="1"/>
-        </xsd:sequence>
-      </xsd:complexType>
-    </xsd:element>
-    <xsd:element name="MediaServiceOCR" ma:index="21" nillable="true" ma:displayName="Extracted Text" ma:internalName="MediaServiceOCR" ma:readOnly="true">
-      <xsd:simpleType>
-        <xsd:restriction base="dms:Note">
-          <xsd:maxLength value="255"/>
-        </xsd:restriction>
-      </xsd:simpleType>
-    </xsd:element>
-    <xsd:element name="MediaServiceLocation" ma:index="22" nillable="true" ma:displayName="Location" ma:description="" ma:indexed="true" ma:internalName="MediaServiceLocation" ma:readOnly="true">
-      <xsd:simpleType>
-        <xsd:restriction base="dms:Text"/>
-      </xsd:simpleType>
-    </xsd:element>
-  </xsd:schema>
-  <xsd:schema xmlns="http://schemas.openxmlformats.org/package/2006/metadata/core-properties" xmlns:xsd="http://www.w3.org/2001/XMLSchema" xmlns:xsi="http://www.w3.org/2001/XMLSchema-instance" xmlns:dc="http://purl.org/dc/elements/1.1/" xmlns:dcterms="http://purl.org/dc/terms/" xmlns:odoc="http://schemas.microsoft.com/internal/obd" targetNamespace="http://schemas.openxmlformats.org/package/2006/metadata/core-properties" elementFormDefault="qualified" attributeFormDefault="unqualified" blockDefault="#all">
-    <xsd:import namespace="http://purl.org/dc/elements/1.1/" schemaLocation="http://dublincore.org/schemas/xmls/qdc/2003/04/02/dc.xsd"/>
-    <xsd:import namespace="http://purl.org/dc/terms/" schemaLocation="http://dublincore.org/schemas/xmls/qdc/2003/04/02/dcterms.xsd"/>
-    <xsd:element name="coreProperties" type="CT_coreProperties"/>
-    <xsd:complexType name="CT_coreProperties">
-      <xsd:all>
-        <xsd:element ref="dc:creator" minOccurs="0" maxOccurs="1"/>
-        <xsd:element ref="dcterms:created" minOccurs="0" maxOccurs="1"/>
-        <xsd:element ref="dc:identifier" minOccurs="0" maxOccurs="1"/>
-        <xsd:element name="contentType" minOccurs="0" maxOccurs="1" type="xsd:string" ma:index="0" ma:displayName="Tipo de contenido"/>
-        <xsd:element ref="dc:title" minOccurs="0" maxOccurs="1" ma:index="4" ma:displayName="Título"/>
-        <xsd:element ref="dc:subject" minOccurs="0" maxOccurs="1"/>
-        <xsd:element ref="dc:description" minOccurs="0" maxOccurs="1"/>
-        <xsd:element name="keywords" minOccurs="0" maxOccurs="1" type="xsd:string"/>
-        <xsd:element ref="dc:language" minOccurs="0" maxOccurs="1"/>
-        <xsd:element name="category" minOccurs="0" maxOccurs="1" type="xsd:string"/>
-        <xsd:element name="version" minOccurs="0" maxOccurs="1" type="xsd:string"/>
-        <xsd:element name="revision" minOccurs="0" maxOccurs="1" type="xsd:string">
-          <xsd:annotation>
-            <xsd:documentation>
-                        This value indicates the number of saves or revisions. The application is responsible for updating this value after each revision.
-                    </xsd:documentation>
-          </xsd:annotation>
-        </xsd:element>
-        <xsd:element name="lastModifiedBy" minOccurs="0" maxOccurs="1" type="xsd:string"/>
-        <xsd:element ref="dcterms:modified" minOccurs="0" maxOccurs="1"/>
-        <xsd:element name="contentStatus" minOccurs="0" maxOccurs="1" type="xsd:string"/>
-      </xsd:all>
-    </xsd:complexType>
-  </xsd:schema>
-  <xs:schema xmlns:pc="http://schemas.microsoft.com/office/infopath/2007/PartnerControls" xmlns:xs="http://www.w3.org/2001/XMLSchema" targetNamespace="http://schemas.microsoft.com/office/infopath/2007/PartnerControls" elementFormDefault="qualified" attributeFormDefault="unqualified">
-    <xs:element name="Person">
-      <xs:complexType>
-        <xs:sequence>
-          <xs:element ref="pc:DisplayName" minOccurs="0"/>
-          <xs:element ref="pc:AccountId" minOccurs="0"/>
-          <xs:element ref="pc:AccountType" minOccurs="0"/>
-        </xs:sequence>
-      </xs:complexType>
-    </xs:element>
-    <xs:element name="DisplayName" type="xs:string"/>
-    <xs:element name="AccountId" type="xs:string"/>
-    <xs:element name="AccountType" type="xs:string"/>
-    <xs:element name="BDCAssociatedEntity">
-      <xs:complexType>
-        <xs:sequence>
-          <xs:element ref="pc:BDCEntity" minOccurs="0" maxOccurs="unbounded"/>
-        </xs:sequence>
-        <xs:attribute ref="pc:EntityNamespace"/>
-        <xs:attribute ref="pc:EntityName"/>
-        <xs:attribute ref="pc:SystemInstanceName"/>
-        <xs:attribute ref="pc:AssociationName"/>
-      </xs:complexType>
-    </xs:element>
-    <xs:attribute name="EntityNamespace" type="xs:string"/>
-    <xs:attribute name="EntityName" type="xs:string"/>
-    <xs:attribute name="SystemInstanceName" type="xs:string"/>
-    <xs:attribute name="AssociationName" type="xs:string"/>
-    <xs:element name="BDCEntity">
-      <xs:complexType>
-        <xs:sequence>
-          <xs:element ref="pc:EntityDisplayName" minOccurs="0"/>
-          <xs:element ref="pc:EntityInstanceReference" minOccurs="0"/>
-          <xs:element ref="pc:EntityId1" minOccurs="0"/>
-          <xs:element ref="pc:EntityId2" minOccurs="0"/>
-          <xs:element ref="pc:EntityId3" minOccurs="0"/>
-          <xs:element ref="pc:EntityId4" minOccurs="0"/>
-          <xs:element ref="pc:EntityId5" minOccurs="0"/>
-        </xs:sequence>
-      </xs:complexType>
-    </xs:element>
-    <xs:element name="EntityDisplayName" type="xs:string"/>
-    <xs:element name="EntityInstanceReference" type="xs:string"/>
-    <xs:element name="EntityId1" type="xs:string"/>
-    <xs:element name="EntityId2" type="xs:string"/>
-    <xs:element name="EntityId3" type="xs:string"/>
-    <xs:element name="EntityId4" type="xs:string"/>
-    <xs:element name="EntityId5" type="xs:string"/>
-    <xs:element name="Terms">
-      <xs:complexType>
-        <xs:sequence>
-          <xs:element ref="pc:TermInfo" minOccurs="0" maxOccurs="unbounded"/>
-        </xs:sequence>
-      </xs:complexType>
-    </xs:element>
-    <xs:element name="TermInfo">
-      <xs:complexType>
-        <xs:sequence>
-          <xs:element ref="pc:TermName" minOccurs="0"/>
-          <xs:element ref="pc:TermId" minOccurs="0"/>
-        </xs:sequence>
-      </xs:complexType>
-    </xs:element>
-    <xs:element name="TermName" type="xs:string"/>
-    <xs:element name="TermId" type="xs:string"/>
-  </xs:schema>
-</ct:contentTypeSchema>
-</file>
-
-<file path=customXml/item4.xml><?xml version="1.0" encoding="utf-8"?>
-<?mso-contentType ?>
-<FormTemplates xmlns="http://schemas.microsoft.com/sharepoint/v3/contenttype/forms">
-  <Display>DocumentLibraryForm</Display>
-  <Edit>DocumentLibraryForm</Edit>
-  <New>DocumentLibraryForm</New>
-</FormTemplates>
-</file>
-
 <file path=customXml/itemProps1.xml><?xml version="1.0" encoding="utf-8"?>
 <ds:datastoreItem xmlns:ds="http://schemas.openxmlformats.org/officeDocument/2006/customXml" ds:itemID="{1145D752-ACC1-45E1-AB53-0C756F67FC7F}">
   <ds:schemaRefs>
@@ -19638,21 +20632,36 @@
 </file>
 
 <file path=customXml/itemProps2.xml><?xml version="1.0" encoding="utf-8"?>
+<ds:datastoreItem xmlns:ds="http://schemas.openxmlformats.org/officeDocument/2006/customXml" ds:itemID="{81CBDEC1-3B00-44ED-AD36-0268077980BA}">
+  <ds:schemaRefs>
+    <ds:schemaRef ds:uri="http://schemas.microsoft.com/sharepoint/v3/contenttype/forms"/>
+  </ds:schemaRefs>
+</ds:datastoreItem>
+</file>
+
+<file path=customXml/itemProps3.xml><?xml version="1.0" encoding="utf-8"?>
+<ds:datastoreItem xmlns:ds="http://schemas.openxmlformats.org/officeDocument/2006/customXml" ds:itemID="{996434B9-CC1E-4468-A086-AA07C2AF1350}">
+  <ds:schemaRefs>
+    <ds:schemaRef ds:uri="http://schemas.microsoft.com/office/2006/metadata/contentType"/>
+    <ds:schemaRef ds:uri="http://schemas.microsoft.com/office/2006/metadata/properties/metaAttributes"/>
+    <ds:schemaRef ds:uri="http://www.w3.org/2001/XMLSchema"/>
+    <ds:schemaRef ds:uri="http://schemas.microsoft.com/office/2006/metadata/properties"/>
+    <ds:schemaRef ds:uri="a70d3c18-0869-45a1-9f75-4b4b8f0f32be"/>
+    <ds:schemaRef ds:uri="adccf511-daff-4bcb-9072-914cedbf4c7e"/>
+    <ds:schemaRef ds:uri="http://schemas.microsoft.com/office/2006/documentManagement/types"/>
+    <ds:schemaRef ds:uri="http://schemas.microsoft.com/office/infopath/2007/PartnerControls"/>
+    <ds:schemaRef ds:uri="http://schemas.openxmlformats.org/package/2006/metadata/core-properties"/>
+    <ds:schemaRef ds:uri="http://purl.org/dc/elements/1.1/"/>
+    <ds:schemaRef ds:uri="http://purl.org/dc/terms/"/>
+    <ds:schemaRef ds:uri="http://schemas.microsoft.com/internal/obd"/>
+  </ds:schemaRefs>
+</ds:datastoreItem>
+</file>
+
+<file path=customXml/itemProps4.xml><?xml version="1.0" encoding="utf-8"?>
 <ds:datastoreItem xmlns:ds="http://schemas.openxmlformats.org/officeDocument/2006/customXml" ds:itemID="{84F3832F-79D0-40EC-924E-4EC5D33B7AFB}">
   <ds:schemaRefs>
     <ds:schemaRef ds:uri="http://schemas.openxmlformats.org/officeDocument/2006/bibliography"/>
   </ds:schemaRefs>
 </ds:datastoreItem>
-</file>
-
-<file path=customXml/itemProps3.xml><?xml version="1.0" encoding="utf-8"?>
-<ds:datastoreItem xmlns:ds="http://schemas.openxmlformats.org/officeDocument/2006/customXml" ds:itemID="{7E41BFCF-C06D-4768-B8A2-8E7F0D364BA6}"/>
-</file>
-
-<file path=customXml/itemProps4.xml><?xml version="1.0" encoding="utf-8"?>
-<ds:datastoreItem xmlns:ds="http://schemas.openxmlformats.org/officeDocument/2006/customXml" ds:itemID="{81CBDEC1-3B00-44ED-AD36-0268077980BA}">
-  <ds:schemaRefs>
-    <ds:schemaRef ds:uri="http://schemas.microsoft.com/sharepoint/v3/contenttype/forms"/>
-  </ds:schemaRefs>
-</ds:datastoreItem>
 </file>